--- a/Layouts/Sub Grant Agreement.docx
+++ b/Layouts/Sub Grant Agreement.docx
@@ -1,6 +1,6 @@
 
 <file path=word/document.xml><?xml version="1.0" encoding="utf-8"?>
-<w:document xmlns:wpc="http://schemas.microsoft.com/office/word/2010/wordprocessingCanvas" xmlns:cx="http://schemas.microsoft.com/office/drawing/2014/chartex" xmlns:cx1="http://schemas.microsoft.com/office/drawing/2015/9/8/chartex" xmlns:cx2="http://schemas.microsoft.com/office/drawing/2015/10/21/chartex" xmlns:cx3="http://schemas.microsoft.com/office/drawing/2016/5/9/chartex" xmlns:cx4="http://schemas.microsoft.com/office/drawing/2016/5/10/chartex" xmlns:cx5="http://schemas.microsoft.com/office/drawing/2016/5/11/chartex" xmlns:cx6="http://schemas.microsoft.com/office/drawing/2016/5/12/chartex" xmlns:cx7="http://schemas.microsoft.com/office/drawing/2016/5/13/chartex" xmlns:cx8="http://schemas.microsoft.com/office/drawing/2016/5/14/chartex" xmlns:mc="http://schemas.openxmlformats.org/markup-compatibility/2006" xmlns:aink="http://schemas.microsoft.com/office/drawing/2016/ink" xmlns:am3d="http://schemas.microsoft.com/office/drawing/2017/model3d" xmlns:o="urn:schemas-microsoft-com:office:office" xmlns:oel="http://schemas.microsoft.com/office/2019/extlst" xmlns:r="http://schemas.openxmlformats.org/officeDocument/2006/relationships" xmlns:m="http://schemas.openxmlformats.org/officeDocument/2006/math" xmlns:v="urn:schemas-microsoft-com:vml" xmlns:wp14="http://schemas.microsoft.com/office/word/2010/wordprocessingDrawing" xmlns:wp="http://schemas.openxmlformats.org/drawingml/2006/wordprocessingDrawing" xmlns:w10="urn:schemas-microsoft-com:office:word" xmlns:w="http://schemas.openxmlformats.org/wordprocessingml/2006/main" xmlns:w14="http://schemas.microsoft.com/office/word/2010/wordml" xmlns:w15="http://schemas.microsoft.com/office/word/2012/wordml" xmlns:w16cex="http://schemas.microsoft.com/office/word/2018/wordml/cex" xmlns:w16cid="http://schemas.microsoft.com/office/word/2016/wordml/cid" xmlns:w16="http://schemas.microsoft.com/office/word/2018/wordml" xmlns:w16sdtdh="http://schemas.microsoft.com/office/word/2020/wordml/sdtdatahash" xmlns:w16se="http://schemas.microsoft.com/office/word/2015/wordml/symex" xmlns:wpg="http://schemas.microsoft.com/office/word/2010/wordprocessingGroup" xmlns:wpi="http://schemas.microsoft.com/office/word/2010/wordprocessingInk" xmlns:wne="http://schemas.microsoft.com/office/word/2006/wordml" xmlns:wps="http://schemas.microsoft.com/office/word/2010/wordprocessingShape" mc:Ignorable="w14 w15 w16se w16cid w16 w16cex w16sdtdh wp14">
+<w:document xmlns:wpc="http://schemas.microsoft.com/office/word/2010/wordprocessingCanvas" xmlns:cx="http://schemas.microsoft.com/office/drawing/2014/chartex" xmlns:cx1="http://schemas.microsoft.com/office/drawing/2015/9/8/chartex" xmlns:cx2="http://schemas.microsoft.com/office/drawing/2015/10/21/chartex" xmlns:cx3="http://schemas.microsoft.com/office/drawing/2016/5/9/chartex" xmlns:cx4="http://schemas.microsoft.com/office/drawing/2016/5/10/chartex" xmlns:cx5="http://schemas.microsoft.com/office/drawing/2016/5/11/chartex" xmlns:cx6="http://schemas.microsoft.com/office/drawing/2016/5/12/chartex" xmlns:cx7="http://schemas.microsoft.com/office/drawing/2016/5/13/chartex" xmlns:cx8="http://schemas.microsoft.com/office/drawing/2016/5/14/chartex" xmlns:mc="http://schemas.openxmlformats.org/markup-compatibility/2006" xmlns:aink="http://schemas.microsoft.com/office/drawing/2016/ink" xmlns:am3d="http://schemas.microsoft.com/office/drawing/2017/model3d" xmlns:o="urn:schemas-microsoft-com:office:office" xmlns:oel="http://schemas.microsoft.com/office/2019/extlst" xmlns:r="http://schemas.openxmlformats.org/officeDocument/2006/relationships" xmlns:m="http://schemas.openxmlformats.org/officeDocument/2006/math" xmlns:v="urn:schemas-microsoft-com:vml" xmlns:wp14="http://schemas.microsoft.com/office/word/2010/wordprocessingDrawing" xmlns:wp="http://schemas.openxmlformats.org/drawingml/2006/wordprocessingDrawing" xmlns:w10="urn:schemas-microsoft-com:office:word" xmlns:w="http://schemas.openxmlformats.org/wordprocessingml/2006/main" xmlns:w14="http://schemas.microsoft.com/office/word/2010/wordml" xmlns:w15="http://schemas.microsoft.com/office/word/2012/wordml" xmlns:w16cex="http://schemas.microsoft.com/office/word/2018/wordml/cex" xmlns:w16cid="http://schemas.microsoft.com/office/word/2016/wordml/cid" xmlns:w16="http://schemas.microsoft.com/office/word/2018/wordml" xmlns:w16du="http://schemas.microsoft.com/office/word/2023/wordml/word16du" xmlns:w16sdtdh="http://schemas.microsoft.com/office/word/2020/wordml/sdtdatahash" xmlns:w16sdtfl="http://schemas.microsoft.com/office/word/2024/wordml/sdtformatlock" xmlns:w16se="http://schemas.microsoft.com/office/word/2015/wordml/symex" xmlns:wpg="http://schemas.microsoft.com/office/word/2010/wordprocessingGroup" xmlns:wpi="http://schemas.microsoft.com/office/word/2010/wordprocessingInk" xmlns:wne="http://schemas.microsoft.com/office/word/2006/wordml" xmlns:wps="http://schemas.microsoft.com/office/word/2010/wordprocessingShape" mc:Ignorable="w14 w15 w16se w16cid w16 w16cex w16sdtdh w16sdtfl w16du wp14">
   <w:body>
     <w:p>
       <w:pPr>
@@ -87,10 +87,9 @@
           <w:placeholder>
             <w:docPart w:val="DefaultPlaceholder_-1854013440"/>
           </w:placeholder>
-          <w15:dataBinding w:prefixMappings="xmlns:ns0='urn:microsoft-dynamics-nav/reports/Sub_Grant_Agreement/50005/' " w:xpath="/ns0:NavWordReportXmlPart[1]/ns0:SubAward[1]/ns0:SubAwardeeName[1]" w:storeItemID="{E257015E-7142-4B49-BC0D-397BB314F81E}" w16sdtdh:storeItemChecksum="bkrgKw=="/>
+          <w15:dataBinding w:prefixMappings="xmlns:ns0='urn:microsoft-dynamics-nav/reports/Sub_Grant_Agreement/50005/' " w:xpath="/ns0:NavWordReportXmlPart[1]/ns0:SubAward[1]/ns0:SubAwardeeName[1]" w:storeItemID="{E257015E-7142-4B49-BC0D-397BB314F81E}" w16sdtdh:storeItemChecksum="xpPtvw=="/>
         </w:sdtPr>
         <w:sdtContent>
-          <w:proofErr w:type="spellStart"/>
           <w:r>
             <w:rPr>
               <w:rFonts w:ascii="Lato" w:hAnsi="Lato"/>
@@ -101,7 +100,6 @@
             </w:rPr>
             <w:t>SubAwardeeName</w:t>
           </w:r>
-          <w:proofErr w:type="spellEnd"/>
         </w:sdtContent>
       </w:sdt>
     </w:p>
@@ -139,7 +137,7 @@
           <w:placeholder>
             <w:docPart w:val="DefaultPlaceholder_-1854013440"/>
           </w:placeholder>
-          <w15:dataBinding w:prefixMappings="xmlns:ns0='urn:microsoft-dynamics-nav/reports/Sub_Grant_Agreement/50005/' " w:xpath="/ns0:NavWordReportXmlPart[1]/ns0:SubAward[1]/ns0:Location[1]" w:storeItemID="{E257015E-7142-4B49-BC0D-397BB314F81E}" w16sdtdh:storeItemChecksum="bkrgKw=="/>
+          <w15:dataBinding w:prefixMappings="xmlns:ns0='urn:microsoft-dynamics-nav/reports/Sub_Grant_Agreement/50005/' " w:xpath="/ns0:NavWordReportXmlPart[1]/ns0:SubAward[1]/ns0:Location[1]" w:storeItemID="{E257015E-7142-4B49-BC0D-397BB314F81E}" w16sdtdh:storeItemChecksum="xpPtvw=="/>
         </w:sdtPr>
         <w:sdtContent>
           <w:r>
@@ -189,10 +187,9 @@
           <w:placeholder>
             <w:docPart w:val="DefaultPlaceholder_-1854013440"/>
           </w:placeholder>
-          <w15:dataBinding w:prefixMappings="xmlns:ns0='urn:microsoft-dynamics-nav/reports/Sub_Grant_Agreement/50005/' " w:xpath="/ns0:NavWordReportXmlPart[1]/ns0:SubAward[1]/ns0:Project_Title[1]" w:storeItemID="{E257015E-7142-4B49-BC0D-397BB314F81E}" w16sdtdh:storeItemChecksum="bkrgKw=="/>
+          <w15:dataBinding w:prefixMappings="xmlns:ns0='urn:microsoft-dynamics-nav/reports/Sub_Grant_Agreement/50005/' " w:xpath="/ns0:NavWordReportXmlPart[1]/ns0:SubAward[1]/ns0:Project_Title[1]" w:storeItemID="{E257015E-7142-4B49-BC0D-397BB314F81E}" w16sdtdh:storeItemChecksum="xpPtvw=="/>
         </w:sdtPr>
         <w:sdtContent>
-          <w:proofErr w:type="spellStart"/>
           <w:r>
             <w:rPr>
               <w:rFonts w:ascii="Lato" w:hAnsi="Lato"/>
@@ -203,7 +200,6 @@
             </w:rPr>
             <w:t>Project_Title</w:t>
           </w:r>
-          <w:proofErr w:type="spellEnd"/>
         </w:sdtContent>
       </w:sdt>
     </w:p>
@@ -251,7 +247,7 @@
           <w:placeholder>
             <w:docPart w:val="DefaultPlaceholder_-1854013440"/>
           </w:placeholder>
-          <w15:dataBinding w:prefixMappings="xmlns:ns0='urn:microsoft-dynamics-nav/reports/Sub_Grant_Agreement/50005/' " w:xpath="/ns0:NavWordReportXmlPart[1]/ns0:SubAward[1]/ns0:Donor[1]" w:storeItemID="{E257015E-7142-4B49-BC0D-397BB314F81E}" w16sdtdh:storeItemChecksum="bkrgKw=="/>
+          <w15:dataBinding w:prefixMappings="xmlns:ns0='urn:microsoft-dynamics-nav/reports/Sub_Grant_Agreement/50005/' " w:xpath="/ns0:NavWordReportXmlPart[1]/ns0:SubAward[1]/ns0:Donor[1]" w:storeItemID="{E257015E-7142-4B49-BC0D-397BB314F81E}" w16sdtdh:storeItemChecksum="xpPtvw=="/>
         </w:sdtPr>
         <w:sdtContent>
           <w:r>
@@ -301,7 +297,7 @@
           <w:placeholder>
             <w:docPart w:val="DefaultPlaceholder_-1854013440"/>
           </w:placeholder>
-          <w15:dataBinding w:prefixMappings="xmlns:ns0='urn:microsoft-dynamics-nav/reports/Sub_Grant_Agreement/50005/' " w:xpath="/ns0:NavWordReportXmlPart[1]/ns0:SubAward[1]/ns0:No[1]" w:storeItemID="{E257015E-7142-4B49-BC0D-397BB314F81E}" w16sdtdh:storeItemChecksum="bkrgKw=="/>
+          <w15:dataBinding w:prefixMappings="xmlns:ns0='urn:microsoft-dynamics-nav/reports/Sub_Grant_Agreement/50005/' " w:xpath="/ns0:NavWordReportXmlPart[1]/ns0:SubAward[1]/ns0:No[1]" w:storeItemID="{E257015E-7142-4B49-BC0D-397BB314F81E}" w16sdtdh:storeItemChecksum="xpPtvw=="/>
         </w:sdtPr>
         <w:sdtContent>
           <w:r>
@@ -351,7 +347,7 @@
           <w:placeholder>
             <w:docPart w:val="DefaultPlaceholder_-1854013440"/>
           </w:placeholder>
-          <w15:dataBinding w:prefixMappings="xmlns:ns0='urn:microsoft-dynamics-nav/reports/Sub_Grant_Agreement/50005/' " w:xpath="/ns0:NavWordReportXmlPart[1]/ns0:SubAward[1]/ns0:Purpose[1]" w:storeItemID="{E257015E-7142-4B49-BC0D-397BB314F81E}" w16sdtdh:storeItemChecksum="bkrgKw=="/>
+          <w15:dataBinding w:prefixMappings="xmlns:ns0='urn:microsoft-dynamics-nav/reports/Sub_Grant_Agreement/50005/' " w:xpath="/ns0:NavWordReportXmlPart[1]/ns0:SubAward[1]/ns0:Purpose[1]" w:storeItemID="{E257015E-7142-4B49-BC0D-397BB314F81E}" w16sdtdh:storeItemChecksum="xpPtvw=="/>
         </w:sdtPr>
         <w:sdtEndPr>
           <w:rPr>
@@ -417,10 +413,9 @@
           <w:placeholder>
             <w:docPart w:val="DefaultPlaceholder_-1854013440"/>
           </w:placeholder>
-          <w15:dataBinding w:prefixMappings="xmlns:ns0='urn:microsoft-dynamics-nav/reports/Sub_Grant_Agreement/50005/' " w:xpath="/ns0:NavWordReportXmlPart[1]/ns0:SubAward[1]/ns0:CurrencyCode[1]" w:storeItemID="{E257015E-7142-4B49-BC0D-397BB314F81E}" w16sdtdh:storeItemChecksum="bkrgKw=="/>
+          <w15:dataBinding w:prefixMappings="xmlns:ns0='urn:microsoft-dynamics-nav/reports/Sub_Grant_Agreement/50005/' " w:xpath="/ns0:NavWordReportXmlPart[1]/ns0:SubAward[1]/ns0:CurrencyCode[1]" w:storeItemID="{E257015E-7142-4B49-BC0D-397BB314F81E}" w16sdtdh:storeItemChecksum="xpPtvw=="/>
         </w:sdtPr>
         <w:sdtContent>
-          <w:proofErr w:type="spellStart"/>
           <w:r>
             <w:rPr>
               <w:rFonts w:ascii="Lato" w:hAnsi="Lato"/>
@@ -431,7 +426,6 @@
             </w:rPr>
             <w:t>CurrencyCode</w:t>
           </w:r>
-          <w:proofErr w:type="spellEnd"/>
         </w:sdtContent>
       </w:sdt>
       <w:r>
@@ -457,10 +451,9 @@
           <w:placeholder>
             <w:docPart w:val="DefaultPlaceholder_-1854013440"/>
           </w:placeholder>
-          <w15:dataBinding w:prefixMappings="xmlns:ns0='urn:microsoft-dynamics-nav/reports/Sub_Grant_Agreement/50005/' " w:xpath="/ns0:NavWordReportXmlPart[1]/ns0:SubAward[1]/ns0:ApprovedAmount[1]" w:storeItemID="{E257015E-7142-4B49-BC0D-397BB314F81E}" w16sdtdh:storeItemChecksum="bkrgKw=="/>
+          <w15:dataBinding w:prefixMappings="xmlns:ns0='urn:microsoft-dynamics-nav/reports/Sub_Grant_Agreement/50005/' " w:xpath="/ns0:NavWordReportXmlPart[1]/ns0:SubAward[1]/ns0:ApprovedAmount[1]" w:storeItemID="{E257015E-7142-4B49-BC0D-397BB314F81E}" w16sdtdh:storeItemChecksum="xpPtvw=="/>
         </w:sdtPr>
         <w:sdtContent>
-          <w:proofErr w:type="spellStart"/>
           <w:r>
             <w:rPr>
               <w:rFonts w:ascii="Lato" w:hAnsi="Lato"/>
@@ -471,7 +464,6 @@
             </w:rPr>
             <w:t>ApprovedAmount</w:t>
           </w:r>
-          <w:proofErr w:type="spellEnd"/>
         </w:sdtContent>
       </w:sdt>
     </w:p>
@@ -519,10 +511,9 @@
           <w:placeholder>
             <w:docPart w:val="DefaultPlaceholder_-1854013440"/>
           </w:placeholder>
-          <w15:dataBinding w:prefixMappings="xmlns:ns0='urn:microsoft-dynamics-nav/reports/Sub_Grant_Agreement/50005/' " w:xpath="/ns0:NavWordReportXmlPart[1]/ns0:SubAward[1]/ns0:PFCNo[1]" w:storeItemID="{E257015E-7142-4B49-BC0D-397BB314F81E}" w16sdtdh:storeItemChecksum="bkrgKw=="/>
+          <w15:dataBinding w:prefixMappings="xmlns:ns0='urn:microsoft-dynamics-nav/reports/Sub_Grant_Agreement/50005/' " w:xpath="/ns0:NavWordReportXmlPart[1]/ns0:SubAward[1]/ns0:PFCNo[1]" w:storeItemID="{E257015E-7142-4B49-BC0D-397BB314F81E}" w16sdtdh:storeItemChecksum="xpPtvw=="/>
         </w:sdtPr>
         <w:sdtContent>
-          <w:proofErr w:type="spellStart"/>
           <w:r>
             <w:rPr>
               <w:rFonts w:ascii="Lato" w:hAnsi="Lato"/>
@@ -533,7 +524,6 @@
             </w:rPr>
             <w:t>PFCNo</w:t>
           </w:r>
-          <w:proofErr w:type="spellEnd"/>
         </w:sdtContent>
       </w:sdt>
     </w:p>
@@ -571,10 +561,9 @@
           <w:placeholder>
             <w:docPart w:val="DefaultPlaceholder_-1854013440"/>
           </w:placeholder>
-          <w15:dataBinding w:prefixMappings="xmlns:ns0='urn:microsoft-dynamics-nav/reports/Sub_Grant_Agreement/50005/' " w:xpath="/ns0:NavWordReportXmlPart[1]/ns0:SubAward[1]/ns0:SubawardStartDate[1]" w:storeItemID="{E257015E-7142-4B49-BC0D-397BB314F81E}" w16sdtdh:storeItemChecksum="bkrgKw=="/>
+          <w15:dataBinding w:prefixMappings="xmlns:ns0='urn:microsoft-dynamics-nav/reports/Sub_Grant_Agreement/50005/' " w:xpath="/ns0:NavWordReportXmlPart[1]/ns0:SubAward[1]/ns0:SubawardStartDate[1]" w:storeItemID="{E257015E-7142-4B49-BC0D-397BB314F81E}" w16sdtdh:storeItemChecksum="xpPtvw=="/>
         </w:sdtPr>
         <w:sdtContent>
-          <w:proofErr w:type="spellStart"/>
           <w:r>
             <w:rPr>
               <w:rFonts w:ascii="Lato" w:hAnsi="Lato"/>
@@ -585,7 +574,6 @@
             </w:rPr>
             <w:t>SubawardStartDate</w:t>
           </w:r>
-          <w:proofErr w:type="spellEnd"/>
         </w:sdtContent>
       </w:sdt>
       <w:r>
@@ -611,10 +599,9 @@
           <w:placeholder>
             <w:docPart w:val="DefaultPlaceholder_-1854013440"/>
           </w:placeholder>
-          <w15:dataBinding w:prefixMappings="xmlns:ns0='urn:microsoft-dynamics-nav/reports/Sub_Grant_Agreement/50005/' " w:xpath="/ns0:NavWordReportXmlPart[1]/ns0:SubAward[1]/ns0:SubawardEndDate[1]" w:storeItemID="{E257015E-7142-4B49-BC0D-397BB314F81E}" w16sdtdh:storeItemChecksum="bkrgKw=="/>
+          <w15:dataBinding w:prefixMappings="xmlns:ns0='urn:microsoft-dynamics-nav/reports/Sub_Grant_Agreement/50005/' " w:xpath="/ns0:NavWordReportXmlPart[1]/ns0:SubAward[1]/ns0:SubawardEndDate[1]" w:storeItemID="{E257015E-7142-4B49-BC0D-397BB314F81E}" w16sdtdh:storeItemChecksum="xpPtvw=="/>
         </w:sdtPr>
         <w:sdtContent>
-          <w:proofErr w:type="spellStart"/>
           <w:r>
             <w:rPr>
               <w:rFonts w:ascii="Lato" w:hAnsi="Lato"/>
@@ -625,7 +612,6 @@
             </w:rPr>
             <w:t>SubawardEndDate</w:t>
           </w:r>
-          <w:proofErr w:type="spellEnd"/>
         </w:sdtContent>
       </w:sdt>
     </w:p>
@@ -730,10 +716,9 @@
           <w:placeholder>
             <w:docPart w:val="DefaultPlaceholder_-1854013440"/>
           </w:placeholder>
-          <w15:dataBinding w:prefixMappings="xmlns:ns0='urn:microsoft-dynamics-nav/reports/Sub_Grant_Agreement/50005/' " w:xpath="/ns0:NavWordReportXmlPart[1]/ns0:SubAward[1]/ns0:SubAwardeeName[1]" w:storeItemID="{E257015E-7142-4B49-BC0D-397BB314F81E}" w16sdtdh:storeItemChecksum="bkrgKw=="/>
+          <w15:dataBinding w:prefixMappings="xmlns:ns0='urn:microsoft-dynamics-nav/reports/Sub_Grant_Agreement/50005/' " w:xpath="/ns0:NavWordReportXmlPart[1]/ns0:SubAward[1]/ns0:SubAwardeeName[1]" w:storeItemID="{E257015E-7142-4B49-BC0D-397BB314F81E}" w16sdtdh:storeItemChecksum="xpPtvw=="/>
         </w:sdtPr>
         <w:sdtContent>
-          <w:proofErr w:type="spellStart"/>
           <w:r>
             <w:rPr>
               <w:rFonts w:ascii="Lato" w:hAnsi="Lato"/>
@@ -743,7 +728,6 @@
             </w:rPr>
             <w:t>SubAwardeeName</w:t>
           </w:r>
-          <w:proofErr w:type="spellEnd"/>
         </w:sdtContent>
       </w:sdt>
       <w:r>
@@ -775,19 +759,18 @@
           <w:placeholder>
             <w:docPart w:val="DefaultPlaceholder_-1854013440"/>
           </w:placeholder>
-          <w15:dataBinding w:prefixMappings="xmlns:ns0='urn:microsoft-dynamics-nav/reports/Sub_Grant_Agreement/50005/' " w:xpath="/ns0:NavWordReportXmlPart[1]/ns0:SubAward[1]/ns0:PhysicalAddress[1]" w:storeItemID="{E257015E-7142-4B49-BC0D-397BB314F81E}" w16sdtdh:storeItemChecksum="bkrgKw=="/>
+          <w15:dataBinding w:prefixMappings="xmlns:ns0='urn:microsoft-dynamics-nav/reports/Sub_Grant_Agreement/50005/' " w:xpath="/ns0:NavWordReportXmlPart[1]/ns0:SubAward[1]/ns0:PhysicalAddress[1]" w:storeItemID="{E257015E-7142-4B49-BC0D-397BB314F81E}" w16sdtdh:storeItemChecksum="xpPtvw=="/>
         </w:sdtPr>
         <w:sdtContent>
-          <w:proofErr w:type="spellStart"/>
           <w:r>
             <w:rPr>
               <w:rFonts w:ascii="Lato" w:hAnsi="Lato"/>
               <w:sz w:val="20"/>
               <w:szCs w:val="20"/>
+              <w:highlight w:val="yellow"/>
             </w:rPr>
             <w:t>PhysicalAddress</w:t>
           </w:r>
-          <w:proofErr w:type="spellEnd"/>
         </w:sdtContent>
       </w:sdt>
       <w:r>
@@ -870,25 +853,14 @@
         </w:rPr>
       </w:pPr>
       <w:bookmarkStart w:name="_Hlk51253107" w:id="1"/>
-      <w:proofErr w:type="gramStart"/>
-      <w:r>
-        <w:rPr>
-          <w:rFonts w:ascii="Lato" w:hAnsi="Lato"/>
-          <w:iCs/>
-          <w:sz w:val="20"/>
-          <w:szCs w:val="20"/>
-        </w:rPr>
-        <w:t>WHEREAS,</w:t>
-      </w:r>
-      <w:proofErr w:type="gramEnd"/>
-      <w:r>
-        <w:rPr>
-          <w:rFonts w:ascii="Lato" w:hAnsi="Lato"/>
-          <w:iCs/>
-          <w:sz w:val="20"/>
-          <w:szCs w:val="20"/>
-        </w:rPr>
-        <w:t xml:space="preserve"> APHF’s mission is to forge partnerships and mobilize resources to support critical health initiatives across the continent on behalf of Africa CDC. </w:t>
+      <w:r>
+        <w:rPr>
+          <w:rFonts w:ascii="Lato" w:hAnsi="Lato"/>
+          <w:iCs/>
+          <w:sz w:val="20"/>
+          <w:szCs w:val="20"/>
+        </w:rPr>
+        <w:t xml:space="preserve">WHEREAS, APHF’s mission is to forge partnerships and mobilize resources to support critical health initiatives across the continent on behalf of Africa CDC. </w:t>
       </w:r>
     </w:p>
     <w:p>
@@ -923,10 +895,9 @@
           <w:placeholder>
             <w:docPart w:val="DefaultPlaceholder_-1854013440"/>
           </w:placeholder>
-          <w15:dataBinding w:prefixMappings="xmlns:ns0='urn:microsoft-dynamics-nav/reports/Sub_Grant_Agreement/50005/' " w:xpath="/ns0:NavWordReportXmlPart[1]/ns0:SubAward[1]/ns0:Project_Title[1]" w:storeItemID="{E257015E-7142-4B49-BC0D-397BB314F81E}" w16sdtdh:storeItemChecksum="bkrgKw=="/>
+          <w15:dataBinding w:prefixMappings="xmlns:ns0='urn:microsoft-dynamics-nav/reports/Sub_Grant_Agreement/50005/' " w:xpath="/ns0:NavWordReportXmlPart[1]/ns0:SubAward[1]/ns0:Project_Title[1]" w:storeItemID="{E257015E-7142-4B49-BC0D-397BB314F81E}" w16sdtdh:storeItemChecksum="xpPtvw=="/>
         </w:sdtPr>
         <w:sdtContent>
-          <w:proofErr w:type="spellStart"/>
           <w:r>
             <w:rPr>
               <w:rFonts w:ascii="Lato" w:hAnsi="Lato"/>
@@ -937,7 +908,6 @@
             </w:rPr>
             <w:t>Project_Title</w:t>
           </w:r>
-          <w:proofErr w:type="spellEnd"/>
         </w:sdtContent>
       </w:sdt>
       <w:r>
@@ -983,7 +953,7 @@
           <w:placeholder>
             <w:docPart w:val="DefaultPlaceholder_-1854013440"/>
           </w:placeholder>
-          <w15:dataBinding w:prefixMappings="xmlns:ns0='urn:microsoft-dynamics-nav/reports/Sub_Grant_Agreement/50005/' " w:xpath="/ns0:NavWordReportXmlPart[1]/ns0:SubAward[1]/ns0:Location[1]" w:storeItemID="{E257015E-7142-4B49-BC0D-397BB314F81E}" w16sdtdh:storeItemChecksum="bkrgKw=="/>
+          <w15:dataBinding w:prefixMappings="xmlns:ns0='urn:microsoft-dynamics-nav/reports/Sub_Grant_Agreement/50005/' " w:xpath="/ns0:NavWordReportXmlPart[1]/ns0:SubAward[1]/ns0:Location[1]" w:storeItemID="{E257015E-7142-4B49-BC0D-397BB314F81E}" w16sdtdh:storeItemChecksum="xpPtvw=="/>
         </w:sdtPr>
         <w:sdtContent>
           <w:r>
@@ -1056,25 +1026,14 @@
           <w:szCs w:val="20"/>
         </w:rPr>
       </w:pPr>
-      <w:proofErr w:type="gramStart"/>
-      <w:r>
-        <w:rPr>
-          <w:rFonts w:ascii="Lato" w:hAnsi="Lato"/>
-          <w:iCs/>
-          <w:sz w:val="20"/>
-          <w:szCs w:val="20"/>
-        </w:rPr>
-        <w:t>WHEREAS,</w:t>
-      </w:r>
-      <w:proofErr w:type="gramEnd"/>
-      <w:r>
-        <w:rPr>
-          <w:rFonts w:ascii="Lato" w:hAnsi="Lato"/>
-          <w:iCs/>
-          <w:sz w:val="20"/>
-          <w:szCs w:val="20"/>
-        </w:rPr>
-        <w:t xml:space="preserve"> APHF intends to make a sub-grant (the “Sub-</w:t>
+      <w:r>
+        <w:rPr>
+          <w:rFonts w:ascii="Lato" w:hAnsi="Lato"/>
+          <w:iCs/>
+          <w:sz w:val="20"/>
+          <w:szCs w:val="20"/>
+        </w:rPr>
+        <w:t>WHEREAS, APHF intends to make a sub-grant (the “Sub-</w:t>
       </w:r>
       <w:r>
         <w:rPr>
@@ -1192,7 +1151,17 @@
           <w:sz w:val="20"/>
           <w:szCs w:val="20"/>
         </w:rPr>
-        <w:t>”) set forth in the Implementation plan attached as Exhibit B hereto, as the same may be updated or otherwise amended from time to time (the “</w:t>
+        <w:t xml:space="preserve">”) set forth in the Implementation plan attached as Exhibit B hereto, as the same may be updated or </w:t>
+      </w:r>
+      <w:r>
+        <w:rPr>
+          <w:rFonts w:ascii="Lato" w:hAnsi="Lato"/>
+          <w:iCs/>
+          <w:sz w:val="20"/>
+          <w:szCs w:val="20"/>
+        </w:rPr>
+        <w:lastRenderedPageBreak/>
+        <w:t>otherwise amended from time to time (the “</w:t>
       </w:r>
       <w:r>
         <w:rPr>
@@ -1254,7 +1223,6 @@
           <w:sz w:val="20"/>
           <w:szCs w:val="20"/>
         </w:rPr>
-        <w:lastRenderedPageBreak/>
         <w:t>Sub-grant</w:t>
       </w:r>
       <w:r>
@@ -1769,25 +1737,7 @@
           <w:sz w:val="20"/>
           <w:szCs w:val="20"/>
         </w:rPr>
-        <w:t xml:space="preserve">” and shall be subject to this </w:t>
-      </w:r>
-      <w:proofErr w:type="gramStart"/>
-      <w:r>
-        <w:rPr>
-          <w:rFonts w:ascii="Lato" w:hAnsi="Lato"/>
-          <w:sz w:val="20"/>
-          <w:szCs w:val="20"/>
-        </w:rPr>
-        <w:t>Agreement, and</w:t>
-      </w:r>
-      <w:proofErr w:type="gramEnd"/>
-      <w:r>
-        <w:rPr>
-          <w:rFonts w:ascii="Lato" w:hAnsi="Lato"/>
-          <w:sz w:val="20"/>
-          <w:szCs w:val="20"/>
-        </w:rPr>
-        <w:t xml:space="preserve"> shall be made in United State dollars </w:t>
+        <w:t xml:space="preserve">” and shall be subject to this Agreement, and shall be made in United State dollars </w:t>
       </w:r>
       <w:r>
         <w:rPr>
@@ -1805,25 +1755,7 @@
           <w:sz w:val="20"/>
           <w:szCs w:val="20"/>
         </w:rPr>
-        <w:t xml:space="preserve">to the account designated by Implementing Partner unless otherwise agreed in writing by the Parties.  Implementing Partner shall maintain responsibility for </w:t>
-      </w:r>
-      <w:proofErr w:type="gramStart"/>
-      <w:r>
-        <w:rPr>
-          <w:rFonts w:ascii="Lato" w:hAnsi="Lato"/>
-          <w:sz w:val="20"/>
-          <w:szCs w:val="20"/>
-        </w:rPr>
-        <w:t>any and all</w:t>
-      </w:r>
-      <w:proofErr w:type="gramEnd"/>
-      <w:r>
-        <w:rPr>
-          <w:rFonts w:ascii="Lato" w:hAnsi="Lato"/>
-          <w:sz w:val="20"/>
-          <w:szCs w:val="20"/>
-        </w:rPr>
-        <w:t xml:space="preserve"> taxes.  The representations, warranties, covenants and other agreements made in this Agreement shall be deemed to be repeated on the date of any payment of Sub-grant Funds by reference to the facts and circumstances then existing.</w:t>
+        <w:t>to the account designated by Implementing Partner unless otherwise agreed in writing by the Parties.  Implementing Partner shall maintain responsibility for any and all taxes.  The representations, warranties, covenants and other agreements made in this Agreement shall be deemed to be repeated on the date of any payment of Sub-grant Funds by reference to the facts and circumstances then existing.</w:t>
       </w:r>
     </w:p>
     <w:p>
@@ -1919,20 +1851,8 @@
           <w:sz w:val="20"/>
           <w:szCs w:val="20"/>
         </w:rPr>
-        <w:t xml:space="preserve"> not request nor receive payment hereunder except for the Services performed by it on or after the Effective </w:t>
-      </w:r>
-      <w:proofErr w:type="gramStart"/>
-      <w:r>
-        <w:rPr>
-          <w:rFonts w:ascii="Lato" w:hAnsi="Lato"/>
-          <w:bCs/>
-          <w:iCs/>
-          <w:sz w:val="20"/>
-          <w:szCs w:val="20"/>
-        </w:rPr>
-        <w:t>Date;</w:t>
-      </w:r>
-      <w:proofErr w:type="gramEnd"/>
+        <w:t xml:space="preserve"> not request nor receive payment hereunder except for the Services performed by it on or after the Effective Date;</w:t>
+      </w:r>
     </w:p>
     <w:p>
       <w:pPr>
@@ -1958,20 +1878,8 @@
           <w:sz w:val="20"/>
           <w:szCs w:val="20"/>
         </w:rPr>
-        <w:t xml:space="preserve">use the Sub-grant Funds and shall ensure that any of its subcontractors use the Sub-grant Funds, only for the Services, as approved in advance by </w:t>
-      </w:r>
-      <w:proofErr w:type="gramStart"/>
-      <w:r>
-        <w:rPr>
-          <w:rFonts w:ascii="Lato" w:hAnsi="Lato"/>
-          <w:bCs/>
-          <w:iCs/>
-          <w:sz w:val="20"/>
-          <w:szCs w:val="20"/>
-        </w:rPr>
-        <w:t>APHF;</w:t>
-      </w:r>
-      <w:proofErr w:type="gramEnd"/>
+        <w:t>use the Sub-grant Funds and shall ensure that any of its subcontractors use the Sub-grant Funds, only for the Services, as approved in advance by APHF;</w:t>
+      </w:r>
     </w:p>
     <w:p>
       <w:pPr>
@@ -2075,29 +1983,7 @@
           <w:sz w:val="20"/>
           <w:szCs w:val="20"/>
         </w:rPr>
-        <w:t xml:space="preserve">To carry on propaganda, or otherwise to attempt, to influence legislation, without the prior written consent of </w:t>
-      </w:r>
-      <w:proofErr w:type="gramStart"/>
-      <w:r>
-        <w:rPr>
-          <w:rFonts w:ascii="Lato" w:hAnsi="Lato"/>
-          <w:bCs/>
-          <w:iCs/>
-          <w:sz w:val="20"/>
-          <w:szCs w:val="20"/>
-        </w:rPr>
-        <w:t>APHF;</w:t>
-      </w:r>
-      <w:proofErr w:type="gramEnd"/>
-      <w:r>
-        <w:rPr>
-          <w:rFonts w:ascii="Lato" w:hAnsi="Lato"/>
-          <w:bCs/>
-          <w:iCs/>
-          <w:sz w:val="20"/>
-          <w:szCs w:val="20"/>
-        </w:rPr>
-        <w:t xml:space="preserve"> </w:t>
+        <w:t xml:space="preserve">To carry on propaganda, or otherwise to attempt, to influence legislation, without the prior written consent of APHF; </w:t>
       </w:r>
     </w:p>
     <w:p>
@@ -2123,20 +2009,8 @@
           <w:sz w:val="20"/>
           <w:szCs w:val="20"/>
         </w:rPr>
-        <w:t xml:space="preserve">To influence the outcome of any specific public election, or to carry on, directly or indirectly, any voter registration </w:t>
-      </w:r>
-      <w:proofErr w:type="gramStart"/>
-      <w:r>
-        <w:rPr>
-          <w:rFonts w:ascii="Lato" w:hAnsi="Lato"/>
-          <w:bCs/>
-          <w:iCs/>
-          <w:sz w:val="20"/>
-          <w:szCs w:val="20"/>
-        </w:rPr>
-        <w:t>drive;</w:t>
-      </w:r>
-      <w:proofErr w:type="gramEnd"/>
+        <w:t>To influence the outcome of any specific public election, or to carry on, directly or indirectly, any voter registration drive;</w:t>
+      </w:r>
     </w:p>
     <w:p>
       <w:pPr>
@@ -2197,6 +2071,7 @@
           <w:sz w:val="20"/>
           <w:szCs w:val="20"/>
         </w:rPr>
+        <w:lastRenderedPageBreak/>
         <w:t>Charitable Grants; Donation Acknowledgments</w:t>
       </w:r>
       <w:r>
@@ -2228,7 +2103,7 @@
           <w:placeholder>
             <w:docPart w:val="DefaultPlaceholder_-1854013440"/>
           </w:placeholder>
-          <w15:dataBinding w:prefixMappings="xmlns:ns0='urn:microsoft-dynamics-nav/reports/Sub_Grant_Agreement/50005/' " w:xpath="/ns0:NavWordReportXmlPart[1]/ns0:SubAward[1]/ns0:Goal[1]" w:storeItemID="{E257015E-7142-4B49-BC0D-397BB314F81E}" w16sdtdh:storeItemChecksum="bkrgKw=="/>
+          <w15:dataBinding w:prefixMappings="xmlns:ns0='urn:microsoft-dynamics-nav/reports/Sub_Grant_Agreement/50005/' " w:xpath="/ns0:NavWordReportXmlPart[1]/ns0:SubAward[1]/ns0:Goal[1]" w:storeItemID="{E257015E-7142-4B49-BC0D-397BB314F81E}" w16sdtdh:storeItemChecksum="xpPtvw=="/>
         </w:sdtPr>
         <w:sdtContent>
           <w:r>
@@ -2256,34 +2131,7 @@
           <w:sz w:val="20"/>
           <w:szCs w:val="20"/>
         </w:rPr>
-        <w:t xml:space="preserve">must be made to the account of APHF and not the Implementing Partner, and such funds shall be managed by APHF as fiscal sponsor for the Project, in order to ensure cohesion and coordination within the Project. The language of any such donations, in any format or medium, which identifies APHF or makes specific promises as to the </w:t>
-      </w:r>
-      <w:proofErr w:type="gramStart"/>
-      <w:r>
-        <w:rPr>
-          <w:rFonts w:ascii="Lato" w:hAnsi="Lato"/>
-          <w:sz w:val="20"/>
-          <w:szCs w:val="20"/>
-        </w:rPr>
-        <w:t>manner in which</w:t>
-      </w:r>
-      <w:proofErr w:type="gramEnd"/>
-      <w:r>
-        <w:rPr>
-          <w:rFonts w:ascii="Lato" w:hAnsi="Lato"/>
-          <w:sz w:val="20"/>
-          <w:szCs w:val="20"/>
-        </w:rPr>
-        <w:t xml:space="preserve"> such funds shall be used or the ultimate beneficiary of such funds, must be approved in </w:t>
-      </w:r>
-      <w:r>
-        <w:rPr>
-          <w:rFonts w:ascii="Lato" w:hAnsi="Lato"/>
-          <w:sz w:val="20"/>
-          <w:szCs w:val="20"/>
-        </w:rPr>
-        <w:lastRenderedPageBreak/>
-        <w:t>advance by APHF.   APHF shall deposit any such funds it receives in the Project fund maintained by it.  APHF has the final authority concerning applications for donations, contributions, and grants to it, and concerning the use of funds received by it for the Project.  If the implementing partner acquires additional funds from other donors, the partner will be required to account for these funds in the implementing partners’ reporting, detailing how the funds may be used.</w:t>
+        <w:t>must be made to the account of APHF and not the Implementing Partner, and such funds shall be managed by APHF as fiscal sponsor for the Project, in order to ensure cohesion and coordination within the Project. The language of any such donations, in any format or medium, which identifies APHF or makes specific promises as to the manner in which such funds shall be used or the ultimate beneficiary of such funds, must be approved in advance by APHF.   APHF shall deposit any such funds it receives in the Project fund maintained by it.  APHF has the final authority concerning applications for donations, contributions, and grants to it, and concerning the use of funds received by it for the Project.  If the implementing partner acquires additional funds from other donors, the partner will be required to account for these funds in the implementing partners’ reporting, detailing how the funds may be used.</w:t>
       </w:r>
       <w:bookmarkEnd w:id="6"/>
       <w:r>
@@ -2451,27 +2299,7 @@
           <w:sz w:val="20"/>
           <w:szCs w:val="20"/>
         </w:rPr>
-        <w:t xml:space="preserve">In addition to this, financial reports will be expected at the end of Implementing Partner’s annual accounting period within which the Sub-grant </w:t>
-      </w:r>
-      <w:proofErr w:type="gramStart"/>
-      <w:r>
-        <w:rPr>
-          <w:rFonts w:ascii="Lato" w:hAnsi="Lato"/>
-          <w:iCs/>
-          <w:sz w:val="20"/>
-          <w:szCs w:val="20"/>
-        </w:rPr>
-        <w:t>Funds</w:t>
-      </w:r>
-      <w:proofErr w:type="gramEnd"/>
-      <w:r>
-        <w:rPr>
-          <w:rFonts w:ascii="Lato" w:hAnsi="Lato"/>
-          <w:iCs/>
-          <w:sz w:val="20"/>
-          <w:szCs w:val="20"/>
-        </w:rPr>
-        <w:t xml:space="preserve"> or any portion thereof is received and all such subsequent periods until the Sub-grant Funds are expended in full and shall submit such reports to APHF not more than 60 days after the end of such applicable </w:t>
+        <w:t xml:space="preserve">In addition to this, financial reports will be expected at the end of Implementing Partner’s annual accounting period within which the Sub-grant Funds or any portion thereof is received and all such subsequent periods until the Sub-grant Funds are expended in full and shall submit such reports to APHF not more than 60 days after the end of such applicable </w:t>
       </w:r>
       <w:r>
         <w:rPr>
@@ -2624,27 +2452,7 @@
           <w:sz w:val="20"/>
           <w:szCs w:val="20"/>
         </w:rPr>
-        <w:t xml:space="preserve">A statement indicating the applicable accounting period covered by the </w:t>
-      </w:r>
-      <w:proofErr w:type="gramStart"/>
-      <w:r>
-        <w:rPr>
-          <w:rFonts w:ascii="Lato" w:hAnsi="Lato"/>
-          <w:iCs/>
-          <w:sz w:val="20"/>
-          <w:szCs w:val="20"/>
-        </w:rPr>
-        <w:t>report;</w:t>
-      </w:r>
-      <w:proofErr w:type="gramEnd"/>
-      <w:r>
-        <w:rPr>
-          <w:rFonts w:ascii="Lato" w:hAnsi="Lato"/>
-          <w:iCs/>
-          <w:sz w:val="20"/>
-          <w:szCs w:val="20"/>
-        </w:rPr>
-        <w:t xml:space="preserve">  </w:t>
+        <w:t xml:space="preserve">A statement indicating the applicable accounting period covered by the report;  </w:t>
       </w:r>
     </w:p>
     <w:p>
@@ -2668,19 +2476,8 @@
           <w:sz w:val="20"/>
           <w:szCs w:val="20"/>
         </w:rPr>
-        <w:t xml:space="preserve">A full and complete description of (i) the manner in which the Sub-grant Funds were spent, (ii) Implementing Partner’s compliance with the terms of this Agreement, and (iii) the progress made in accomplishing the Sub-grant </w:t>
-      </w:r>
-      <w:proofErr w:type="gramStart"/>
-      <w:r>
-        <w:rPr>
-          <w:rFonts w:ascii="Lato" w:hAnsi="Lato"/>
-          <w:iCs/>
-          <w:sz w:val="20"/>
-          <w:szCs w:val="20"/>
-        </w:rPr>
-        <w:t>Purpose;</w:t>
-      </w:r>
-      <w:proofErr w:type="gramEnd"/>
+        <w:t>A full and complete description of (i) the manner in which the Sub-grant Funds were spent, (ii) Implementing Partner’s compliance with the terms of this Agreement, and (iii) the progress made in accomplishing the Sub-grant Purpose;</w:t>
+      </w:r>
     </w:p>
     <w:p>
       <w:pPr>
@@ -2751,27 +2548,7 @@
           <w:sz w:val="20"/>
           <w:szCs w:val="20"/>
         </w:rPr>
-        <w:t xml:space="preserve">Unless APHF specifies a particular format, such reports may take any form that Implementing Partner deems most appropriate </w:t>
-      </w:r>
-      <w:proofErr w:type="gramStart"/>
-      <w:r>
-        <w:rPr>
-          <w:rFonts w:ascii="Lato" w:hAnsi="Lato"/>
-          <w:iCs/>
-          <w:sz w:val="20"/>
-          <w:szCs w:val="20"/>
-        </w:rPr>
-        <w:t>in order to</w:t>
-      </w:r>
-      <w:proofErr w:type="gramEnd"/>
-      <w:r>
-        <w:rPr>
-          <w:rFonts w:ascii="Lato" w:hAnsi="Lato"/>
-          <w:iCs/>
-          <w:sz w:val="20"/>
-          <w:szCs w:val="20"/>
-        </w:rPr>
-        <w:t xml:space="preserve"> convey the above information (e.g., an annotated excel spreadsheet, if appropriate), provided that the form and substance is satisfactory to APHF.   </w:t>
+        <w:t xml:space="preserve">Unless APHF specifies a particular format, such reports may take any form that Implementing Partner deems most appropriate in order to convey the above information (e.g., an annotated excel spreadsheet, if appropriate), provided that the form and substance is satisfactory to APHF.   </w:t>
       </w:r>
     </w:p>
     <w:p>
@@ -2795,47 +2572,7 @@
           <w:sz w:val="20"/>
           <w:szCs w:val="20"/>
         </w:rPr>
-        <w:t xml:space="preserve">In addition, Implementing Partner shall promptly provide any further information (which may include additional interim reports) requested by APHF, in the format so </w:t>
-      </w:r>
-      <w:proofErr w:type="gramStart"/>
-      <w:r>
-        <w:rPr>
-          <w:rFonts w:ascii="Lato" w:hAnsi="Lato"/>
-          <w:iCs/>
-          <w:sz w:val="20"/>
-          <w:szCs w:val="20"/>
-        </w:rPr>
-        <w:t>requested,</w:t>
-      </w:r>
-      <w:proofErr w:type="gramEnd"/>
-      <w:r>
-        <w:rPr>
-          <w:rFonts w:ascii="Lato" w:hAnsi="Lato"/>
-          <w:iCs/>
-          <w:sz w:val="20"/>
-          <w:szCs w:val="20"/>
-        </w:rPr>
-        <w:t xml:space="preserve"> that APHF needs </w:t>
-      </w:r>
-      <w:proofErr w:type="gramStart"/>
-      <w:r>
-        <w:rPr>
-          <w:rFonts w:ascii="Lato" w:hAnsi="Lato"/>
-          <w:iCs/>
-          <w:sz w:val="20"/>
-          <w:szCs w:val="20"/>
-        </w:rPr>
-        <w:t>in order to</w:t>
-      </w:r>
-      <w:proofErr w:type="gramEnd"/>
-      <w:r>
-        <w:rPr>
-          <w:rFonts w:ascii="Lato" w:hAnsi="Lato"/>
-          <w:iCs/>
-          <w:sz w:val="20"/>
-          <w:szCs w:val="20"/>
-        </w:rPr>
-        <w:t xml:space="preserve"> submit reports to Project funders from time to time.  Information for Project funders will be requested by APHF according to the schedule below.  The Parties shall work together in good faith to avoid or minimize duplicative reporting requirements.</w:t>
+        <w:t>In addition, Implementing Partner shall promptly provide any further information (which may include additional interim reports) requested by APHF, in the format so requested, that APHF needs in order to submit reports to Project funders from time to time.  Information for Project funders will be requested by APHF according to the schedule below.  The Parties shall work together in good faith to avoid or minimize duplicative reporting requirements.</w:t>
       </w:r>
     </w:p>
     <w:p>
@@ -3001,7 +2738,7 @@
           <w:alias w:val="#Nav: /SubAward/Sub_Award_Reporting_Schedule"/>
           <w:tag w:val="#Nav: Sub_Grant_Agreement/50005"/>
           <w:id w:val="536784727"/>
-          <w15:dataBinding w:prefixMappings="xmlns:ns0='urn:microsoft-dynamics-nav/reports/Sub_Grant_Agreement/50005/'" w:xpath="/ns0:NavWordReportXmlPart[1]/ns0:SubAward[1]/ns0:Sub_Award_Reporting_Schedule" w:storeItemID="{E257015E-7142-4B49-BC0D-397BB314F81E}"/>
+          <w15:dataBinding w:prefixMappings="xmlns:ns0='urn:microsoft-dynamics-nav/reports/Sub_Grant_Agreement/50005/' " w:xpath="/ns0:NavWordReportXmlPart[1]/ns0:SubAward[1]/ns0:Sub_Award_Reporting_Schedule" w:storeItemID="{E257015E-7142-4B49-BC0D-397BB314F81E}"/>
           <w15:repeatingSection/>
         </w:sdtPr>
         <w:sdtContent>
@@ -3037,7 +2774,7 @@
                     <w:placeholder>
                       <w:docPart w:val="DefaultPlaceholder_-1854013440"/>
                     </w:placeholder>
-                    <w15:dataBinding w:prefixMappings="xmlns:ns0='urn:microsoft-dynamics-nav/reports/Sub_Grant_Agreement/50005/' " w:xpath="/ns0:NavWordReportXmlPart[1]/ns0:SubAward[1]/ns0:Sub_Award_Reporting_Schedule[1]/ns0:Report_Type_Detailed[1]" w:storeItemID="{E257015E-7142-4B49-BC0D-397BB314F81E}" w16sdtdh:storeItemChecksum="bkrgKw=="/>
+                    <w15:dataBinding w:prefixMappings="xmlns:ns0='urn:microsoft-dynamics-nav/reports/Sub_Grant_Agreement/50005/' " w:xpath="/ns0:NavWordReportXmlPart[1]/ns0:SubAward[1]/ns0:Sub_Award_Reporting_Schedule[1]/ns0:Report_Type_Detailed[1]" w:storeItemID="{E257015E-7142-4B49-BC0D-397BB314F81E}" w16sdtdh:storeItemChecksum="xpPtvw=="/>
                   </w:sdtPr>
                   <w:sdtEndPr>
                     <w:rPr>
@@ -3059,7 +2796,6 @@
                             <w:szCs w:val="20"/>
                           </w:rPr>
                         </w:pPr>
-                        <w:proofErr w:type="spellStart"/>
                         <w:r>
                           <w:rPr>
                             <w:rFonts w:ascii="Lato" w:hAnsi="Lato"/>
@@ -3068,7 +2804,6 @@
                           </w:rPr>
                           <w:t>Report_Type_Detailed</w:t>
                         </w:r>
-                        <w:proofErr w:type="spellEnd"/>
                       </w:p>
                     </w:tc>
                   </w:sdtContent>
@@ -3086,7 +2821,7 @@
                     <w:placeholder>
                       <w:docPart w:val="DefaultPlaceholder_-1854013440"/>
                     </w:placeholder>
-                    <w15:dataBinding w:prefixMappings="xmlns:ns0='urn:microsoft-dynamics-nav/reports/Sub_Grant_Agreement/50005/' " w:xpath="/ns0:NavWordReportXmlPart[1]/ns0:SubAward[1]/ns0:Sub_Award_Reporting_Schedule[1]/ns0:Reporting_Period[1]" w:storeItemID="{E257015E-7142-4B49-BC0D-397BB314F81E}" w16sdtdh:storeItemChecksum="bkrgKw=="/>
+                    <w15:dataBinding w:prefixMappings="xmlns:ns0='urn:microsoft-dynamics-nav/reports/Sub_Grant_Agreement/50005/' " w:xpath="/ns0:NavWordReportXmlPart[1]/ns0:SubAward[1]/ns0:Sub_Award_Reporting_Schedule[1]/ns0:Reporting_Period[1]" w:storeItemID="{E257015E-7142-4B49-BC0D-397BB314F81E}" w16sdtdh:storeItemChecksum="xpPtvw=="/>
                   </w:sdtPr>
                   <w:sdtContent>
                     <w:tc>
@@ -3101,7 +2836,6 @@
                             <w:szCs w:val="20"/>
                           </w:rPr>
                         </w:pPr>
-                        <w:proofErr w:type="spellStart"/>
                         <w:r>
                           <w:rPr>
                             <w:rFonts w:ascii="Lato" w:hAnsi="Lato"/>
@@ -3110,7 +2844,6 @@
                           </w:rPr>
                           <w:t>Reporting_Period</w:t>
                         </w:r>
-                        <w:proofErr w:type="spellEnd"/>
                       </w:p>
                     </w:tc>
                   </w:sdtContent>
@@ -3128,7 +2861,7 @@
                     <w:placeholder>
                       <w:docPart w:val="DefaultPlaceholder_-1854013440"/>
                     </w:placeholder>
-                    <w15:dataBinding w:prefixMappings="xmlns:ns0='urn:microsoft-dynamics-nav/reports/Sub_Grant_Agreement/50005/' " w:xpath="/ns0:NavWordReportXmlPart[1]/ns0:SubAward[1]/ns0:Sub_Award_Reporting_Schedule[1]/ns0:Report_Due_Date_Narration[1]" w:storeItemID="{E257015E-7142-4B49-BC0D-397BB314F81E}" w16sdtdh:storeItemChecksum="bkrgKw=="/>
+                    <w15:dataBinding w:prefixMappings="xmlns:ns0='urn:microsoft-dynamics-nav/reports/Sub_Grant_Agreement/50005/' " w:xpath="/ns0:NavWordReportXmlPart[1]/ns0:SubAward[1]/ns0:Sub_Award_Reporting_Schedule[1]/ns0:Report_Due_Date_Narration[1]" w:storeItemID="{E257015E-7142-4B49-BC0D-397BB314F81E}" w16sdtdh:storeItemChecksum="xpPtvw=="/>
                   </w:sdtPr>
                   <w:sdtContent>
                     <w:tc>
@@ -3143,7 +2876,6 @@
                             <w:szCs w:val="20"/>
                           </w:rPr>
                         </w:pPr>
-                        <w:proofErr w:type="spellStart"/>
                         <w:r>
                           <w:rPr>
                             <w:rFonts w:ascii="Lato" w:hAnsi="Lato"/>
@@ -3152,7 +2884,6 @@
                           </w:rPr>
                           <w:t>Report_Due_Date_Narration</w:t>
                         </w:r>
-                        <w:proofErr w:type="spellEnd"/>
                       </w:p>
                     </w:tc>
                   </w:sdtContent>
@@ -3196,7 +2927,6 @@
           <w:sz w:val="20"/>
           <w:szCs w:val="20"/>
         </w:rPr>
-        <w:lastRenderedPageBreak/>
         <w:t>The Implementing Partner shall permit any person authorized by APHF such reasonable access to its employees, agents, premises, facilities and records, for the purpose of discussing, monitoring and evaluating the Implementing Partner's fulfilment of the conditions of the Sub-grant and shall, if so required, provide appropriate oral or written explanations from them.</w:t>
       </w:r>
     </w:p>
@@ -3247,7 +2977,7 @@
           <w:placeholder>
             <w:docPart w:val="DefaultPlaceholder_-1854013440"/>
           </w:placeholder>
-          <w15:dataBinding w:prefixMappings="xmlns:ns0='urn:microsoft-dynamics-nav/reports/Sub_Grant_Agreement/50005/' " w:xpath="/ns0:NavWordReportXmlPart[1]/ns0:SubAward[1]/ns0:Donor[1]" w:storeItemID="{E257015E-7142-4B49-BC0D-397BB314F81E}" w16sdtdh:storeItemChecksum="bkrgKw=="/>
+          <w15:dataBinding w:prefixMappings="xmlns:ns0='urn:microsoft-dynamics-nav/reports/Sub_Grant_Agreement/50005/' " w:xpath="/ns0:NavWordReportXmlPart[1]/ns0:SubAward[1]/ns0:Donor[1]" w:storeItemID="{E257015E-7142-4B49-BC0D-397BB314F81E}" w16sdtdh:storeItemChecksum="xpPtvw=="/>
         </w:sdtPr>
         <w:sdtContent>
           <w:r>
@@ -3291,7 +3021,7 @@
           <w:placeholder>
             <w:docPart w:val="DefaultPlaceholder_-1854013440"/>
           </w:placeholder>
-          <w15:dataBinding w:prefixMappings="xmlns:ns0='urn:microsoft-dynamics-nav/reports/Sub_Grant_Agreement/50005/' " w:xpath="/ns0:NavWordReportXmlPart[1]/ns0:SubAward[1]/ns0:Donor[1]" w:storeItemID="{E257015E-7142-4B49-BC0D-397BB314F81E}" w16sdtdh:storeItemChecksum="bkrgKw=="/>
+          <w15:dataBinding w:prefixMappings="xmlns:ns0='urn:microsoft-dynamics-nav/reports/Sub_Grant_Agreement/50005/' " w:xpath="/ns0:NavWordReportXmlPart[1]/ns0:SubAward[1]/ns0:Donor[1]" w:storeItemID="{E257015E-7142-4B49-BC0D-397BB314F81E}" w16sdtdh:storeItemChecksum="xpPtvw=="/>
         </w:sdtPr>
         <w:sdtContent>
           <w:r>
@@ -3390,27 +3120,7 @@
           <w:sz w:val="20"/>
           <w:szCs w:val="20"/>
         </w:rPr>
-        <w:t xml:space="preserve"> shall treat Sub-grant Funds as restricted for the Services.  Implementing Partner shall </w:t>
-      </w:r>
-      <w:proofErr w:type="gramStart"/>
-      <w:r>
-        <w:rPr>
-          <w:rFonts w:ascii="Lato" w:hAnsi="Lato"/>
-          <w:iCs/>
-          <w:sz w:val="20"/>
-          <w:szCs w:val="20"/>
-        </w:rPr>
-        <w:t>maintain the Sub-grant Funds at all times</w:t>
-      </w:r>
-      <w:proofErr w:type="gramEnd"/>
-      <w:r>
-        <w:rPr>
-          <w:rFonts w:ascii="Lato" w:hAnsi="Lato"/>
-          <w:iCs/>
-          <w:sz w:val="20"/>
-          <w:szCs w:val="20"/>
-        </w:rPr>
-        <w:t xml:space="preserve"> in a separate account dedicated to the Sub-grant Purpose or, if maintaining a separate account is not possible, Sub-grant Funds shall be separately accounted for on Implementing Partner’s books on an ongoing basis.  </w:t>
+        <w:t xml:space="preserve"> shall treat Sub-grant Funds as restricted for the Services.  Implementing Partner shall maintain the Sub-grant Funds at all times in a separate account dedicated to the Sub-grant Purpose or, if maintaining a separate account is not possible, Sub-grant Funds shall be separately accounted for on Implementing Partner’s books on an ongoing basis.  </w:t>
       </w:r>
     </w:p>
     <w:p>
@@ -3460,27 +3170,7 @@
           <w:sz w:val="20"/>
           <w:szCs w:val="20"/>
         </w:rPr>
-        <w:t xml:space="preserve">  All expenditures by Implementing Partner made in furtherance of the Services shall be charged off against the Sub-grant Funds and shall appear on Implementing Partner’s books.  Implementing Partner shall (a) keep adequate records and receipts to substantiate its expenditure of Sub-grant Funds; (b) </w:t>
-      </w:r>
-      <w:proofErr w:type="gramStart"/>
-      <w:r>
-        <w:rPr>
-          <w:rFonts w:ascii="Lato" w:hAnsi="Lato"/>
-          <w:iCs/>
-          <w:sz w:val="20"/>
-          <w:szCs w:val="20"/>
-        </w:rPr>
-        <w:t>make its books and records available to APHF at all times</w:t>
-      </w:r>
-      <w:proofErr w:type="gramEnd"/>
-      <w:r>
-        <w:rPr>
-          <w:rFonts w:ascii="Lato" w:hAnsi="Lato"/>
-          <w:iCs/>
-          <w:sz w:val="20"/>
-          <w:szCs w:val="20"/>
-        </w:rPr>
-        <w:t xml:space="preserve"> upon reasonable notice by APHF; and (c) keep copies of all relevant books and records and all reports to APHF for at least four (4) years after the date on which Implementing Partner has fully expended the Sub-grant Funds. </w:t>
+        <w:t xml:space="preserve">  All expenditures by Implementing Partner made in furtherance of the Services shall be charged off against the Sub-grant Funds and shall appear on Implementing Partner’s books.  Implementing Partner shall (a) keep adequate records and receipts to substantiate its expenditure of Sub-grant Funds; (b) make its books and records available to APHF at all times upon reasonable notice by APHF; and (c) keep copies of all relevant books and records and all reports to APHF for at least four (4) years after the date on which Implementing Partner has fully expended the Sub-grant Funds. </w:t>
       </w:r>
     </w:p>
     <w:p>
@@ -3617,27 +3307,8 @@
           <w:sz w:val="20"/>
           <w:szCs w:val="20"/>
         </w:rPr>
-        <w:t xml:space="preserve">immediately, if it becomes aware that Implementing Partner is not using the Sub-grant Funds in accordance with this Agreement or is otherwise misusing, diverting or failing to account for the Sub-grant </w:t>
-      </w:r>
-      <w:proofErr w:type="gramStart"/>
-      <w:r>
-        <w:rPr>
-          <w:rFonts w:ascii="Lato" w:hAnsi="Lato"/>
-          <w:iCs/>
-          <w:sz w:val="20"/>
-          <w:szCs w:val="20"/>
-        </w:rPr>
-        <w:t>Funds;</w:t>
-      </w:r>
-      <w:proofErr w:type="gramEnd"/>
-      <w:r>
-        <w:rPr>
-          <w:rFonts w:ascii="Lato" w:hAnsi="Lato"/>
-          <w:iCs/>
-          <w:sz w:val="20"/>
-          <w:szCs w:val="20"/>
-        </w:rPr>
-        <w:t xml:space="preserve"> </w:t>
+        <w:lastRenderedPageBreak/>
+        <w:t xml:space="preserve">immediately, if it becomes aware that Implementing Partner is not using the Sub-grant Funds in accordance with this Agreement or is otherwise misusing, diverting or failing to account for the Sub-grant Funds; </w:t>
       </w:r>
     </w:p>
     <w:p>
@@ -3666,27 +3337,7 @@
           <w:sz w:val="20"/>
           <w:szCs w:val="20"/>
         </w:rPr>
-        <w:t xml:space="preserve">if Implementing Partner is in material breach of any of its other representations, warranties, covenants, agreements or other obligations hereunder; provided, however, that APHF will take all reasonable steps to notify Implementing Partner of such breach and provide Implementing Partner with a reasonable opportunity to cure </w:t>
-      </w:r>
-      <w:proofErr w:type="gramStart"/>
-      <w:r>
-        <w:rPr>
-          <w:rFonts w:ascii="Lato" w:hAnsi="Lato"/>
-          <w:iCs/>
-          <w:sz w:val="20"/>
-          <w:szCs w:val="20"/>
-        </w:rPr>
-        <w:t>it;</w:t>
-      </w:r>
-      <w:proofErr w:type="gramEnd"/>
-      <w:r>
-        <w:rPr>
-          <w:rFonts w:ascii="Lato" w:hAnsi="Lato"/>
-          <w:iCs/>
-          <w:sz w:val="20"/>
-          <w:szCs w:val="20"/>
-        </w:rPr>
-        <w:t xml:space="preserve"> </w:t>
+        <w:t xml:space="preserve">if Implementing Partner is in material breach of any of its other representations, warranties, covenants, agreements or other obligations hereunder; provided, however, that APHF will take all reasonable steps to notify Implementing Partner of such breach and provide Implementing Partner with a reasonable opportunity to cure it; </w:t>
       </w:r>
     </w:p>
     <w:p>
@@ -3715,27 +3366,7 @@
           <w:sz w:val="20"/>
           <w:szCs w:val="20"/>
         </w:rPr>
-        <w:t xml:space="preserve">if APHF or the Project steering committee (or other similar committee or advisory body) determines that Implementing Partner is not satisfactorily delivering the Services or milestones described in this Agreement; provided, however, that APHF will take all reasonable steps to notify Implementing Partner of such concerns and provide Implementing Partner with an opportunity to remedy </w:t>
-      </w:r>
-      <w:proofErr w:type="gramStart"/>
-      <w:r>
-        <w:rPr>
-          <w:rFonts w:ascii="Lato" w:hAnsi="Lato"/>
-          <w:iCs/>
-          <w:sz w:val="20"/>
-          <w:szCs w:val="20"/>
-        </w:rPr>
-        <w:t>them;</w:t>
-      </w:r>
-      <w:proofErr w:type="gramEnd"/>
-      <w:r>
-        <w:rPr>
-          <w:rFonts w:ascii="Lato" w:hAnsi="Lato"/>
-          <w:iCs/>
-          <w:sz w:val="20"/>
-          <w:szCs w:val="20"/>
-        </w:rPr>
-        <w:t xml:space="preserve"> </w:t>
+        <w:t xml:space="preserve">if APHF or the Project steering committee (or other similar committee or advisory body) determines that Implementing Partner is not satisfactorily delivering the Services or milestones described in this Agreement; provided, however, that APHF will take all reasonable steps to notify Implementing Partner of such concerns and provide Implementing Partner with an opportunity to remedy them; </w:t>
       </w:r>
     </w:p>
     <w:p>
@@ -3763,7 +3394,6 @@
           <w:sz w:val="20"/>
           <w:szCs w:val="20"/>
         </w:rPr>
-        <w:lastRenderedPageBreak/>
         <w:t xml:space="preserve">if Project funder(s) terminates funding for the Project, upon as much notice to Implementing Partner as is reasonably possible. </w:t>
       </w:r>
     </w:p>
@@ -3870,24 +3500,14 @@
           <w:sz w:val="20"/>
           <w:szCs w:val="20"/>
         </w:rPr>
-        <w:t xml:space="preserve">If the event continues in existence for more than two (2) months, either party may terminate this Agreement upon giving seven (7) days written notice to the other party. Such termination shall be without prejudice to the existing rights and obligations of the party under this </w:t>
-      </w:r>
-      <w:proofErr w:type="gramStart"/>
+        <w:t>If the event continues in existence for more than two (2) months, either party may terminate this Agreement upon giving seven (7) days written notice to the other party. Such termination shall be without prejudice to the existing rights and obligations of the party under this Agreeme</w:t>
+      </w:r>
       <w:r>
         <w:rPr>
           <w:rFonts w:ascii="Lato" w:hAnsi="Lato" w:eastAsia="Lato" w:cs="Lato"/>
-          <w:sz w:val="20"/>
-          <w:szCs w:val="20"/>
-        </w:rPr>
-        <w:t>Agreeme</w:t>
-      </w:r>
-      <w:r>
-        <w:rPr>
-          <w:rFonts w:ascii="Lato" w:hAnsi="Lato" w:eastAsia="Lato" w:cs="Lato"/>
         </w:rPr>
         <w:t>nt</w:t>
       </w:r>
-      <w:proofErr w:type="gramEnd"/>
     </w:p>
     <w:p>
       <w:pPr>
@@ -4035,34 +3655,7 @@
           <w:sz w:val="20"/>
           <w:szCs w:val="20"/>
         </w:rPr>
-        <w:t xml:space="preserve">” in respect of the Project, and only to the extent necessary to serve that Legitimate Business Purpose. For the purposes of this Section, Legitimate Business Purpose means: (i) compliance with all present and future applicable laws and regulations, and reporting requirements under such laws and regulations; (ii) internal reporting requirements and reporting requirements by APHF to Project funders; (iii) KYC requirements; (iv) in the case of APHF, non-public means of securing additional funding for the Project, (v) in the case of APHF, sharing information with other implementing partners receiving Project funds to the extent necessary or advisable to implement the Project; (vi) with consent of both Parties, sharing learnings about the Project with peer organizations; or (vii) any </w:t>
-      </w:r>
-      <w:r>
-        <w:rPr>
-          <w:rFonts w:ascii="Lato" w:hAnsi="Lato"/>
-          <w:sz w:val="20"/>
-          <w:szCs w:val="20"/>
-        </w:rPr>
-        <w:lastRenderedPageBreak/>
-        <w:t xml:space="preserve">other purpose agreed to in writing by the Parties. </w:t>
-      </w:r>
-      <w:proofErr w:type="gramStart"/>
-      <w:r>
-        <w:rPr>
-          <w:rFonts w:ascii="Lato" w:hAnsi="Lato"/>
-          <w:sz w:val="20"/>
-          <w:szCs w:val="20"/>
-        </w:rPr>
-        <w:t>In the event that</w:t>
-      </w:r>
-      <w:proofErr w:type="gramEnd"/>
-      <w:r>
-        <w:rPr>
-          <w:rFonts w:ascii="Lato" w:hAnsi="Lato"/>
-          <w:sz w:val="20"/>
-          <w:szCs w:val="20"/>
-        </w:rPr>
-        <w:t xml:space="preserve"> either Party is unclear as to whether a potential disclosure of Sub-grant Information is permitted under this Agreement, such Party shall first clarify with the other whether such information can be freely disclosed.  Except to the extent necessary to serve a Legitimate Business Purpose, Implementing Partner shall not disclose to any third party any term or condition of this Agreement or the Sub-grant Funds received hereunder without the prior written consent of APHF.  </w:t>
+        <w:t xml:space="preserve">” in respect of the Project, and only to the extent necessary to serve that Legitimate Business Purpose. For the purposes of this Section, Legitimate Business Purpose means: (i) compliance with all present and future applicable laws and regulations, and reporting requirements under such laws and regulations; (ii) internal reporting requirements and reporting requirements by APHF to Project funders; (iii) KYC requirements; (iv) in the case of APHF, non-public means of securing additional funding for the Project, (v) in the case of APHF, sharing information with other implementing partners receiving Project funds to the extent necessary or advisable to implement the Project; (vi) with consent of both Parties, sharing learnings about the Project with peer organizations; or (vii) any other purpose agreed to in writing by the Parties. In the event that either Party is unclear as to whether a potential disclosure of Sub-grant Information is permitted under this Agreement, such Party shall first clarify with the other whether such information can be freely disclosed.  Except to the extent necessary to serve a Legitimate Business Purpose, Implementing Partner shall not disclose to any third party any term or condition of this Agreement or the Sub-grant Funds received hereunder without the prior written consent of APHF.  </w:t>
       </w:r>
     </w:p>
     <w:p>
@@ -4093,47 +3686,7 @@
           <w:sz w:val="20"/>
           <w:szCs w:val="20"/>
         </w:rPr>
-        <w:t xml:space="preserve">Each Party </w:t>
-      </w:r>
-      <w:proofErr w:type="gramStart"/>
-      <w:r>
-        <w:rPr>
-          <w:rFonts w:ascii="Lato" w:hAnsi="Lato"/>
-          <w:iCs/>
-          <w:sz w:val="20"/>
-          <w:szCs w:val="20"/>
-        </w:rPr>
-        <w:t>shall provide</w:t>
-      </w:r>
-      <w:proofErr w:type="gramEnd"/>
-      <w:r>
-        <w:rPr>
-          <w:rFonts w:ascii="Lato" w:hAnsi="Lato"/>
-          <w:iCs/>
-          <w:sz w:val="20"/>
-          <w:szCs w:val="20"/>
-        </w:rPr>
-        <w:t xml:space="preserve"> take all reasonable steps to limit a disclosure of Sub-grant Information, and to ensure that the recipient of any Sub-grant Information is bound by an obligation of confidentiality.  For the avoidance of doubt, this Section does not prohibit APHF or Project funders from publishing, disseminating or otherwise disclosing any scholarly results or research produced </w:t>
-      </w:r>
-      <w:proofErr w:type="gramStart"/>
-      <w:r>
-        <w:rPr>
-          <w:rFonts w:ascii="Lato" w:hAnsi="Lato"/>
-          <w:iCs/>
-          <w:sz w:val="20"/>
-          <w:szCs w:val="20"/>
-        </w:rPr>
-        <w:t>as a result of</w:t>
-      </w:r>
-      <w:proofErr w:type="gramEnd"/>
-      <w:r>
-        <w:rPr>
-          <w:rFonts w:ascii="Lato" w:hAnsi="Lato"/>
-          <w:iCs/>
-          <w:sz w:val="20"/>
-          <w:szCs w:val="20"/>
-        </w:rPr>
-        <w:t xml:space="preserve"> the Project.</w:t>
+        <w:t>Each Party shall provide take all reasonable steps to limit a disclosure of Sub-grant Information, and to ensure that the recipient of any Sub-grant Information is bound by an obligation of confidentiality.  For the avoidance of doubt, this Section does not prohibit APHF or Project funders from publishing, disseminating or otherwise disclosing any scholarly results or research produced as a result of the Project.</w:t>
       </w:r>
     </w:p>
     <w:p>
@@ -4282,25 +3835,16 @@
           <w:sz w:val="20"/>
           <w:szCs w:val="20"/>
         </w:rPr>
-        <w:t xml:space="preserve">  Implementing Partner is solely responsible for </w:t>
-      </w:r>
-      <w:proofErr w:type="gramStart"/>
-      <w:r>
-        <w:rPr>
-          <w:rFonts w:ascii="Lato" w:hAnsi="Lato"/>
-          <w:sz w:val="20"/>
-          <w:szCs w:val="20"/>
-        </w:rPr>
-        <w:t>all of</w:t>
-      </w:r>
-      <w:proofErr w:type="gramEnd"/>
-      <w:r>
-        <w:rPr>
-          <w:rFonts w:ascii="Lato" w:hAnsi="Lato"/>
-          <w:sz w:val="20"/>
-          <w:szCs w:val="20"/>
-        </w:rPr>
-        <w:t xml:space="preserve"> its activities and the activities of its subcontractors that are supported by the Sub-grant Funds, the content of any product or information it creates or funds with the Sub-grant Funds, and the manner in which it disseminates any such product or information.  This Agreement shall not create any agency relationship, partnership, or joint venture between the Parties, and Implementing Partner shall make no such representation to anyone.  Implementing Partner shall seek APHF’s approval prior to using APHF’s name in publicity or promotional materials in connection with the Project. </w:t>
+        <w:t xml:space="preserve">  Implementing Partner is solely responsible for all of its activities and the activities of its subcontractors that are supported by the Sub-grant Funds, the content of any product or information it creates or funds with the Sub-grant Funds, and the manner in which it disseminates any such product </w:t>
+      </w:r>
+      <w:r>
+        <w:rPr>
+          <w:rFonts w:ascii="Lato" w:hAnsi="Lato"/>
+          <w:sz w:val="20"/>
+          <w:szCs w:val="20"/>
+        </w:rPr>
+        <w:lastRenderedPageBreak/>
+        <w:t xml:space="preserve">or information.  This Agreement shall not create any agency relationship, partnership, or joint venture between the Parties, and Implementing Partner shall make no such representation to anyone.  Implementing Partner shall seek APHF’s approval prior to using APHF’s name in publicity or promotional materials in connection with the Project. </w:t>
       </w:r>
     </w:p>
     <w:p>
@@ -4361,7 +3905,7 @@
           <w:placeholder>
             <w:docPart w:val="DefaultPlaceholder_-1854013440"/>
           </w:placeholder>
-          <w15:dataBinding w:prefixMappings="xmlns:ns0='urn:microsoft-dynamics-nav/reports/Sub_Grant_Agreement/50005/' " w:xpath="/ns0:NavWordReportXmlPart[1]/ns0:SubAward[1]/ns0:Goal[1]" w:storeItemID="{E257015E-7142-4B49-BC0D-397BB314F81E}" w16sdtdh:storeItemChecksum="bkrgKw=="/>
+          <w15:dataBinding w:prefixMappings="xmlns:ns0='urn:microsoft-dynamics-nav/reports/Sub_Grant_Agreement/50005/' " w:xpath="/ns0:NavWordReportXmlPart[1]/ns0:SubAward[1]/ns0:Goal[1]" w:storeItemID="{E257015E-7142-4B49-BC0D-397BB314F81E}" w16sdtdh:storeItemChecksum="xpPtvw=="/>
         </w:sdtPr>
         <w:sdtContent>
           <w:r>
@@ -4456,16 +4000,7 @@
           <w:sz w:val="20"/>
           <w:szCs w:val="20"/>
         </w:rPr>
-        <w:t xml:space="preserve">”), Implementing Partner will take all steps reasonably necessary to ensure their safety including compliance with any local laws and regulations (including any reporting requirements) in this respect.  To the extent permitted under applicable law, Implementing Partner shall notify APHF of any incidents in </w:t>
-      </w:r>
-      <w:r>
-        <w:rPr>
-          <w:rFonts w:ascii="Lato" w:hAnsi="Lato"/>
-          <w:sz w:val="20"/>
-          <w:szCs w:val="20"/>
-        </w:rPr>
-        <w:lastRenderedPageBreak/>
-        <w:t xml:space="preserve">which a Vulnerable Person is harmed or placed at risk of harm and shall provide such details as APHF shall reasonably require.  Implementing Partner shall cause the certification attached as Exhibit D to this Agreement to be executed and returned along with, and as part of, this Agreement.  </w:t>
+        <w:t xml:space="preserve">”), Implementing Partner will take all steps reasonably necessary to ensure their safety including compliance with any local laws and regulations (including any reporting requirements) in this respect.  To the extent permitted under applicable law, Implementing Partner shall notify APHF of any incidents in which a Vulnerable Person is harmed or placed at risk of harm and shall provide such details as APHF shall reasonably require.  Implementing Partner shall cause the certification attached as Exhibit D to this Agreement to be executed and returned along with, and as part of, this Agreement.  </w:t>
       </w:r>
     </w:p>
     <w:p>
@@ -4679,18 +4214,8 @@
           <w:sz w:val="20"/>
           <w:szCs w:val="20"/>
         </w:rPr>
-        <w:t xml:space="preserve">While executing this assignment, the implementing partner will technically work with the Director, Africa CDC or agent as designated by the </w:t>
-      </w:r>
-      <w:proofErr w:type="gramStart"/>
-      <w:r>
-        <w:rPr>
-          <w:rFonts w:ascii="Lato" w:hAnsi="Lato"/>
-          <w:sz w:val="20"/>
-          <w:szCs w:val="20"/>
-        </w:rPr>
-        <w:t>Director</w:t>
-      </w:r>
-      <w:proofErr w:type="gramEnd"/>
+        <w:t>While executing this assignment, the implementing partner will technically work with the Director, Africa CDC or agent as designated by the Director</w:t>
+      </w:r>
     </w:p>
     <w:p>
       <w:pPr>
@@ -4739,7 +4264,16 @@
           <w:sz w:val="20"/>
           <w:szCs w:val="20"/>
         </w:rPr>
-        <w:t xml:space="preserve">  This Agreement supersedes any prior or contemporaneous oral or written understanding or communications between the Parties and constitutes the entire agreement of the Parties with respect to the subject matter hereof.  This Agreement may not be amended or modified, except in a writing signed by both Parties.  Notwithstanding anything to the contrary in this Agreement, the Parties may mutually agree to add new exhibits or modify the existing exhibits to this Agreement; provided, however, that, in such case, and as a condition to such new or modified exhibit(s) taking effect, the Parties shall cause their respective duly authorized representatives to sign and date the revised exhibit or the new exhibit, as applicable, and the Agreement shall be recirculated to the Parties with such revised or new exhibit included.  Upon receipt thereof by both Parties, such Agreement with such signed and dated revised or new exhibit(s) shall become operative, superseding and replacing any prior versions of this Agreement, and all references to the Agreement shall be deemed to mean the Agreement together with the new or modified exhibit(s) attached thereto, as applicable.  </w:t>
+        <w:t xml:space="preserve">  This Agreement supersedes any prior or contemporaneous oral or written understanding or communications between the Parties and constitutes the entire agreement of the Parties with respect to the subject matter hereof.  This Agreement may not be amended or modified, except in a writing signed by both Parties.  Notwithstanding anything to the contrary in this Agreement, the Parties may mutually agree to add new exhibits or modify the existing exhibits to this Agreement; provided, however, that, in such case, and as a condition to such new or modified exhibit(s) taking effect, the Parties shall cause their respective duly authorized representatives to sign and date the revised exhibit or the new exhibit, as applicable, and the Agreement shall be recirculated to the Parties with such revised or new exhibit included.  Upon receipt </w:t>
+      </w:r>
+      <w:r>
+        <w:rPr>
+          <w:rFonts w:ascii="Lato" w:hAnsi="Lato"/>
+          <w:sz w:val="20"/>
+          <w:szCs w:val="20"/>
+        </w:rPr>
+        <w:lastRenderedPageBreak/>
+        <w:t xml:space="preserve">thereof by both Parties, such Agreement with such signed and dated revised or new exhibit(s) shall become operative, superseding and replacing any prior versions of this Agreement, and all references to the Agreement shall be deemed to mean the Agreement together with the new or modified exhibit(s) attached thereto, as applicable.  </w:t>
       </w:r>
     </w:p>
     <w:p>
@@ -4999,7 +4533,6 @@
         </w:rPr>
       </w:pPr>
       <w:r>
-        <w:lastRenderedPageBreak/>
         <w:t>For Implementing Partner:</w:t>
       </w:r>
       <w:r>
@@ -5011,14 +4544,12 @@
           <w:placeholder>
             <w:docPart w:val="DefaultPlaceholder_-1854013440"/>
           </w:placeholder>
-          <w15:dataBinding w:prefixMappings="xmlns:ns0='urn:microsoft-dynamics-nav/reports/Sub_Grant_Agreement/50005/' " w:xpath="/ns0:NavWordReportXmlPart[1]/ns0:SubAward[1]/ns0:SubAwardeeName[1]" w:storeItemID="{E257015E-7142-4B49-BC0D-397BB314F81E}" w16sdtdh:storeItemChecksum="bkrgKw=="/>
+          <w15:dataBinding w:prefixMappings="xmlns:ns0='urn:microsoft-dynamics-nav/reports/Sub_Grant_Agreement/50005/' " w:xpath="/ns0:NavWordReportXmlPart[1]/ns0:SubAward[1]/ns0:SubAwardeeName[1]" w:storeItemID="{E257015E-7142-4B49-BC0D-397BB314F81E}" w16sdtdh:storeItemChecksum="xpPtvw=="/>
         </w:sdtPr>
         <w:sdtContent>
-          <w:proofErr w:type="spellStart"/>
           <w:r>
             <w:t>SubAwardeeName</w:t>
           </w:r>
-          <w:proofErr w:type="spellEnd"/>
         </w:sdtContent>
       </w:sdt>
     </w:p>
@@ -5034,50 +4565,7 @@
         <w:placeholder>
           <w:docPart w:val="DefaultPlaceholder_-1854013440"/>
         </w:placeholder>
-        <w15:dataBinding w:prefixMappings="xmlns:ns0='urn:microsoft-dynamics-nav/reports/Sub_Grant_Agreement/50005/' " w:xpath="/ns0:NavWordReportXmlPart[1]/ns0:SubAward[1]/ns0:PhysicalAddress[1]" w:storeItemID="{E257015E-7142-4B49-BC0D-397BB314F81E}" w16sdtdh:storeItemChecksum="bkrgKw=="/>
-      </w:sdtPr>
-      <w:sdtEndPr>
-        <w:rPr>
-          <w:highlight w:val="none"/>
-        </w:rPr>
-      </w:sdtEndPr>
-      <w:sdtContent>
-        <w:p>
-          <w:pPr>
-            <w:pStyle w:val="NoSpacing"/>
-            <w:ind w:left="2880"/>
-            <w:rPr>
-              <w:rFonts w:ascii="Lato" w:hAnsi="Lato"/>
-              <w:sz w:val="20"/>
-              <w:szCs w:val="20"/>
-            </w:rPr>
-          </w:pPr>
-          <w:proofErr w:type="spellStart"/>
-          <w:r>
-            <w:rPr>
-              <w:rFonts w:ascii="Lato" w:hAnsi="Lato"/>
-              <w:sz w:val="20"/>
-              <w:szCs w:val="20"/>
-            </w:rPr>
-            <w:t>PhysicalAddress</w:t>
-          </w:r>
-          <w:proofErr w:type="spellEnd"/>
-        </w:p>
-      </w:sdtContent>
-    </w:sdt>
-    <w:sdt>
-      <w:sdtPr>
-        <w:rPr>
-          <w:rFonts w:ascii="Lato" w:hAnsi="Lato"/>
-          <w:sz w:val="20"/>
-          <w:szCs w:val="20"/>
-          <w:highlight w:val="yellow"/>
-        </w:rPr>
-        <w:id w:val="-559636798"/>
-        <w:placeholder>
-          <w:docPart w:val="DefaultPlaceholder_-1854013440"/>
-        </w:placeholder>
-        <w15:dataBinding w:prefixMappings="xmlns:ns0='urn:microsoft-dynamics-nav/reports/Sub_Grant_Agreement/50005/' " w:xpath="/ns0:NavWordReportXmlPart[1]/ns0:SubAward[1]/ns0:Street[1]" w:storeItemID="{E257015E-7142-4B49-BC0D-397BB314F81E}" w16sdtdh:storeItemChecksum="bkrgKw=="/>
+        <w15:dataBinding w:prefixMappings="xmlns:ns0='urn:microsoft-dynamics-nav/reports/Sub_Grant_Agreement/50005/' " w:xpath="/ns0:NavWordReportXmlPart[1]/ns0:SubAward[1]/ns0:PhysicalAddress[1]" w:storeItemID="{E257015E-7142-4B49-BC0D-397BB314F81E}" w16sdtdh:storeItemChecksum="xpPtvw=="/>
       </w:sdtPr>
       <w:sdtEndPr>
         <w:rPr>
@@ -5100,6 +4588,49 @@
               <w:rFonts w:ascii="Lato" w:hAnsi="Lato"/>
               <w:sz w:val="20"/>
               <w:szCs w:val="20"/>
+              <w:highlight w:val="yellow"/>
+            </w:rPr>
+            <w:t>PhysicalAddress</w:t>
+          </w:r>
+        </w:p>
+      </w:sdtContent>
+    </w:sdt>
+    <w:sdt>
+      <w:sdtPr>
+        <w:rPr>
+          <w:rFonts w:ascii="Lato" w:hAnsi="Lato"/>
+          <w:sz w:val="20"/>
+          <w:szCs w:val="20"/>
+          <w:highlight w:val="yellow"/>
+        </w:rPr>
+        <w:id w:val="-559636798"/>
+        <w:placeholder>
+          <w:docPart w:val="DefaultPlaceholder_-1854013440"/>
+        </w:placeholder>
+        <w15:dataBinding w:prefixMappings="xmlns:ns0='urn:microsoft-dynamics-nav/reports/Sub_Grant_Agreement/50005/' " w:xpath="/ns0:NavWordReportXmlPart[1]/ns0:SubAward[1]/ns0:Street[1]" w:storeItemID="{E257015E-7142-4B49-BC0D-397BB314F81E}" w16sdtdh:storeItemChecksum="xpPtvw=="/>
+      </w:sdtPr>
+      <w:sdtEndPr>
+        <w:rPr>
+          <w:highlight w:val="none"/>
+        </w:rPr>
+      </w:sdtEndPr>
+      <w:sdtContent>
+        <w:p>
+          <w:pPr>
+            <w:pStyle w:val="NoSpacing"/>
+            <w:ind w:left="2880"/>
+            <w:rPr>
+              <w:rFonts w:ascii="Lato" w:hAnsi="Lato"/>
+              <w:sz w:val="20"/>
+              <w:szCs w:val="20"/>
+            </w:rPr>
+          </w:pPr>
+          <w:r>
+            <w:rPr>
+              <w:rFonts w:ascii="Lato" w:hAnsi="Lato"/>
+              <w:sz w:val="20"/>
+              <w:szCs w:val="20"/>
+              <w:highlight w:val="yellow"/>
             </w:rPr>
             <w:t>Street</w:t>
           </w:r>
@@ -5127,7 +4658,7 @@
           <w:placeholder>
             <w:docPart w:val="DefaultPlaceholder_-1854013440"/>
           </w:placeholder>
-          <w15:dataBinding w:prefixMappings="xmlns:ns0='urn:microsoft-dynamics-nav/reports/Sub_Grant_Agreement/50005/' " w:xpath="/ns0:NavWordReportXmlPart[1]/ns0:SubAward[1]/ns0:Location[1]" w:storeItemID="{E257015E-7142-4B49-BC0D-397BB314F81E}" w16sdtdh:storeItemChecksum="bkrgKw=="/>
+          <w15:dataBinding w:prefixMappings="xmlns:ns0='urn:microsoft-dynamics-nav/reports/Sub_Grant_Agreement/50005/' " w:xpath="/ns0:NavWordReportXmlPart[1]/ns0:SubAward[1]/ns0:Location[1]" w:storeItemID="{E257015E-7142-4B49-BC0D-397BB314F81E}" w16sdtdh:storeItemChecksum="xpPtvw=="/>
         </w:sdtPr>
         <w:sdtContent>
           <w:r>
@@ -5157,14 +4688,14 @@
           <w:szCs w:val="18"/>
           <w:lang w:val="da-DK"/>
         </w:rPr>
+        <w:alias w:val="#Nav: /SubAward/Email"/>
+        <w:tag w:val="#Nav: Sub_Grant_Agreement/50005"/>
         <w:id w:val="1337885503"/>
         <w:placeholder>
           <w:docPart w:val="DefaultPlaceholder_-1854013440"/>
         </w:placeholder>
         <w:dataBinding w:prefixMappings="xmlns:ns0='urn:microsoft-dynamics-nav/reports/Sub_Grant_Agreement/50005/'" w:xpath="/ns0:NavWordReportXmlPart[1]/ns0:SubAward[1]/ns0:Email[1]" w:storeItemID="{E257015E-7142-4B49-BC0D-397BB314F81E}"/>
         <w:text/>
-        <w:alias w:val="#Nav: /SubAward/Email"/>
-        <w:tag w:val="#Nav: Sub_Grant_Agreement/50005"/>
       </w:sdtPr>
       <w:sdtContent>
         <w:p>
@@ -5483,43 +5014,7 @@
           <w:sz w:val="20"/>
           <w:szCs w:val="20"/>
         </w:rPr>
-        <w:t xml:space="preserve">If the parties are unable to resolve the Dispute by amicable negotiation within the Initial Period, the Dispute shall be referred to the respective Chief Executive Officer of the parties who shall attempt, for a period of 30 days from the expiry of the </w:t>
-      </w:r>
-      <w:proofErr w:type="gramStart"/>
-      <w:r>
-        <w:rPr>
-          <w:rFonts w:ascii="Lato" w:hAnsi="Lato"/>
-          <w:sz w:val="20"/>
-          <w:szCs w:val="20"/>
-        </w:rPr>
-        <w:t>time period</w:t>
-      </w:r>
-      <w:proofErr w:type="gramEnd"/>
-      <w:r>
-        <w:rPr>
-          <w:rFonts w:ascii="Lato" w:hAnsi="Lato"/>
-          <w:sz w:val="20"/>
-          <w:szCs w:val="20"/>
-        </w:rPr>
-        <w:t xml:space="preserve"> referred to in clause 22(b), to resolve the Dispute.  Mediation shall be considered.  If the respective Chief Executive Officer of parties are unable to resolve the Dispute within the stated </w:t>
-      </w:r>
-      <w:proofErr w:type="gramStart"/>
-      <w:r>
-        <w:rPr>
-          <w:rFonts w:ascii="Lato" w:hAnsi="Lato"/>
-          <w:sz w:val="20"/>
-          <w:szCs w:val="20"/>
-        </w:rPr>
-        <w:t>time period</w:t>
-      </w:r>
-      <w:proofErr w:type="gramEnd"/>
-      <w:r>
-        <w:rPr>
-          <w:rFonts w:ascii="Lato" w:hAnsi="Lato"/>
-          <w:sz w:val="20"/>
-          <w:szCs w:val="20"/>
-        </w:rPr>
-        <w:t xml:space="preserve"> (or such longer period as may be agreed in writing between the parties), the Dispute shall be referred to arbitration by any of the Parties.</w:t>
+        <w:t>If the parties are unable to resolve the Dispute by amicable negotiation within the Initial Period, the Dispute shall be referred to the respective Chief Executive Officer of the parties who shall attempt, for a period of 30 days from the expiry of the time period referred to in clause 22(b), to resolve the Dispute.  Mediation shall be considered.  If the respective Chief Executive Officer of parties are unable to resolve the Dispute within the stated time period (or such longer period as may be agreed in writing between the parties), the Dispute shall be referred to arbitration by any of the Parties.</w:t>
       </w:r>
     </w:p>
     <w:p>
@@ -5744,27 +5239,7 @@
           <w:sz w:val="20"/>
           <w:szCs w:val="20"/>
         </w:rPr>
-        <w:t xml:space="preserve">The language of the arbitration shall be </w:t>
-      </w:r>
-      <w:proofErr w:type="gramStart"/>
-      <w:r>
-        <w:rPr>
-          <w:rFonts w:ascii="Lato" w:hAnsi="Lato"/>
-          <w:iCs/>
-          <w:sz w:val="20"/>
-          <w:szCs w:val="20"/>
-        </w:rPr>
-        <w:t>English</w:t>
-      </w:r>
-      <w:proofErr w:type="gramEnd"/>
-      <w:r>
-        <w:rPr>
-          <w:rFonts w:ascii="Lato" w:hAnsi="Lato"/>
-          <w:iCs/>
-          <w:sz w:val="20"/>
-          <w:szCs w:val="20"/>
-        </w:rPr>
-        <w:t xml:space="preserve"> and all documents submitted in connection with such proceedings shall be in the English language or, if in another language, accompanied by a certified English translation. </w:t>
+        <w:t xml:space="preserve">The language of the arbitration shall be English and all documents submitted in connection with such proceedings shall be in the English language or, if in another language, accompanied by a certified English translation. </w:t>
       </w:r>
     </w:p>
     <w:p>
@@ -5843,7 +5318,6 @@
           <w:sz w:val="20"/>
           <w:szCs w:val="20"/>
         </w:rPr>
-        <w:lastRenderedPageBreak/>
         <w:t>The costs of the arbitration shall be payable by the parties in such proportions as the arbitrator determines (or failing determination each party shall bear its own costs).</w:t>
       </w:r>
     </w:p>
@@ -5875,27 +5349,7 @@
           <w:sz w:val="20"/>
           <w:szCs w:val="20"/>
         </w:rPr>
-        <w:t xml:space="preserve">Nothing contained in this </w:t>
-      </w:r>
-      <w:proofErr w:type="gramStart"/>
-      <w:r>
-        <w:rPr>
-          <w:rFonts w:ascii="Lato" w:hAnsi="Lato"/>
-          <w:iCs/>
-          <w:sz w:val="20"/>
-          <w:szCs w:val="20"/>
-        </w:rPr>
-        <w:t>clause  prevents</w:t>
-      </w:r>
-      <w:proofErr w:type="gramEnd"/>
-      <w:r>
-        <w:rPr>
-          <w:rFonts w:ascii="Lato" w:hAnsi="Lato"/>
-          <w:iCs/>
-          <w:sz w:val="20"/>
-          <w:szCs w:val="20"/>
-        </w:rPr>
-        <w:t xml:space="preserve"> a party from approaching a court of competent jurisdiction to obtain an interim injunctive relief, irrespective of whether the subject matter of the Dispute is under negotiation or arbitration</w:t>
+        <w:t>Nothing contained in this clause  prevents a party from approaching a court of competent jurisdiction to obtain an interim injunctive relief, irrespective of whether the subject matter of the Dispute is under negotiation or arbitration</w:t>
       </w:r>
     </w:p>
     <w:p>
@@ -5980,25 +5434,7 @@
           <w:sz w:val="20"/>
           <w:szCs w:val="20"/>
         </w:rPr>
-        <w:t xml:space="preserve">  The headings of the various sections of this Agreement have been inserted solely for the purposes of </w:t>
-      </w:r>
-      <w:proofErr w:type="gramStart"/>
-      <w:r>
-        <w:rPr>
-          <w:rFonts w:ascii="Lato" w:hAnsi="Lato"/>
-          <w:sz w:val="20"/>
-          <w:szCs w:val="20"/>
-        </w:rPr>
-        <w:t>convenience, and</w:t>
-      </w:r>
-      <w:proofErr w:type="gramEnd"/>
-      <w:r>
-        <w:rPr>
-          <w:rFonts w:ascii="Lato" w:hAnsi="Lato"/>
-          <w:sz w:val="20"/>
-          <w:szCs w:val="20"/>
-        </w:rPr>
-        <w:t xml:space="preserve"> shall have no legal effect.   </w:t>
+        <w:t xml:space="preserve">  The headings of the various sections of this Agreement have been inserted solely for the purposes of convenience, and shall have no legal effect.   </w:t>
       </w:r>
     </w:p>
     <w:p>
@@ -6011,7 +5447,12 @@
           <w:szCs w:val="20"/>
         </w:rPr>
         <w:sectPr>
-          <w:headerReference w:type="default" r:id="rId10"/>
+          <w:headerReference w:type="even" r:id="rId10"/>
+          <w:headerReference w:type="default" r:id="rId11"/>
+          <w:footerReference w:type="even" r:id="rId12"/>
+          <w:footerReference w:type="default" r:id="rId13"/>
+          <w:headerReference w:type="first" r:id="rId14"/>
+          <w:footerReference w:type="first" r:id="rId15"/>
           <w:pgSz w:w="12240" w:h="15840"/>
           <w:pgMar w:top="1440" w:right="1080" w:bottom="1440" w:left="1080" w:header="720" w:footer="720" w:gutter="0"/>
           <w:cols w:space="720"/>
@@ -6112,7 +5553,7 @@
         <w:placeholder>
           <w:docPart w:val="DefaultPlaceholder_-1854013440"/>
         </w:placeholder>
-        <w15:dataBinding w:prefixMappings="xmlns:ns0='urn:microsoft-dynamics-nav/reports/Sub_Grant_Agreement/50005/' " w:xpath="/ns0:NavWordReportXmlPart[1]/ns0:SubAward[1]/ns0:SubAwardeeName[1]" w:storeItemID="{E257015E-7142-4B49-BC0D-397BB314F81E}" w16sdtdh:storeItemChecksum="bkrgKw=="/>
+        <w15:dataBinding w:prefixMappings="xmlns:ns0='urn:microsoft-dynamics-nav/reports/Sub_Grant_Agreement/50005/' " w:xpath="/ns0:NavWordReportXmlPart[1]/ns0:SubAward[1]/ns0:SubAwardeeName[1]" w:storeItemID="{E257015E-7142-4B49-BC0D-397BB314F81E}" w16sdtdh:storeItemChecksum="xpPtvw=="/>
       </w:sdtPr>
       <w:sdtContent>
         <w:p>
@@ -6125,7 +5566,6 @@
               <w:szCs w:val="20"/>
             </w:rPr>
           </w:pPr>
-          <w:proofErr w:type="spellStart"/>
           <w:r>
             <w:rPr>
               <w:rFonts w:ascii="Lato" w:hAnsi="Lato"/>
@@ -6135,12 +5575,11 @@
             </w:rPr>
             <w:t>SubAwardeeName</w:t>
           </w:r>
-          <w:proofErr w:type="spellEnd"/>
         </w:p>
       </w:sdtContent>
     </w:sdt>
-    <w:bookmarkStart w:name="_Hlk69363324" w:displacedByCustomXml="prev" w:id="11"/>
-    <w:bookmarkStart w:name="_Hlk69363222" w:displacedByCustomXml="prev" w:id="12"/>
+    <w:bookmarkStart w:name="_Hlk69363222" w:displacedByCustomXml="prev" w:id="11"/>
+    <w:bookmarkStart w:name="_Hlk69363324" w:displacedByCustomXml="prev" w:id="12"/>
     <w:p>
       <w:pPr>
         <w:ind w:left="720"/>
@@ -6691,7 +6130,7 @@
           <w:alias w:val="#Nav: /SubAward/Sub_Award_Objectives"/>
           <w:tag w:val="#Nav: Sub_Grant_Agreement/50005"/>
           <w:id w:val="-277799298"/>
-          <w15:dataBinding w:prefixMappings="xmlns:ns0='urn:microsoft-dynamics-nav/reports/Sub_Grant_Agreement/50005/'" w:xpath="/ns0:NavWordReportXmlPart[1]/ns0:SubAward[1]/ns0:Sub_Award_Objectives" w:storeItemID="{E257015E-7142-4B49-BC0D-397BB314F81E}"/>
+          <w15:dataBinding w:prefixMappings="xmlns:ns0='urn:microsoft-dynamics-nav/reports/Sub_Grant_Agreement/50005/' " w:xpath="/ns0:NavWordReportXmlPart[1]/ns0:SubAward[1]/ns0:Sub_Award_Objectives" w:storeItemID="{E257015E-7142-4B49-BC0D-397BB314F81E}"/>
           <w15:repeatingSection/>
         </w:sdtPr>
         <w:sdtEndPr>
@@ -6739,7 +6178,7 @@
                     <w:placeholder>
                       <w:docPart w:val="DefaultPlaceholder_-1854013440"/>
                     </w:placeholder>
-                    <w15:dataBinding w:prefixMappings="xmlns:ns0='urn:microsoft-dynamics-nav/reports/Sub_Grant_Agreement/50005/' " w:xpath="/ns0:NavWordReportXmlPart[1]/ns0:SubAward[1]/ns0:Sub_Award_Objectives[1]/ns0:LineNo_SubAwardObjectives[1]" w:storeItemID="{E257015E-7142-4B49-BC0D-397BB314F81E}" w16sdtdh:storeItemChecksum="bkrgKw=="/>
+                    <w15:dataBinding w:prefixMappings="xmlns:ns0='urn:microsoft-dynamics-nav/reports/Sub_Grant_Agreement/50005/' " w:xpath="/ns0:NavWordReportXmlPart[1]/ns0:SubAward[1]/ns0:Sub_Award_Objectives[1]/ns0:LineNo_SubAwardObjectives[1]" w:storeItemID="{E257015E-7142-4B49-BC0D-397BB314F81E}" w16sdtdh:storeItemChecksum="xpPtvw=="/>
                   </w:sdtPr>
                   <w:sdtEndPr>
                     <w:rPr>
@@ -6760,7 +6199,6 @@
                             <w:highlight w:val="yellow"/>
                           </w:rPr>
                         </w:pPr>
-                        <w:proofErr w:type="spellStart"/>
                         <w:r>
                           <w:rPr>
                             <w:i/>
@@ -6768,7 +6206,6 @@
                           </w:rPr>
                           <w:t>LineNo_SubAwardObjectives</w:t>
                         </w:r>
-                        <w:proofErr w:type="spellEnd"/>
                       </w:p>
                     </w:tc>
                   </w:sdtContent>
@@ -6785,7 +6222,7 @@
                     <w:placeholder>
                       <w:docPart w:val="DefaultPlaceholder_-1854013440"/>
                     </w:placeholder>
-                    <w15:dataBinding w:prefixMappings="xmlns:ns0='urn:microsoft-dynamics-nav/reports/Sub_Grant_Agreement/50005/' " w:xpath="/ns0:NavWordReportXmlPart[1]/ns0:SubAward[1]/ns0:Sub_Award_Objectives[1]/ns0:Objectives_SubAwardObjectives[1]" w:storeItemID="{E257015E-7142-4B49-BC0D-397BB314F81E}" w16sdtdh:storeItemChecksum="bkrgKw=="/>
+                    <w15:dataBinding w:prefixMappings="xmlns:ns0='urn:microsoft-dynamics-nav/reports/Sub_Grant_Agreement/50005/' " w:xpath="/ns0:NavWordReportXmlPart[1]/ns0:SubAward[1]/ns0:Sub_Award_Objectives[1]/ns0:Objectives_SubAwardObjectives[1]" w:storeItemID="{E257015E-7142-4B49-BC0D-397BB314F81E}" w16sdtdh:storeItemChecksum="xpPtvw=="/>
                   </w:sdtPr>
                   <w:sdtContent>
                     <w:tc>
@@ -6799,7 +6236,6 @@
                             <w:highlight w:val="yellow"/>
                           </w:rPr>
                         </w:pPr>
-                        <w:proofErr w:type="spellStart"/>
                         <w:r>
                           <w:rPr>
                             <w:iCs/>
@@ -6807,7 +6243,6 @@
                           </w:rPr>
                           <w:t>Objectives_SubAwardObjectives</w:t>
                         </w:r>
-                        <w:proofErr w:type="spellEnd"/>
                       </w:p>
                     </w:tc>
                   </w:sdtContent>
@@ -6867,19 +6302,8 @@
           <w:sz w:val="20"/>
           <w:szCs w:val="20"/>
         </w:rPr>
-        <w:t xml:space="preserve">Choice of initiatives that will become the focus of the program and its corresponding </w:t>
-      </w:r>
-      <w:proofErr w:type="gramStart"/>
-      <w:r>
-        <w:rPr>
-          <w:rFonts w:ascii="Lato" w:hAnsi="Lato"/>
-          <w:bCs/>
-          <w:sz w:val="20"/>
-          <w:szCs w:val="20"/>
-        </w:rPr>
-        <w:t>activities</w:t>
-      </w:r>
-      <w:proofErr w:type="gramEnd"/>
+        <w:t>Choice of initiatives that will become the focus of the program and its corresponding activities</w:t>
+      </w:r>
     </w:p>
     <w:p>
       <w:pPr>
@@ -6902,19 +6326,8 @@
           <w:sz w:val="20"/>
           <w:szCs w:val="20"/>
         </w:rPr>
-        <w:t xml:space="preserve">Tracking of indicators against agreed upon </w:t>
-      </w:r>
-      <w:proofErr w:type="gramStart"/>
-      <w:r>
-        <w:rPr>
-          <w:rFonts w:ascii="Lato" w:hAnsi="Lato"/>
-          <w:bCs/>
-          <w:sz w:val="20"/>
-          <w:szCs w:val="20"/>
-        </w:rPr>
-        <w:t>targets</w:t>
-      </w:r>
-      <w:proofErr w:type="gramEnd"/>
+        <w:t>Tracking of indicators against agreed upon targets</w:t>
+      </w:r>
     </w:p>
     <w:p>
       <w:pPr>
@@ -6961,27 +6374,7 @@
           <w:sz w:val="20"/>
           <w:szCs w:val="20"/>
         </w:rPr>
-        <w:t xml:space="preserve">Financial update, including tracking of grant dispersals and a </w:t>
-      </w:r>
-      <w:proofErr w:type="gramStart"/>
-      <w:r>
-        <w:rPr>
-          <w:rFonts w:ascii="Lato" w:hAnsi="Lato"/>
-          <w:bCs/>
-          <w:sz w:val="20"/>
-          <w:szCs w:val="20"/>
-        </w:rPr>
-        <w:t>pipeline</w:t>
-      </w:r>
-      <w:proofErr w:type="gramEnd"/>
-      <w:r>
-        <w:rPr>
-          <w:rFonts w:ascii="Lato" w:hAnsi="Lato"/>
-          <w:bCs/>
-          <w:sz w:val="20"/>
-          <w:szCs w:val="20"/>
-        </w:rPr>
-        <w:t xml:space="preserve"> </w:t>
+        <w:t xml:space="preserve">Financial update, including tracking of grant dispersals and a pipeline </w:t>
       </w:r>
     </w:p>
     <w:p>
@@ -7029,27 +6422,7 @@
           <w:sz w:val="20"/>
           <w:szCs w:val="20"/>
         </w:rPr>
-        <w:t xml:space="preserve">Any necessary program shifts, given risks or emerging </w:t>
-      </w:r>
-      <w:proofErr w:type="gramStart"/>
-      <w:r>
-        <w:rPr>
-          <w:rFonts w:ascii="Lato" w:hAnsi="Lato"/>
-          <w:bCs/>
-          <w:sz w:val="20"/>
-          <w:szCs w:val="20"/>
-        </w:rPr>
-        <w:t>opportunities</w:t>
-      </w:r>
-      <w:proofErr w:type="gramEnd"/>
-      <w:r>
-        <w:rPr>
-          <w:rFonts w:ascii="Lato" w:hAnsi="Lato"/>
-          <w:bCs/>
-          <w:sz w:val="20"/>
-          <w:szCs w:val="20"/>
-        </w:rPr>
-        <w:t xml:space="preserve"> </w:t>
+        <w:t xml:space="preserve">Any necessary program shifts, given risks or emerging opportunities </w:t>
       </w:r>
     </w:p>
     <w:p>
@@ -7172,25 +6545,7 @@
           <w:sz w:val="20"/>
           <w:szCs w:val="20"/>
         </w:rPr>
-        <w:t xml:space="preserve">Subject to the Agreement (including Section 2 thereof), APHF shall make payments in the amounts listed below upon satisfactory achievement by the Implement Partner of the milestones and deliverables described below. Should the implementing partner need any disbursements before the completion of specified milestones, the partner may be considered for earlier disbursements upon proof of satisfactory progress and a demonstration of the need of funds </w:t>
-      </w:r>
-      <w:proofErr w:type="gramStart"/>
-      <w:r>
-        <w:rPr>
-          <w:rFonts w:ascii="Lato" w:hAnsi="Lato"/>
-          <w:sz w:val="20"/>
-          <w:szCs w:val="20"/>
-        </w:rPr>
-        <w:t>in order to</w:t>
-      </w:r>
-      <w:proofErr w:type="gramEnd"/>
-      <w:r>
-        <w:rPr>
-          <w:rFonts w:ascii="Lato" w:hAnsi="Lato"/>
-          <w:sz w:val="20"/>
-          <w:szCs w:val="20"/>
-        </w:rPr>
-        <w:t xml:space="preserve"> progress with implementation smoothly.</w:t>
+        <w:t>Subject to the Agreement (including Section 2 thereof), APHF shall make payments in the amounts listed below upon satisfactory achievement by the Implement Partner of the milestones and deliverables described below. Should the implementing partner need any disbursements before the completion of specified milestones, the partner may be considered for earlier disbursements upon proof of satisfactory progress and a demonstration of the need of funds in order to progress with implementation smoothly.</w:t>
       </w:r>
     </w:p>
     <w:p>
@@ -7208,25 +6563,7 @@
           <w:sz w:val="20"/>
           <w:szCs w:val="20"/>
         </w:rPr>
-        <w:t xml:space="preserve">The Implementing Partner will invoice APHF in accordance with the payment schedule below. Each invoice shall include all supporting information reasonably required by APHF. All figures are in U.S. dollars. Implementing Partner shall maintain responsibility for </w:t>
-      </w:r>
-      <w:proofErr w:type="gramStart"/>
-      <w:r>
-        <w:rPr>
-          <w:rFonts w:ascii="Lato" w:hAnsi="Lato"/>
-          <w:sz w:val="20"/>
-          <w:szCs w:val="20"/>
-        </w:rPr>
-        <w:t>any and all</w:t>
-      </w:r>
-      <w:proofErr w:type="gramEnd"/>
-      <w:r>
-        <w:rPr>
-          <w:rFonts w:ascii="Lato" w:hAnsi="Lato"/>
-          <w:sz w:val="20"/>
-          <w:szCs w:val="20"/>
-        </w:rPr>
-        <w:t xml:space="preserve"> taxes.  Payment shall be made to the following bank account nominated by the Implementing Partner:</w:t>
+        <w:t>The Implementing Partner will invoice APHF in accordance with the payment schedule below. Each invoice shall include all supporting information reasonably required by APHF. All figures are in U.S. dollars. Implementing Partner shall maintain responsibility for any and all taxes.  Payment shall be made to the following bank account nominated by the Implementing Partner:</w:t>
       </w:r>
     </w:p>
     <w:p>
@@ -7279,10 +6616,9 @@
           <w:placeholder>
             <w:docPart w:val="DefaultPlaceholder_-1854013440"/>
           </w:placeholder>
-          <w15:dataBinding w:prefixMappings="xmlns:ns0='urn:microsoft-dynamics-nav/reports/Sub_Grant_Agreement/50005/' " w:xpath="/ns0:NavWordReportXmlPart[1]/ns0:SubAward[1]/ns0:SubAwardeeName[1]" w:storeItemID="{E257015E-7142-4B49-BC0D-397BB314F81E}" w16sdtdh:storeItemChecksum="bkrgKw=="/>
+          <w15:dataBinding w:prefixMappings="xmlns:ns0='urn:microsoft-dynamics-nav/reports/Sub_Grant_Agreement/50005/' " w:xpath="/ns0:NavWordReportXmlPart[1]/ns0:SubAward[1]/ns0:SubAwardeeName[1]" w:storeItemID="{E257015E-7142-4B49-BC0D-397BB314F81E}" w16sdtdh:storeItemChecksum="xpPtvw=="/>
         </w:sdtPr>
         <w:sdtContent>
-          <w:proofErr w:type="spellStart"/>
           <w:r>
             <w:rPr>
               <w:rFonts w:ascii="Lato" w:hAnsi="Lato"/>
@@ -7291,7 +6627,6 @@
             </w:rPr>
             <w:t>SubAwardeeName</w:t>
           </w:r>
-          <w:proofErr w:type="spellEnd"/>
         </w:sdtContent>
       </w:sdt>
     </w:p>
@@ -7356,10 +6691,9 @@
           <w:placeholder>
             <w:docPart w:val="DefaultPlaceholder_-1854013440"/>
           </w:placeholder>
-          <w15:dataBinding w:prefixMappings="xmlns:ns0='urn:microsoft-dynamics-nav/reports/Sub_Grant_Agreement/50005/' " w:xpath="/ns0:NavWordReportXmlPart[1]/ns0:SubAward[1]/ns0:Customer[1]/ns0:BankName_Customer[1]" w:storeItemID="{E257015E-7142-4B49-BC0D-397BB314F81E}" w16sdtdh:storeItemChecksum="bkrgKw=="/>
+          <w15:dataBinding w:prefixMappings="xmlns:ns0='urn:microsoft-dynamics-nav/reports/Sub_Grant_Agreement/50005/' " w:xpath="/ns0:NavWordReportXmlPart[1]/ns0:SubAward[1]/ns0:Customer[1]/ns0:BankName_Customer[1]" w:storeItemID="{E257015E-7142-4B49-BC0D-397BB314F81E}" w16sdtdh:storeItemChecksum="xpPtvw=="/>
         </w:sdtPr>
         <w:sdtContent>
-          <w:proofErr w:type="spellStart"/>
           <w:r>
             <w:rPr>
               <w:rFonts w:ascii="Lato" w:hAnsi="Lato"/>
@@ -7369,7 +6703,6 @@
             </w:rPr>
             <w:t>BankName_Customer</w:t>
           </w:r>
-          <w:proofErr w:type="spellEnd"/>
         </w:sdtContent>
       </w:sdt>
     </w:p>
@@ -7434,10 +6767,9 @@
           <w:placeholder>
             <w:docPart w:val="DefaultPlaceholder_-1854013440"/>
           </w:placeholder>
-          <w15:dataBinding w:prefixMappings="xmlns:ns0='urn:microsoft-dynamics-nav/reports/Sub_Grant_Agreement/50005/' " w:xpath="/ns0:NavWordReportXmlPart[1]/ns0:SubAward[1]/ns0:Customer[1]/ns0:BankAccountNumber_Customer[1]" w:storeItemID="{E257015E-7142-4B49-BC0D-397BB314F81E}" w16sdtdh:storeItemChecksum="bkrgKw=="/>
+          <w15:dataBinding w:prefixMappings="xmlns:ns0='urn:microsoft-dynamics-nav/reports/Sub_Grant_Agreement/50005/' " w:xpath="/ns0:NavWordReportXmlPart[1]/ns0:SubAward[1]/ns0:Customer[1]/ns0:BankAccountNumber_Customer[1]" w:storeItemID="{E257015E-7142-4B49-BC0D-397BB314F81E}" w16sdtdh:storeItemChecksum="xpPtvw=="/>
         </w:sdtPr>
         <w:sdtContent>
-          <w:proofErr w:type="spellStart"/>
           <w:r>
             <w:rPr>
               <w:rFonts w:ascii="Lato" w:hAnsi="Lato"/>
@@ -7447,7 +6779,6 @@
             </w:rPr>
             <w:t>BankAccountNumber_Customer</w:t>
           </w:r>
-          <w:proofErr w:type="spellEnd"/>
         </w:sdtContent>
       </w:sdt>
     </w:p>
@@ -7511,10 +6842,9 @@
           <w:placeholder>
             <w:docPart w:val="DefaultPlaceholder_-1854013440"/>
           </w:placeholder>
-          <w15:dataBinding w:prefixMappings="xmlns:ns0='urn:microsoft-dynamics-nav/reports/Sub_Grant_Agreement/50005/' " w:xpath="/ns0:NavWordReportXmlPart[1]/ns0:SubAward[1]/ns0:Customer[1]/ns0:Swift_Code[1]" w:storeItemID="{E257015E-7142-4B49-BC0D-397BB314F81E}" w16sdtdh:storeItemChecksum="bkrgKw=="/>
+          <w15:dataBinding w:prefixMappings="xmlns:ns0='urn:microsoft-dynamics-nav/reports/Sub_Grant_Agreement/50005/' " w:xpath="/ns0:NavWordReportXmlPart[1]/ns0:SubAward[1]/ns0:Customer[1]/ns0:Swift_Code[1]" w:storeItemID="{E257015E-7142-4B49-BC0D-397BB314F81E}" w16sdtdh:storeItemChecksum="xpPtvw=="/>
         </w:sdtPr>
         <w:sdtContent>
-          <w:proofErr w:type="spellStart"/>
           <w:r>
             <w:rPr>
               <w:rFonts w:ascii="Lato" w:hAnsi="Lato"/>
@@ -7524,7 +6854,6 @@
             </w:rPr>
             <w:t>Swift_Code</w:t>
           </w:r>
-          <w:proofErr w:type="spellEnd"/>
         </w:sdtContent>
       </w:sdt>
       <w:r>
@@ -7690,7 +7019,7 @@
           <w:alias w:val="#Nav: /SubAward/Sub_Award_Milestones"/>
           <w:tag w:val="#Nav: Sub_Grant_Agreement/50005"/>
           <w:id w:val="-1396962567"/>
-          <w15:dataBinding w:prefixMappings="xmlns:ns0='urn:microsoft-dynamics-nav/reports/Sub_Grant_Agreement/50005/'" w:xpath="/ns0:NavWordReportXmlPart[1]/ns0:SubAward[1]/ns0:Sub_Award_Milestones" w:storeItemID="{E257015E-7142-4B49-BC0D-397BB314F81E}"/>
+          <w15:dataBinding w:prefixMappings="xmlns:ns0='urn:microsoft-dynamics-nav/reports/Sub_Grant_Agreement/50005/' " w:xpath="/ns0:NavWordReportXmlPart[1]/ns0:SubAward[1]/ns0:Sub_Award_Milestones" w:storeItemID="{E257015E-7142-4B49-BC0D-397BB314F81E}"/>
           <w15:repeatingSection/>
         </w:sdtPr>
         <w:sdtContent>
@@ -7728,7 +7057,7 @@
                     <w:placeholder>
                       <w:docPart w:val="DefaultPlaceholder_-1854013440"/>
                     </w:placeholder>
-                    <w15:dataBinding w:prefixMappings="xmlns:ns0='urn:microsoft-dynamics-nav/reports/Sub_Grant_Agreement/50005/' " w:xpath="/ns0:NavWordReportXmlPart[1]/ns0:SubAward[1]/ns0:Sub_Award_Milestones[1]/ns0:MilestoneDescription_SubAwardMilestones[1]" w:storeItemID="{E257015E-7142-4B49-BC0D-397BB314F81E}" w16sdtdh:storeItemChecksum="bkrgKw=="/>
+                    <w15:dataBinding w:prefixMappings="xmlns:ns0='urn:microsoft-dynamics-nav/reports/Sub_Grant_Agreement/50005/' " w:xpath="/ns0:NavWordReportXmlPart[1]/ns0:SubAward[1]/ns0:Sub_Award_Milestones[1]/ns0:MilestoneDescription_SubAwardMilestones[1]" w:storeItemID="{E257015E-7142-4B49-BC0D-397BB314F81E}" w16sdtdh:storeItemChecksum="xpPtvw=="/>
                   </w:sdtPr>
                   <w:sdtEndPr>
                     <w:rPr>
@@ -7751,7 +7080,6 @@
                             <w:szCs w:val="20"/>
                           </w:rPr>
                         </w:pPr>
-                        <w:proofErr w:type="spellStart"/>
                         <w:r>
                           <w:rPr>
                             <w:rFonts w:ascii="Lato" w:hAnsi="Lato"/>
@@ -7761,7 +7089,6 @@
                           </w:rPr>
                           <w:t>MilestoneDescription_SubAwardMilestones</w:t>
                         </w:r>
-                        <w:proofErr w:type="spellEnd"/>
                       </w:p>
                     </w:tc>
                   </w:sdtContent>
@@ -7780,7 +7107,7 @@
                     <w:placeholder>
                       <w:docPart w:val="DefaultPlaceholder_-1854013440"/>
                     </w:placeholder>
-                    <w15:dataBinding w:prefixMappings="xmlns:ns0='urn:microsoft-dynamics-nav/reports/Sub_Grant_Agreement/50005/' " w:xpath="/ns0:NavWordReportXmlPart[1]/ns0:SubAward[1]/ns0:Sub_Award_Milestones[1]/ns0:Disbursement[1]" w:storeItemID="{E257015E-7142-4B49-BC0D-397BB314F81E}" w16sdtdh:storeItemChecksum="bkrgKw=="/>
+                    <w15:dataBinding w:prefixMappings="xmlns:ns0='urn:microsoft-dynamics-nav/reports/Sub_Grant_Agreement/50005/' " w:xpath="/ns0:NavWordReportXmlPart[1]/ns0:SubAward[1]/ns0:Sub_Award_Milestones[1]/ns0:Disbursement[1]" w:storeItemID="{E257015E-7142-4B49-BC0D-397BB314F81E}" w16sdtdh:storeItemChecksum="xpPtvw=="/>
                   </w:sdtPr>
                   <w:sdtContent>
                     <w:tc>
@@ -7836,10 +7163,9 @@
                         <w:placeholder>
                           <w:docPart w:val="DefaultPlaceholder_-1854013440"/>
                         </w:placeholder>
-                        <w15:dataBinding w:prefixMappings="xmlns:ns0='urn:microsoft-dynamics-nav/reports/Sub_Grant_Agreement/50005/' " w:xpath="/ns0:NavWordReportXmlPart[1]/ns0:SubAward[1]/ns0:CurrencyCode[1]" w:storeItemID="{E257015E-7142-4B49-BC0D-397BB314F81E}" w16sdtdh:storeItemChecksum="bkrgKw=="/>
+                        <w15:dataBinding w:prefixMappings="xmlns:ns0='urn:microsoft-dynamics-nav/reports/Sub_Grant_Agreement/50005/' " w:xpath="/ns0:NavWordReportXmlPart[1]/ns0:SubAward[1]/ns0:CurrencyCode[1]" w:storeItemID="{E257015E-7142-4B49-BC0D-397BB314F81E}" w16sdtdh:storeItemChecksum="xpPtvw=="/>
                       </w:sdtPr>
                       <w:sdtContent>
-                        <w:proofErr w:type="spellStart"/>
                         <w:r>
                           <w:rPr>
                             <w:rFonts w:ascii="Lato" w:hAnsi="Lato"/>
@@ -7865,7 +7191,7 @@
                         <w:placeholder>
                           <w:docPart w:val="DefaultPlaceholder_-1854013440"/>
                         </w:placeholder>
-                        <w15:dataBinding w:prefixMappings="xmlns:ns0='urn:microsoft-dynamics-nav/reports/Sub_Grant_Agreement/50005/' " w:xpath="/ns0:NavWordReportXmlPart[1]/ns0:SubAward[1]/ns0:Sub_Award_Milestones[1]/ns0:Payment_tranche[1]" w:storeItemID="{E257015E-7142-4B49-BC0D-397BB314F81E}" w16sdtdh:storeItemChecksum="bkrgKw=="/>
+                        <w15:dataBinding w:prefixMappings="xmlns:ns0='urn:microsoft-dynamics-nav/reports/Sub_Grant_Agreement/50005/' " w:xpath="/ns0:NavWordReportXmlPart[1]/ns0:SubAward[1]/ns0:Sub_Award_Milestones[1]/ns0:Payment_tranche[1]" w:storeItemID="{E257015E-7142-4B49-BC0D-397BB314F81E}" w16sdtdh:storeItemChecksum="xpPtvw=="/>
                       </w:sdtPr>
                       <w:sdtContent>
                         <w:r>
@@ -7877,7 +7203,6 @@
                           </w:rPr>
                           <w:t>Payment_tranche</w:t>
                         </w:r>
-                        <w:proofErr w:type="spellEnd"/>
                       </w:sdtContent>
                     </w:sdt>
                   </w:p>
@@ -8008,25 +7333,7 @@
           <w:sz w:val="20"/>
           <w:szCs w:val="20"/>
         </w:rPr>
-        <w:t xml:space="preserve">To help partners act on their obligations to manage risks towards children and vulnerable adults, APHF requires partners who work with these individuals to certify compliance with a set of safeguarding compliance standards.  A child is anyone under the age of 18 years, irrespective of the age of majority in the country in which the child lives. A vulnerable adult is a person, 18 or above, who, by reason of disability, age or illness, the context they are in or </w:t>
-      </w:r>
-      <w:proofErr w:type="gramStart"/>
-      <w:r>
-        <w:rPr>
-          <w:rFonts w:ascii="Lato" w:hAnsi="Lato"/>
-          <w:sz w:val="20"/>
-          <w:szCs w:val="20"/>
-        </w:rPr>
-        <w:t>as a result of</w:t>
-      </w:r>
-      <w:proofErr w:type="gramEnd"/>
-      <w:r>
-        <w:rPr>
-          <w:rFonts w:ascii="Lato" w:hAnsi="Lato"/>
-          <w:sz w:val="20"/>
-          <w:szCs w:val="20"/>
-        </w:rPr>
-        <w:t xml:space="preserve"> social and other inequalities, is or may be unable to take care of or to protect himself or herself against significant harm or exploitation.</w:t>
+        <w:t>To help partners act on their obligations to manage risks towards children and vulnerable adults, APHF requires partners who work with these individuals to certify compliance with a set of safeguarding compliance standards.  A child is anyone under the age of 18 years, irrespective of the age of majority in the country in which the child lives. A vulnerable adult is a person, 18 or above, who, by reason of disability, age or illness, the context they are in or as a result of social and other inequalities, is or may be unable to take care of or to protect himself or herself against significant harm or exploitation.</w:t>
       </w:r>
     </w:p>
     <w:p>
@@ -8447,18 +7754,8 @@
           <w:sz w:val="20"/>
           <w:szCs w:val="20"/>
         </w:rPr>
-        <w:t xml:space="preserve">has a written policy that describes how it is committed to preventing, and responding appropriately to harm to children and vulnerable </w:t>
-      </w:r>
-      <w:proofErr w:type="gramStart"/>
-      <w:r>
-        <w:rPr>
-          <w:rFonts w:ascii="Lato" w:hAnsi="Lato"/>
-          <w:sz w:val="20"/>
-          <w:szCs w:val="20"/>
-        </w:rPr>
-        <w:t>adults</w:t>
-      </w:r>
-      <w:proofErr w:type="gramEnd"/>
+        <w:t>has a written policy that describes how it is committed to preventing, and responding appropriately to harm to children and vulnerable adults</w:t>
+      </w:r>
     </w:p>
     <w:p>
       <w:pPr>
@@ -8497,7 +7794,6 @@
         </w:rPr>
         <w:t xml:space="preserve"> </w:t>
       </w:r>
-      <w:proofErr w:type="gramStart"/>
       <w:r>
         <w:rPr>
           <w:rFonts w:ascii="Lato" w:hAnsi="Lato"/>
@@ -8506,7 +7802,6 @@
         </w:rPr>
         <w:t>abuse</w:t>
       </w:r>
-      <w:proofErr w:type="gramEnd"/>
     </w:p>
     <w:p>
       <w:pPr>
@@ -8656,18 +7951,8 @@
           <w:sz w:val="20"/>
           <w:szCs w:val="20"/>
         </w:rPr>
-        <w:t xml:space="preserve">these responsibilities and </w:t>
-      </w:r>
-      <w:proofErr w:type="gramStart"/>
-      <w:r>
-        <w:rPr>
-          <w:rFonts w:ascii="Lato" w:hAnsi="Lato"/>
-          <w:sz w:val="20"/>
-          <w:szCs w:val="20"/>
-        </w:rPr>
-        <w:t>expectations</w:t>
-      </w:r>
-      <w:proofErr w:type="gramEnd"/>
+        <w:t>these responsibilities and expectations</w:t>
+      </w:r>
     </w:p>
     <w:p>
       <w:pPr>
@@ -8752,7 +8037,6 @@
         </w:rPr>
         <w:t xml:space="preserve"> </w:t>
       </w:r>
-      <w:proofErr w:type="gramStart"/>
       <w:r>
         <w:rPr>
           <w:rFonts w:ascii="Lato" w:hAnsi="Lato"/>
@@ -8761,7 +8045,6 @@
         </w:rPr>
         <w:t>conduct</w:t>
       </w:r>
-      <w:proofErr w:type="gramEnd"/>
     </w:p>
     <w:p>
       <w:pPr>
@@ -8816,7 +8099,6 @@
         </w:rPr>
         <w:t xml:space="preserve"> </w:t>
       </w:r>
-      <w:proofErr w:type="gramStart"/>
       <w:r>
         <w:rPr>
           <w:rFonts w:ascii="Lato" w:hAnsi="Lato"/>
@@ -8825,7 +8107,6 @@
         </w:rPr>
         <w:t>processes</w:t>
       </w:r>
-      <w:proofErr w:type="gramEnd"/>
     </w:p>
     <w:p>
       <w:pPr>
@@ -9052,7 +8333,6 @@
         </w:rPr>
         <w:t xml:space="preserve"> </w:t>
       </w:r>
-      <w:proofErr w:type="gramStart"/>
       <w:r>
         <w:rPr>
           <w:rFonts w:ascii="Lato" w:hAnsi="Lato"/>
@@ -9061,7 +8341,6 @@
         </w:rPr>
         <w:t>conduct</w:t>
       </w:r>
-      <w:proofErr w:type="gramEnd"/>
     </w:p>
     <w:p>
       <w:pPr>
@@ -9317,18 +8596,8 @@
           <w:sz w:val="20"/>
           <w:szCs w:val="20"/>
         </w:rPr>
-        <w:t xml:space="preserve">across the </w:t>
-      </w:r>
-      <w:proofErr w:type="gramStart"/>
-      <w:r>
-        <w:rPr>
-          <w:rFonts w:ascii="Lato" w:hAnsi="Lato"/>
-          <w:sz w:val="20"/>
-          <w:szCs w:val="20"/>
-        </w:rPr>
-        <w:t>organization</w:t>
-      </w:r>
-      <w:proofErr w:type="gramEnd"/>
+        <w:t>across the organization</w:t>
+      </w:r>
     </w:p>
     <w:p>
       <w:pPr>
@@ -9368,7 +8637,6 @@
         </w:rPr>
         <w:t xml:space="preserve"> </w:t>
       </w:r>
-      <w:proofErr w:type="gramStart"/>
       <w:r>
         <w:rPr>
           <w:rFonts w:ascii="Lato" w:hAnsi="Lato"/>
@@ -9377,7 +8645,6 @@
         </w:rPr>
         <w:t>action</w:t>
       </w:r>
-      <w:proofErr w:type="gramEnd"/>
     </w:p>
     <w:p>
       <w:pPr>
@@ -9416,7 +8683,6 @@
         </w:rPr>
         <w:t xml:space="preserve"> </w:t>
       </w:r>
-      <w:proofErr w:type="gramStart"/>
       <w:r>
         <w:rPr>
           <w:rFonts w:ascii="Lato" w:hAnsi="Lato"/>
@@ -9425,7 +8691,6 @@
         </w:rPr>
         <w:t>activities</w:t>
       </w:r>
-      <w:proofErr w:type="gramEnd"/>
     </w:p>
     <w:p>
       <w:pPr>
@@ -9515,7 +8780,6 @@
         </w:rPr>
         <w:t xml:space="preserve"> </w:t>
       </w:r>
-      <w:proofErr w:type="gramStart"/>
       <w:r>
         <w:rPr>
           <w:rFonts w:ascii="Lato" w:hAnsi="Lato"/>
@@ -9524,7 +8788,6 @@
         </w:rPr>
         <w:t>measures</w:t>
       </w:r>
-      <w:proofErr w:type="gramEnd"/>
     </w:p>
     <w:p>
       <w:pPr>
@@ -9563,7 +8826,6 @@
         </w:rPr>
         <w:t xml:space="preserve"> </w:t>
       </w:r>
-      <w:proofErr w:type="gramStart"/>
       <w:r>
         <w:rPr>
           <w:rFonts w:ascii="Lato" w:hAnsi="Lato"/>
@@ -9572,7 +8834,6 @@
         </w:rPr>
         <w:t>safeguarding</w:t>
       </w:r>
-      <w:proofErr w:type="gramEnd"/>
     </w:p>
     <w:p>
       <w:pPr>
@@ -9601,6 +8862,7 @@
           <w:sz w:val="20"/>
           <w:szCs w:val="20"/>
         </w:rPr>
+        <w:lastRenderedPageBreak/>
         <w:t>has governance mechanisms (such as a key board member for safeguarding) to enforce and review its safeguarding</w:t>
       </w:r>
       <w:r>
@@ -9612,7 +8874,6 @@
         </w:rPr>
         <w:t xml:space="preserve"> </w:t>
       </w:r>
-      <w:proofErr w:type="gramStart"/>
       <w:r>
         <w:rPr>
           <w:rFonts w:ascii="Lato" w:hAnsi="Lato"/>
@@ -9621,7 +8882,6 @@
         </w:rPr>
         <w:t>policy</w:t>
       </w:r>
-      <w:proofErr w:type="gramEnd"/>
     </w:p>
     <w:p>
       <w:pPr>
@@ -9974,25 +9234,7 @@
           <w:sz w:val="20"/>
           <w:szCs w:val="20"/>
         </w:rPr>
-        <w:t xml:space="preserve">”); and (b) except as otherwise disclosed to APHF in writing prior to the date of this Certification, the Organization </w:t>
-      </w:r>
-      <w:proofErr w:type="gramStart"/>
-      <w:r>
-        <w:rPr>
-          <w:rFonts w:ascii="Lato" w:hAnsi="Lato"/>
-          <w:sz w:val="20"/>
-          <w:szCs w:val="20"/>
-        </w:rPr>
-        <w:t>is in compliance with</w:t>
-      </w:r>
-      <w:proofErr w:type="gramEnd"/>
-      <w:r>
-        <w:rPr>
-          <w:rFonts w:ascii="Lato" w:hAnsi="Lato"/>
-          <w:sz w:val="20"/>
-          <w:szCs w:val="20"/>
-        </w:rPr>
-        <w:t xml:space="preserve"> the safeguarding standards described in this Certification.  I further certify that the Organization will remain in compliance with such standards for so long as it is performing Services in connection with training end-users of Ag-RDT test kits described in the Agreement to which this certification is attached.  </w:t>
+        <w:t xml:space="preserve">”); and (b) except as otherwise disclosed to APHF in writing prior to the date of this Certification, the Organization is in compliance with the safeguarding standards described in this Certification.  I further certify that the Organization will remain in compliance with such standards for so long as it is performing Services in connection with training end-users of Ag-RDT test kits described in the Agreement to which this certification is attached.  </w:t>
       </w:r>
     </w:p>
     <w:p>
@@ -10021,7 +9263,7 @@
         <w:placeholder>
           <w:docPart w:val="DefaultPlaceholder_-1854013440"/>
         </w:placeholder>
-        <w15:dataBinding w:prefixMappings="xmlns:ns0='urn:microsoft-dynamics-nav/reports/Sub_Grant_Agreement/50005/' " w:xpath="/ns0:NavWordReportXmlPart[1]/ns0:SubAward[1]/ns0:SubAwardeeName[1]" w:storeItemID="{E257015E-7142-4B49-BC0D-397BB314F81E}" w16sdtdh:storeItemChecksum="bkrgKw=="/>
+        <w15:dataBinding w:prefixMappings="xmlns:ns0='urn:microsoft-dynamics-nav/reports/Sub_Grant_Agreement/50005/' " w:xpath="/ns0:NavWordReportXmlPart[1]/ns0:SubAward[1]/ns0:SubAwardeeName[1]" w:storeItemID="{E257015E-7142-4B49-BC0D-397BB314F81E}" w16sdtdh:storeItemChecksum="xpPtvw=="/>
       </w:sdtPr>
       <w:sdtEndPr>
         <w:rPr>
@@ -10039,7 +9281,6 @@
               <w:szCs w:val="20"/>
             </w:rPr>
           </w:pPr>
-          <w:proofErr w:type="spellStart"/>
           <w:r>
             <w:rPr>
               <w:rFonts w:ascii="Lato" w:hAnsi="Lato"/>
@@ -10050,7 +9291,6 @@
             </w:rPr>
             <w:t>SubAwardeeName</w:t>
           </w:r>
-          <w:proofErr w:type="spellEnd"/>
         </w:p>
       </w:sdtContent>
     </w:sdt>
@@ -10205,7 +9445,7 @@
 </file>
 
 <file path=word/endnotes.xml><?xml version="1.0" encoding="utf-8"?>
-<w:endnotes xmlns:wpc="http://schemas.microsoft.com/office/word/2010/wordprocessingCanvas" xmlns:cx="http://schemas.microsoft.com/office/drawing/2014/chartex" xmlns:cx1="http://schemas.microsoft.com/office/drawing/2015/9/8/chartex" xmlns:cx2="http://schemas.microsoft.com/office/drawing/2015/10/21/chartex" xmlns:cx3="http://schemas.microsoft.com/office/drawing/2016/5/9/chartex" xmlns:cx4="http://schemas.microsoft.com/office/drawing/2016/5/10/chartex" xmlns:cx5="http://schemas.microsoft.com/office/drawing/2016/5/11/chartex" xmlns:cx6="http://schemas.microsoft.com/office/drawing/2016/5/12/chartex" xmlns:cx7="http://schemas.microsoft.com/office/drawing/2016/5/13/chartex" xmlns:cx8="http://schemas.microsoft.com/office/drawing/2016/5/14/chartex" xmlns:mc="http://schemas.openxmlformats.org/markup-compatibility/2006" xmlns:aink="http://schemas.microsoft.com/office/drawing/2016/ink" xmlns:am3d="http://schemas.microsoft.com/office/drawing/2017/model3d" xmlns:o="urn:schemas-microsoft-com:office:office" xmlns:oel="http://schemas.microsoft.com/office/2019/extlst" xmlns:r="http://schemas.openxmlformats.org/officeDocument/2006/relationships" xmlns:m="http://schemas.openxmlformats.org/officeDocument/2006/math" xmlns:v="urn:schemas-microsoft-com:vml" xmlns:wp14="http://schemas.microsoft.com/office/word/2010/wordprocessingDrawing" xmlns:wp="http://schemas.openxmlformats.org/drawingml/2006/wordprocessingDrawing" xmlns:w10="urn:schemas-microsoft-com:office:word" xmlns:w="http://schemas.openxmlformats.org/wordprocessingml/2006/main" xmlns:w14="http://schemas.microsoft.com/office/word/2010/wordml" xmlns:w15="http://schemas.microsoft.com/office/word/2012/wordml" xmlns:w16cex="http://schemas.microsoft.com/office/word/2018/wordml/cex" xmlns:w16cid="http://schemas.microsoft.com/office/word/2016/wordml/cid" xmlns:w16="http://schemas.microsoft.com/office/word/2018/wordml" xmlns:w16sdtdh="http://schemas.microsoft.com/office/word/2020/wordml/sdtdatahash" xmlns:w16se="http://schemas.microsoft.com/office/word/2015/wordml/symex" xmlns:wpg="http://schemas.microsoft.com/office/word/2010/wordprocessingGroup" xmlns:wpi="http://schemas.microsoft.com/office/word/2010/wordprocessingInk" xmlns:wne="http://schemas.microsoft.com/office/word/2006/wordml" xmlns:wps="http://schemas.microsoft.com/office/word/2010/wordprocessingShape" mc:Ignorable="w14 w15 w16se w16cid w16 w16cex w16sdtdh wp14">
+<w:endnotes xmlns:wpc="http://schemas.microsoft.com/office/word/2010/wordprocessingCanvas" xmlns:cx="http://schemas.microsoft.com/office/drawing/2014/chartex" xmlns:cx1="http://schemas.microsoft.com/office/drawing/2015/9/8/chartex" xmlns:cx2="http://schemas.microsoft.com/office/drawing/2015/10/21/chartex" xmlns:cx3="http://schemas.microsoft.com/office/drawing/2016/5/9/chartex" xmlns:cx4="http://schemas.microsoft.com/office/drawing/2016/5/10/chartex" xmlns:cx5="http://schemas.microsoft.com/office/drawing/2016/5/11/chartex" xmlns:cx6="http://schemas.microsoft.com/office/drawing/2016/5/12/chartex" xmlns:cx7="http://schemas.microsoft.com/office/drawing/2016/5/13/chartex" xmlns:cx8="http://schemas.microsoft.com/office/drawing/2016/5/14/chartex" xmlns:mc="http://schemas.openxmlformats.org/markup-compatibility/2006" xmlns:aink="http://schemas.microsoft.com/office/drawing/2016/ink" xmlns:am3d="http://schemas.microsoft.com/office/drawing/2017/model3d" xmlns:o="urn:schemas-microsoft-com:office:office" xmlns:oel="http://schemas.microsoft.com/office/2019/extlst" xmlns:r="http://schemas.openxmlformats.org/officeDocument/2006/relationships" xmlns:m="http://schemas.openxmlformats.org/officeDocument/2006/math" xmlns:v="urn:schemas-microsoft-com:vml" xmlns:wp14="http://schemas.microsoft.com/office/word/2010/wordprocessingDrawing" xmlns:wp="http://schemas.openxmlformats.org/drawingml/2006/wordprocessingDrawing" xmlns:w10="urn:schemas-microsoft-com:office:word" xmlns:w="http://schemas.openxmlformats.org/wordprocessingml/2006/main" xmlns:w14="http://schemas.microsoft.com/office/word/2010/wordml" xmlns:w15="http://schemas.microsoft.com/office/word/2012/wordml" xmlns:w16cex="http://schemas.microsoft.com/office/word/2018/wordml/cex" xmlns:w16cid="http://schemas.microsoft.com/office/word/2016/wordml/cid" xmlns:w16="http://schemas.microsoft.com/office/word/2018/wordml" xmlns:w16du="http://schemas.microsoft.com/office/word/2023/wordml/word16du" xmlns:w16sdtdh="http://schemas.microsoft.com/office/word/2020/wordml/sdtdatahash" xmlns:w16sdtfl="http://schemas.microsoft.com/office/word/2024/wordml/sdtformatlock" xmlns:w16se="http://schemas.microsoft.com/office/word/2015/wordml/symex" xmlns:wpg="http://schemas.microsoft.com/office/word/2010/wordprocessingGroup" xmlns:wpi="http://schemas.microsoft.com/office/word/2010/wordprocessingInk" xmlns:wne="http://schemas.microsoft.com/office/word/2006/wordml" xmlns:wps="http://schemas.microsoft.com/office/word/2010/wordprocessingShape" mc:Ignorable="w14 w15 w16se w16cid w16 w16cex w16sdtdh w16sdtfl w16du wp14">
   <w:endnote w:type="separator" w:id="-1">
     <w:p>
       <w:pPr>
@@ -10229,8 +9469,38 @@
 </w:endnotes>
 </file>
 
+<file path=word/footer1.xml><?xml version="1.0" encoding="utf-8"?>
+<w:ftr xmlns:wpc="http://schemas.microsoft.com/office/word/2010/wordprocessingCanvas" xmlns:cx="http://schemas.microsoft.com/office/drawing/2014/chartex" xmlns:cx1="http://schemas.microsoft.com/office/drawing/2015/9/8/chartex" xmlns:cx2="http://schemas.microsoft.com/office/drawing/2015/10/21/chartex" xmlns:cx3="http://schemas.microsoft.com/office/drawing/2016/5/9/chartex" xmlns:cx4="http://schemas.microsoft.com/office/drawing/2016/5/10/chartex" xmlns:cx5="http://schemas.microsoft.com/office/drawing/2016/5/11/chartex" xmlns:cx6="http://schemas.microsoft.com/office/drawing/2016/5/12/chartex" xmlns:cx7="http://schemas.microsoft.com/office/drawing/2016/5/13/chartex" xmlns:cx8="http://schemas.microsoft.com/office/drawing/2016/5/14/chartex" xmlns:mc="http://schemas.openxmlformats.org/markup-compatibility/2006" xmlns:aink="http://schemas.microsoft.com/office/drawing/2016/ink" xmlns:am3d="http://schemas.microsoft.com/office/drawing/2017/model3d" xmlns:o="urn:schemas-microsoft-com:office:office" xmlns:oel="http://schemas.microsoft.com/office/2019/extlst" xmlns:r="http://schemas.openxmlformats.org/officeDocument/2006/relationships" xmlns:m="http://schemas.openxmlformats.org/officeDocument/2006/math" xmlns:v="urn:schemas-microsoft-com:vml" xmlns:wp14="http://schemas.microsoft.com/office/word/2010/wordprocessingDrawing" xmlns:wp="http://schemas.openxmlformats.org/drawingml/2006/wordprocessingDrawing" xmlns:w10="urn:schemas-microsoft-com:office:word" xmlns:w="http://schemas.openxmlformats.org/wordprocessingml/2006/main" xmlns:w14="http://schemas.microsoft.com/office/word/2010/wordml" xmlns:w15="http://schemas.microsoft.com/office/word/2012/wordml" xmlns:w16cex="http://schemas.microsoft.com/office/word/2018/wordml/cex" xmlns:w16cid="http://schemas.microsoft.com/office/word/2016/wordml/cid" xmlns:w16="http://schemas.microsoft.com/office/word/2018/wordml" xmlns:w16du="http://schemas.microsoft.com/office/word/2023/wordml/word16du" xmlns:w16sdtdh="http://schemas.microsoft.com/office/word/2020/wordml/sdtdatahash" xmlns:w16sdtfl="http://schemas.microsoft.com/office/word/2024/wordml/sdtformatlock" xmlns:w16se="http://schemas.microsoft.com/office/word/2015/wordml/symex" xmlns:wpg="http://schemas.microsoft.com/office/word/2010/wordprocessingGroup" xmlns:wpi="http://schemas.microsoft.com/office/word/2010/wordprocessingInk" xmlns:wne="http://schemas.microsoft.com/office/word/2006/wordml" xmlns:wps="http://schemas.microsoft.com/office/word/2010/wordprocessingShape" mc:Ignorable="w14 w15 w16se w16cid w16 w16cex w16sdtdh w16sdtfl w16du wp14">
+  <w:p>
+    <w:pPr>
+      <w:pStyle w:val="Footer"/>
+    </w:pPr>
+  </w:p>
+</w:ftr>
+</file>
+
+<file path=word/footer2.xml><?xml version="1.0" encoding="utf-8"?>
+<w:ftr xmlns:wpc="http://schemas.microsoft.com/office/word/2010/wordprocessingCanvas" xmlns:cx="http://schemas.microsoft.com/office/drawing/2014/chartex" xmlns:cx1="http://schemas.microsoft.com/office/drawing/2015/9/8/chartex" xmlns:cx2="http://schemas.microsoft.com/office/drawing/2015/10/21/chartex" xmlns:cx3="http://schemas.microsoft.com/office/drawing/2016/5/9/chartex" xmlns:cx4="http://schemas.microsoft.com/office/drawing/2016/5/10/chartex" xmlns:cx5="http://schemas.microsoft.com/office/drawing/2016/5/11/chartex" xmlns:cx6="http://schemas.microsoft.com/office/drawing/2016/5/12/chartex" xmlns:cx7="http://schemas.microsoft.com/office/drawing/2016/5/13/chartex" xmlns:cx8="http://schemas.microsoft.com/office/drawing/2016/5/14/chartex" xmlns:mc="http://schemas.openxmlformats.org/markup-compatibility/2006" xmlns:aink="http://schemas.microsoft.com/office/drawing/2016/ink" xmlns:am3d="http://schemas.microsoft.com/office/drawing/2017/model3d" xmlns:o="urn:schemas-microsoft-com:office:office" xmlns:oel="http://schemas.microsoft.com/office/2019/extlst" xmlns:r="http://schemas.openxmlformats.org/officeDocument/2006/relationships" xmlns:m="http://schemas.openxmlformats.org/officeDocument/2006/math" xmlns:v="urn:schemas-microsoft-com:vml" xmlns:wp14="http://schemas.microsoft.com/office/word/2010/wordprocessingDrawing" xmlns:wp="http://schemas.openxmlformats.org/drawingml/2006/wordprocessingDrawing" xmlns:w10="urn:schemas-microsoft-com:office:word" xmlns:w="http://schemas.openxmlformats.org/wordprocessingml/2006/main" xmlns:w14="http://schemas.microsoft.com/office/word/2010/wordml" xmlns:w15="http://schemas.microsoft.com/office/word/2012/wordml" xmlns:w16cex="http://schemas.microsoft.com/office/word/2018/wordml/cex" xmlns:w16cid="http://schemas.microsoft.com/office/word/2016/wordml/cid" xmlns:w16="http://schemas.microsoft.com/office/word/2018/wordml" xmlns:w16du="http://schemas.microsoft.com/office/word/2023/wordml/word16du" xmlns:w16sdtdh="http://schemas.microsoft.com/office/word/2020/wordml/sdtdatahash" xmlns:w16sdtfl="http://schemas.microsoft.com/office/word/2024/wordml/sdtformatlock" xmlns:w16se="http://schemas.microsoft.com/office/word/2015/wordml/symex" xmlns:wpg="http://schemas.microsoft.com/office/word/2010/wordprocessingGroup" xmlns:wpi="http://schemas.microsoft.com/office/word/2010/wordprocessingInk" xmlns:wne="http://schemas.microsoft.com/office/word/2006/wordml" xmlns:wps="http://schemas.microsoft.com/office/word/2010/wordprocessingShape" mc:Ignorable="w14 w15 w16se w16cid w16 w16cex w16sdtdh w16sdtfl w16du wp14">
+  <w:p>
+    <w:pPr>
+      <w:pStyle w:val="Footer"/>
+    </w:pPr>
+  </w:p>
+</w:ftr>
+</file>
+
+<file path=word/footer3.xml><?xml version="1.0" encoding="utf-8"?>
+<w:ftr xmlns:wpc="http://schemas.microsoft.com/office/word/2010/wordprocessingCanvas" xmlns:cx="http://schemas.microsoft.com/office/drawing/2014/chartex" xmlns:cx1="http://schemas.microsoft.com/office/drawing/2015/9/8/chartex" xmlns:cx2="http://schemas.microsoft.com/office/drawing/2015/10/21/chartex" xmlns:cx3="http://schemas.microsoft.com/office/drawing/2016/5/9/chartex" xmlns:cx4="http://schemas.microsoft.com/office/drawing/2016/5/10/chartex" xmlns:cx5="http://schemas.microsoft.com/office/drawing/2016/5/11/chartex" xmlns:cx6="http://schemas.microsoft.com/office/drawing/2016/5/12/chartex" xmlns:cx7="http://schemas.microsoft.com/office/drawing/2016/5/13/chartex" xmlns:cx8="http://schemas.microsoft.com/office/drawing/2016/5/14/chartex" xmlns:mc="http://schemas.openxmlformats.org/markup-compatibility/2006" xmlns:aink="http://schemas.microsoft.com/office/drawing/2016/ink" xmlns:am3d="http://schemas.microsoft.com/office/drawing/2017/model3d" xmlns:o="urn:schemas-microsoft-com:office:office" xmlns:oel="http://schemas.microsoft.com/office/2019/extlst" xmlns:r="http://schemas.openxmlformats.org/officeDocument/2006/relationships" xmlns:m="http://schemas.openxmlformats.org/officeDocument/2006/math" xmlns:v="urn:schemas-microsoft-com:vml" xmlns:wp14="http://schemas.microsoft.com/office/word/2010/wordprocessingDrawing" xmlns:wp="http://schemas.openxmlformats.org/drawingml/2006/wordprocessingDrawing" xmlns:w10="urn:schemas-microsoft-com:office:word" xmlns:w="http://schemas.openxmlformats.org/wordprocessingml/2006/main" xmlns:w14="http://schemas.microsoft.com/office/word/2010/wordml" xmlns:w15="http://schemas.microsoft.com/office/word/2012/wordml" xmlns:w16cex="http://schemas.microsoft.com/office/word/2018/wordml/cex" xmlns:w16cid="http://schemas.microsoft.com/office/word/2016/wordml/cid" xmlns:w16="http://schemas.microsoft.com/office/word/2018/wordml" xmlns:w16du="http://schemas.microsoft.com/office/word/2023/wordml/word16du" xmlns:w16sdtdh="http://schemas.microsoft.com/office/word/2020/wordml/sdtdatahash" xmlns:w16sdtfl="http://schemas.microsoft.com/office/word/2024/wordml/sdtformatlock" xmlns:w16se="http://schemas.microsoft.com/office/word/2015/wordml/symex" xmlns:wpg="http://schemas.microsoft.com/office/word/2010/wordprocessingGroup" xmlns:wpi="http://schemas.microsoft.com/office/word/2010/wordprocessingInk" xmlns:wne="http://schemas.microsoft.com/office/word/2006/wordml" xmlns:wps="http://schemas.microsoft.com/office/word/2010/wordprocessingShape" mc:Ignorable="w14 w15 w16se w16cid w16 w16cex w16sdtdh w16sdtfl w16du wp14">
+  <w:p>
+    <w:pPr>
+      <w:pStyle w:val="Footer"/>
+    </w:pPr>
+  </w:p>
+</w:ftr>
+</file>
+
 <file path=word/footnotes.xml><?xml version="1.0" encoding="utf-8"?>
-<w:footnotes xmlns:wpc="http://schemas.microsoft.com/office/word/2010/wordprocessingCanvas" xmlns:cx="http://schemas.microsoft.com/office/drawing/2014/chartex" xmlns:cx1="http://schemas.microsoft.com/office/drawing/2015/9/8/chartex" xmlns:cx2="http://schemas.microsoft.com/office/drawing/2015/10/21/chartex" xmlns:cx3="http://schemas.microsoft.com/office/drawing/2016/5/9/chartex" xmlns:cx4="http://schemas.microsoft.com/office/drawing/2016/5/10/chartex" xmlns:cx5="http://schemas.microsoft.com/office/drawing/2016/5/11/chartex" xmlns:cx6="http://schemas.microsoft.com/office/drawing/2016/5/12/chartex" xmlns:cx7="http://schemas.microsoft.com/office/drawing/2016/5/13/chartex" xmlns:cx8="http://schemas.microsoft.com/office/drawing/2016/5/14/chartex" xmlns:mc="http://schemas.openxmlformats.org/markup-compatibility/2006" xmlns:aink="http://schemas.microsoft.com/office/drawing/2016/ink" xmlns:am3d="http://schemas.microsoft.com/office/drawing/2017/model3d" xmlns:o="urn:schemas-microsoft-com:office:office" xmlns:oel="http://schemas.microsoft.com/office/2019/extlst" xmlns:r="http://schemas.openxmlformats.org/officeDocument/2006/relationships" xmlns:m="http://schemas.openxmlformats.org/officeDocument/2006/math" xmlns:v="urn:schemas-microsoft-com:vml" xmlns:wp14="http://schemas.microsoft.com/office/word/2010/wordprocessingDrawing" xmlns:wp="http://schemas.openxmlformats.org/drawingml/2006/wordprocessingDrawing" xmlns:w10="urn:schemas-microsoft-com:office:word" xmlns:w="http://schemas.openxmlformats.org/wordprocessingml/2006/main" xmlns:w14="http://schemas.microsoft.com/office/word/2010/wordml" xmlns:w15="http://schemas.microsoft.com/office/word/2012/wordml" xmlns:w16cex="http://schemas.microsoft.com/office/word/2018/wordml/cex" xmlns:w16cid="http://schemas.microsoft.com/office/word/2016/wordml/cid" xmlns:w16="http://schemas.microsoft.com/office/word/2018/wordml" xmlns:w16sdtdh="http://schemas.microsoft.com/office/word/2020/wordml/sdtdatahash" xmlns:w16se="http://schemas.microsoft.com/office/word/2015/wordml/symex" xmlns:wpg="http://schemas.microsoft.com/office/word/2010/wordprocessingGroup" xmlns:wpi="http://schemas.microsoft.com/office/word/2010/wordprocessingInk" xmlns:wne="http://schemas.microsoft.com/office/word/2006/wordml" xmlns:wps="http://schemas.microsoft.com/office/word/2010/wordprocessingShape" mc:Ignorable="w14 w15 w16se w16cid w16 w16cex w16sdtdh wp14">
+<w:footnotes xmlns:wpc="http://schemas.microsoft.com/office/word/2010/wordprocessingCanvas" xmlns:cx="http://schemas.microsoft.com/office/drawing/2014/chartex" xmlns:cx1="http://schemas.microsoft.com/office/drawing/2015/9/8/chartex" xmlns:cx2="http://schemas.microsoft.com/office/drawing/2015/10/21/chartex" xmlns:cx3="http://schemas.microsoft.com/office/drawing/2016/5/9/chartex" xmlns:cx4="http://schemas.microsoft.com/office/drawing/2016/5/10/chartex" xmlns:cx5="http://schemas.microsoft.com/office/drawing/2016/5/11/chartex" xmlns:cx6="http://schemas.microsoft.com/office/drawing/2016/5/12/chartex" xmlns:cx7="http://schemas.microsoft.com/office/drawing/2016/5/13/chartex" xmlns:cx8="http://schemas.microsoft.com/office/drawing/2016/5/14/chartex" xmlns:mc="http://schemas.openxmlformats.org/markup-compatibility/2006" xmlns:aink="http://schemas.microsoft.com/office/drawing/2016/ink" xmlns:am3d="http://schemas.microsoft.com/office/drawing/2017/model3d" xmlns:o="urn:schemas-microsoft-com:office:office" xmlns:oel="http://schemas.microsoft.com/office/2019/extlst" xmlns:r="http://schemas.openxmlformats.org/officeDocument/2006/relationships" xmlns:m="http://schemas.openxmlformats.org/officeDocument/2006/math" xmlns:v="urn:schemas-microsoft-com:vml" xmlns:wp14="http://schemas.microsoft.com/office/word/2010/wordprocessingDrawing" xmlns:wp="http://schemas.openxmlformats.org/drawingml/2006/wordprocessingDrawing" xmlns:w10="urn:schemas-microsoft-com:office:word" xmlns:w="http://schemas.openxmlformats.org/wordprocessingml/2006/main" xmlns:w14="http://schemas.microsoft.com/office/word/2010/wordml" xmlns:w15="http://schemas.microsoft.com/office/word/2012/wordml" xmlns:w16cex="http://schemas.microsoft.com/office/word/2018/wordml/cex" xmlns:w16cid="http://schemas.microsoft.com/office/word/2016/wordml/cid" xmlns:w16="http://schemas.microsoft.com/office/word/2018/wordml" xmlns:w16du="http://schemas.microsoft.com/office/word/2023/wordml/word16du" xmlns:w16sdtdh="http://schemas.microsoft.com/office/word/2020/wordml/sdtdatahash" xmlns:w16sdtfl="http://schemas.microsoft.com/office/word/2024/wordml/sdtformatlock" xmlns:w16se="http://schemas.microsoft.com/office/word/2015/wordml/symex" xmlns:wpg="http://schemas.microsoft.com/office/word/2010/wordprocessingGroup" xmlns:wpi="http://schemas.microsoft.com/office/word/2010/wordprocessingInk" xmlns:wne="http://schemas.microsoft.com/office/word/2006/wordml" xmlns:wps="http://schemas.microsoft.com/office/word/2010/wordprocessingShape" mc:Ignorable="w14 w15 w16se w16cid w16 w16cex w16sdtdh w16sdtfl w16du wp14">
   <w:footnote w:type="separator" w:id="-1">
     <w:p>
       <w:pPr>
@@ -10255,7 +9525,17 @@
 </file>
 
 <file path=word/header1.xml><?xml version="1.0" encoding="utf-8"?>
-<w:hdr xmlns:a="http://schemas.openxmlformats.org/drawingml/2006/main" xmlns:pic="http://schemas.openxmlformats.org/drawingml/2006/picture" xmlns:a14="http://schemas.microsoft.com/office/drawing/2010/main" xmlns:wpc="http://schemas.microsoft.com/office/word/2010/wordprocessingCanvas" xmlns:cx="http://schemas.microsoft.com/office/drawing/2014/chartex" xmlns:cx1="http://schemas.microsoft.com/office/drawing/2015/9/8/chartex" xmlns:cx2="http://schemas.microsoft.com/office/drawing/2015/10/21/chartex" xmlns:cx3="http://schemas.microsoft.com/office/drawing/2016/5/9/chartex" xmlns:cx4="http://schemas.microsoft.com/office/drawing/2016/5/10/chartex" xmlns:cx5="http://schemas.microsoft.com/office/drawing/2016/5/11/chartex" xmlns:cx6="http://schemas.microsoft.com/office/drawing/2016/5/12/chartex" xmlns:cx7="http://schemas.microsoft.com/office/drawing/2016/5/13/chartex" xmlns:cx8="http://schemas.microsoft.com/office/drawing/2016/5/14/chartex" xmlns:mc="http://schemas.openxmlformats.org/markup-compatibility/2006" xmlns:aink="http://schemas.microsoft.com/office/drawing/2016/ink" xmlns:am3d="http://schemas.microsoft.com/office/drawing/2017/model3d" xmlns:o="urn:schemas-microsoft-com:office:office" xmlns:oel="http://schemas.microsoft.com/office/2019/extlst" xmlns:r="http://schemas.openxmlformats.org/officeDocument/2006/relationships" xmlns:m="http://schemas.openxmlformats.org/officeDocument/2006/math" xmlns:v="urn:schemas-microsoft-com:vml" xmlns:wp14="http://schemas.microsoft.com/office/word/2010/wordprocessingDrawing" xmlns:wp="http://schemas.openxmlformats.org/drawingml/2006/wordprocessingDrawing" xmlns:w10="urn:schemas-microsoft-com:office:word" xmlns:w="http://schemas.openxmlformats.org/wordprocessingml/2006/main" xmlns:w14="http://schemas.microsoft.com/office/word/2010/wordml" xmlns:w15="http://schemas.microsoft.com/office/word/2012/wordml" xmlns:w16cex="http://schemas.microsoft.com/office/word/2018/wordml/cex" xmlns:w16cid="http://schemas.microsoft.com/office/word/2016/wordml/cid" xmlns:w16="http://schemas.microsoft.com/office/word/2018/wordml" xmlns:w16sdtdh="http://schemas.microsoft.com/office/word/2020/wordml/sdtdatahash" xmlns:w16se="http://schemas.microsoft.com/office/word/2015/wordml/symex" xmlns:wpg="http://schemas.microsoft.com/office/word/2010/wordprocessingGroup" xmlns:wpi="http://schemas.microsoft.com/office/word/2010/wordprocessingInk" xmlns:wne="http://schemas.microsoft.com/office/word/2006/wordml" xmlns:wps="http://schemas.microsoft.com/office/word/2010/wordprocessingShape" mc:Ignorable="w14 w15 w16se w16cid w16 w16cex w16sdtdh wp14">
+<w:hdr xmlns:wpc="http://schemas.microsoft.com/office/word/2010/wordprocessingCanvas" xmlns:cx="http://schemas.microsoft.com/office/drawing/2014/chartex" xmlns:cx1="http://schemas.microsoft.com/office/drawing/2015/9/8/chartex" xmlns:cx2="http://schemas.microsoft.com/office/drawing/2015/10/21/chartex" xmlns:cx3="http://schemas.microsoft.com/office/drawing/2016/5/9/chartex" xmlns:cx4="http://schemas.microsoft.com/office/drawing/2016/5/10/chartex" xmlns:cx5="http://schemas.microsoft.com/office/drawing/2016/5/11/chartex" xmlns:cx6="http://schemas.microsoft.com/office/drawing/2016/5/12/chartex" xmlns:cx7="http://schemas.microsoft.com/office/drawing/2016/5/13/chartex" xmlns:cx8="http://schemas.microsoft.com/office/drawing/2016/5/14/chartex" xmlns:mc="http://schemas.openxmlformats.org/markup-compatibility/2006" xmlns:aink="http://schemas.microsoft.com/office/drawing/2016/ink" xmlns:am3d="http://schemas.microsoft.com/office/drawing/2017/model3d" xmlns:o="urn:schemas-microsoft-com:office:office" xmlns:oel="http://schemas.microsoft.com/office/2019/extlst" xmlns:r="http://schemas.openxmlformats.org/officeDocument/2006/relationships" xmlns:m="http://schemas.openxmlformats.org/officeDocument/2006/math" xmlns:v="urn:schemas-microsoft-com:vml" xmlns:wp14="http://schemas.microsoft.com/office/word/2010/wordprocessingDrawing" xmlns:wp="http://schemas.openxmlformats.org/drawingml/2006/wordprocessingDrawing" xmlns:w10="urn:schemas-microsoft-com:office:word" xmlns:w="http://schemas.openxmlformats.org/wordprocessingml/2006/main" xmlns:w14="http://schemas.microsoft.com/office/word/2010/wordml" xmlns:w15="http://schemas.microsoft.com/office/word/2012/wordml" xmlns:w16cex="http://schemas.microsoft.com/office/word/2018/wordml/cex" xmlns:w16cid="http://schemas.microsoft.com/office/word/2016/wordml/cid" xmlns:w16="http://schemas.microsoft.com/office/word/2018/wordml" xmlns:w16du="http://schemas.microsoft.com/office/word/2023/wordml/word16du" xmlns:w16sdtdh="http://schemas.microsoft.com/office/word/2020/wordml/sdtdatahash" xmlns:w16sdtfl="http://schemas.microsoft.com/office/word/2024/wordml/sdtformatlock" xmlns:w16se="http://schemas.microsoft.com/office/word/2015/wordml/symex" xmlns:wpg="http://schemas.microsoft.com/office/word/2010/wordprocessingGroup" xmlns:wpi="http://schemas.microsoft.com/office/word/2010/wordprocessingInk" xmlns:wne="http://schemas.microsoft.com/office/word/2006/wordml" xmlns:wps="http://schemas.microsoft.com/office/word/2010/wordprocessingShape" mc:Ignorable="w14 w15 w16se w16cid w16 w16cex w16sdtdh w16sdtfl w16du wp14">
+  <w:p>
+    <w:pPr>
+      <w:pStyle w:val="Header"/>
+    </w:pPr>
+  </w:p>
+</w:hdr>
+</file>
+
+<file path=word/header2.xml><?xml version="1.0" encoding="utf-8"?>
+<w:hdr xmlns:a="http://schemas.openxmlformats.org/drawingml/2006/main" xmlns:pic="http://schemas.openxmlformats.org/drawingml/2006/picture" xmlns:a14="http://schemas.microsoft.com/office/drawing/2010/main" xmlns:wpc="http://schemas.microsoft.com/office/word/2010/wordprocessingCanvas" xmlns:cx="http://schemas.microsoft.com/office/drawing/2014/chartex" xmlns:cx1="http://schemas.microsoft.com/office/drawing/2015/9/8/chartex" xmlns:cx2="http://schemas.microsoft.com/office/drawing/2015/10/21/chartex" xmlns:cx3="http://schemas.microsoft.com/office/drawing/2016/5/9/chartex" xmlns:cx4="http://schemas.microsoft.com/office/drawing/2016/5/10/chartex" xmlns:cx5="http://schemas.microsoft.com/office/drawing/2016/5/11/chartex" xmlns:cx6="http://schemas.microsoft.com/office/drawing/2016/5/12/chartex" xmlns:cx7="http://schemas.microsoft.com/office/drawing/2016/5/13/chartex" xmlns:cx8="http://schemas.microsoft.com/office/drawing/2016/5/14/chartex" xmlns:mc="http://schemas.openxmlformats.org/markup-compatibility/2006" xmlns:aink="http://schemas.microsoft.com/office/drawing/2016/ink" xmlns:am3d="http://schemas.microsoft.com/office/drawing/2017/model3d" xmlns:o="urn:schemas-microsoft-com:office:office" xmlns:oel="http://schemas.microsoft.com/office/2019/extlst" xmlns:r="http://schemas.openxmlformats.org/officeDocument/2006/relationships" xmlns:m="http://schemas.openxmlformats.org/officeDocument/2006/math" xmlns:v="urn:schemas-microsoft-com:vml" xmlns:wp14="http://schemas.microsoft.com/office/word/2010/wordprocessingDrawing" xmlns:wp="http://schemas.openxmlformats.org/drawingml/2006/wordprocessingDrawing" xmlns:w10="urn:schemas-microsoft-com:office:word" xmlns:w="http://schemas.openxmlformats.org/wordprocessingml/2006/main" xmlns:w14="http://schemas.microsoft.com/office/word/2010/wordml" xmlns:w15="http://schemas.microsoft.com/office/word/2012/wordml" xmlns:w16cex="http://schemas.microsoft.com/office/word/2018/wordml/cex" xmlns:w16cid="http://schemas.microsoft.com/office/word/2016/wordml/cid" xmlns:w16="http://schemas.microsoft.com/office/word/2018/wordml" xmlns:w16du="http://schemas.microsoft.com/office/word/2023/wordml/word16du" xmlns:w16sdtdh="http://schemas.microsoft.com/office/word/2020/wordml/sdtdatahash" xmlns:w16sdtfl="http://schemas.microsoft.com/office/word/2024/wordml/sdtformatlock" xmlns:w16se="http://schemas.microsoft.com/office/word/2015/wordml/symex" xmlns:wpg="http://schemas.microsoft.com/office/word/2010/wordprocessingGroup" xmlns:wpi="http://schemas.microsoft.com/office/word/2010/wordprocessingInk" xmlns:wne="http://schemas.microsoft.com/office/word/2006/wordml" xmlns:wps="http://schemas.microsoft.com/office/word/2010/wordprocessingShape" mc:Ignorable="w14 w15 w16se w16cid w16 w16cex w16sdtdh w16sdtfl w16du wp14">
   <w:tbl>
     <w:tblPr>
       <w:tblStyle w:val="TableGrid"/>
@@ -10292,12 +9572,13 @@
           <w:r>
             <w:rPr>
               <w:noProof/>
+              <w14:ligatures w14:val="standardContextual"/>
             </w:rPr>
             <w:drawing>
-              <wp:inline distT="0" distB="0" distL="0" distR="0" wp14:anchorId="2F773FE9" wp14:editId="2D51ACC4">
-                <wp:extent cx="2247900" cy="674187"/>
+              <wp:inline distT="0" distB="0" distL="0" distR="0" wp14:anchorId="17805988" wp14:editId="62FB337E">
+                <wp:extent cx="2876550" cy="990600"/>
                 <wp:effectExtent l="0" t="0" r="0" b="0"/>
-                <wp:docPr id="2" name="Picture 38"/>
+                <wp:docPr id="597197822" name="Picture 1"/>
                 <wp:cNvGraphicFramePr>
                   <a:graphicFrameLocks xmlns:a="http://schemas.openxmlformats.org/drawingml/2006/main" noChangeAspect="1"/>
                 </wp:cNvGraphicFramePr>
@@ -10305,43 +9586,29 @@
                   <a:graphicData uri="http://schemas.openxmlformats.org/drawingml/2006/picture">
                     <pic:pic xmlns:pic="http://schemas.openxmlformats.org/drawingml/2006/picture">
                       <pic:nvPicPr>
-                        <pic:cNvPr id="2" name="Picture 38"/>
-                        <pic:cNvPicPr>
-                          <a:picLocks noChangeAspect="1"/>
-                        </pic:cNvPicPr>
+                        <pic:cNvPr id="597197822" name="Picture 597197822"/>
+                        <pic:cNvPicPr/>
                       </pic:nvPicPr>
                       <pic:blipFill>
                         <a:blip r:embed="rId1">
-                          <a:clrChange>
-                            <a:clrFrom>
-                              <a:srgbClr val="FFFFFF"/>
-                            </a:clrFrom>
-                            <a:clrTo>
-                              <a:srgbClr val="FFFFFF">
-                                <a:alpha val="0"/>
-                              </a:srgbClr>
-                            </a:clrTo>
-                          </a:clrChange>
                           <a:extLst>
                             <a:ext uri="{28A0092B-C50C-407E-A947-70E740481C1C}">
                               <a14:useLocalDpi xmlns:a14="http://schemas.microsoft.com/office/drawing/2010/main" val="0"/>
                             </a:ext>
                           </a:extLst>
                         </a:blip>
-                        <a:srcRect/>
                         <a:stretch>
                           <a:fillRect/>
                         </a:stretch>
                       </pic:blipFill>
-                      <pic:spPr bwMode="auto">
+                      <pic:spPr>
                         <a:xfrm>
                           <a:off x="0" y="0"/>
-                          <a:ext cx="2256385" cy="676732"/>
+                          <a:ext cx="2876550" cy="990600"/>
                         </a:xfrm>
                         <a:prstGeom prst="rect">
                           <a:avLst/>
                         </a:prstGeom>
-                        <a:noFill/>
                       </pic:spPr>
                     </pic:pic>
                   </a:graphicData>
@@ -10357,7 +9624,7 @@
           <w:placeholder>
             <w:docPart w:val="0512A7E575B44AF4A2FF3544BEEA2F0A"/>
           </w:placeholder>
-          <w15:dataBinding w:prefixMappings="xmlns:ns0='urn:microsoft-dynamics-nav/reports/Sub_Grant_Agreement/50005/' " w:xpath="/ns0:NavWordReportXmlPart[1]/ns0:SubAward[1]/ns0:CompAdress[1]" w:storeItemID="{E257015E-7142-4B49-BC0D-397BB314F81E}" w16sdtdh:storeItemChecksum="bkrgKw=="/>
+          <w15:dataBinding w:prefixMappings="xmlns:ns0='urn:microsoft-dynamics-nav/reports/Sub_Grant_Agreement/50005/' " w:xpath="/ns0:NavWordReportXmlPart[1]/ns0:SubAward[1]/ns0:CompAdress[1]" w:storeItemID="{E257015E-7142-4B49-BC0D-397BB314F81E}" w16sdtdh:storeItemChecksum="xpPtvw=="/>
         </w:sdtPr>
         <w:sdtContent>
           <w:tc>
@@ -10369,11 +9636,9 @@
                 <w:pStyle w:val="Header"/>
                 <w:contextualSpacing/>
               </w:pPr>
-              <w:proofErr w:type="spellStart"/>
               <w:r>
                 <w:t>CompAdress</w:t>
               </w:r>
-              <w:proofErr w:type="spellEnd"/>
             </w:p>
           </w:tc>
         </w:sdtContent>
@@ -10397,7 +9662,7 @@
           <w:placeholder>
             <w:docPart w:val="DefaultPlaceholder_-1854013440"/>
           </w:placeholder>
-          <w15:dataBinding w:prefixMappings="xmlns:ns0='urn:microsoft-dynamics-nav/reports/Sub_Grant_Agreement/50005/' " w:xpath="/ns0:NavWordReportXmlPart[1]/ns0:SubAward[1]/ns0:CompWebsite[1]" w:storeItemID="{E257015E-7142-4B49-BC0D-397BB314F81E}" w16sdtdh:storeItemChecksum="bkrgKw=="/>
+          <w15:dataBinding w:prefixMappings="xmlns:ns0='urn:microsoft-dynamics-nav/reports/Sub_Grant_Agreement/50005/' " w:xpath="/ns0:NavWordReportXmlPart[1]/ns0:SubAward[1]/ns0:CompWebsite[1]" w:storeItemID="{E257015E-7142-4B49-BC0D-397BB314F81E}" w16sdtdh:storeItemChecksum="xpPtvw=="/>
         </w:sdtPr>
         <w:sdtContent>
           <w:tc>
@@ -10408,11 +9673,9 @@
               <w:pPr>
                 <w:pStyle w:val="Header"/>
               </w:pPr>
-              <w:proofErr w:type="spellStart"/>
               <w:r>
                 <w:t>CompWebsite</w:t>
               </w:r>
-              <w:proofErr w:type="spellEnd"/>
             </w:p>
           </w:tc>
         </w:sdtContent>
@@ -10427,8 +9690,18 @@
 </w:hdr>
 </file>
 
+<file path=word/header3.xml><?xml version="1.0" encoding="utf-8"?>
+<w:hdr xmlns:wpc="http://schemas.microsoft.com/office/word/2010/wordprocessingCanvas" xmlns:cx="http://schemas.microsoft.com/office/drawing/2014/chartex" xmlns:cx1="http://schemas.microsoft.com/office/drawing/2015/9/8/chartex" xmlns:cx2="http://schemas.microsoft.com/office/drawing/2015/10/21/chartex" xmlns:cx3="http://schemas.microsoft.com/office/drawing/2016/5/9/chartex" xmlns:cx4="http://schemas.microsoft.com/office/drawing/2016/5/10/chartex" xmlns:cx5="http://schemas.microsoft.com/office/drawing/2016/5/11/chartex" xmlns:cx6="http://schemas.microsoft.com/office/drawing/2016/5/12/chartex" xmlns:cx7="http://schemas.microsoft.com/office/drawing/2016/5/13/chartex" xmlns:cx8="http://schemas.microsoft.com/office/drawing/2016/5/14/chartex" xmlns:mc="http://schemas.openxmlformats.org/markup-compatibility/2006" xmlns:aink="http://schemas.microsoft.com/office/drawing/2016/ink" xmlns:am3d="http://schemas.microsoft.com/office/drawing/2017/model3d" xmlns:o="urn:schemas-microsoft-com:office:office" xmlns:oel="http://schemas.microsoft.com/office/2019/extlst" xmlns:r="http://schemas.openxmlformats.org/officeDocument/2006/relationships" xmlns:m="http://schemas.openxmlformats.org/officeDocument/2006/math" xmlns:v="urn:schemas-microsoft-com:vml" xmlns:wp14="http://schemas.microsoft.com/office/word/2010/wordprocessingDrawing" xmlns:wp="http://schemas.openxmlformats.org/drawingml/2006/wordprocessingDrawing" xmlns:w10="urn:schemas-microsoft-com:office:word" xmlns:w="http://schemas.openxmlformats.org/wordprocessingml/2006/main" xmlns:w14="http://schemas.microsoft.com/office/word/2010/wordml" xmlns:w15="http://schemas.microsoft.com/office/word/2012/wordml" xmlns:w16cex="http://schemas.microsoft.com/office/word/2018/wordml/cex" xmlns:w16cid="http://schemas.microsoft.com/office/word/2016/wordml/cid" xmlns:w16="http://schemas.microsoft.com/office/word/2018/wordml" xmlns:w16du="http://schemas.microsoft.com/office/word/2023/wordml/word16du" xmlns:w16sdtdh="http://schemas.microsoft.com/office/word/2020/wordml/sdtdatahash" xmlns:w16sdtfl="http://schemas.microsoft.com/office/word/2024/wordml/sdtformatlock" xmlns:w16se="http://schemas.microsoft.com/office/word/2015/wordml/symex" xmlns:wpg="http://schemas.microsoft.com/office/word/2010/wordprocessingGroup" xmlns:wpi="http://schemas.microsoft.com/office/word/2010/wordprocessingInk" xmlns:wne="http://schemas.microsoft.com/office/word/2006/wordml" xmlns:wps="http://schemas.microsoft.com/office/word/2010/wordprocessingShape" mc:Ignorable="w14 w15 w16se w16cid w16 w16cex w16sdtdh w16sdtfl w16du wp14">
+  <w:p>
+    <w:pPr>
+      <w:pStyle w:val="Header"/>
+    </w:pPr>
+  </w:p>
+</w:hdr>
+</file>
+
 <file path=word/numbering.xml><?xml version="1.0" encoding="utf-8"?>
-<w:numbering xmlns:wpc="http://schemas.microsoft.com/office/word/2010/wordprocessingCanvas" xmlns:cx="http://schemas.microsoft.com/office/drawing/2014/chartex" xmlns:cx1="http://schemas.microsoft.com/office/drawing/2015/9/8/chartex" xmlns:cx2="http://schemas.microsoft.com/office/drawing/2015/10/21/chartex" xmlns:cx3="http://schemas.microsoft.com/office/drawing/2016/5/9/chartex" xmlns:cx4="http://schemas.microsoft.com/office/drawing/2016/5/10/chartex" xmlns:cx5="http://schemas.microsoft.com/office/drawing/2016/5/11/chartex" xmlns:cx6="http://schemas.microsoft.com/office/drawing/2016/5/12/chartex" xmlns:cx7="http://schemas.microsoft.com/office/drawing/2016/5/13/chartex" xmlns:cx8="http://schemas.microsoft.com/office/drawing/2016/5/14/chartex" xmlns:mc="http://schemas.openxmlformats.org/markup-compatibility/2006" xmlns:aink="http://schemas.microsoft.com/office/drawing/2016/ink" xmlns:am3d="http://schemas.microsoft.com/office/drawing/2017/model3d" xmlns:o="urn:schemas-microsoft-com:office:office" xmlns:oel="http://schemas.microsoft.com/office/2019/extlst" xmlns:r="http://schemas.openxmlformats.org/officeDocument/2006/relationships" xmlns:m="http://schemas.openxmlformats.org/officeDocument/2006/math" xmlns:v="urn:schemas-microsoft-com:vml" xmlns:wp14="http://schemas.microsoft.com/office/word/2010/wordprocessingDrawing" xmlns:wp="http://schemas.openxmlformats.org/drawingml/2006/wordprocessingDrawing" xmlns:w10="urn:schemas-microsoft-com:office:word" xmlns:w="http://schemas.openxmlformats.org/wordprocessingml/2006/main" xmlns:w14="http://schemas.microsoft.com/office/word/2010/wordml" xmlns:w15="http://schemas.microsoft.com/office/word/2012/wordml" xmlns:w16cex="http://schemas.microsoft.com/office/word/2018/wordml/cex" xmlns:w16cid="http://schemas.microsoft.com/office/word/2016/wordml/cid" xmlns:w16="http://schemas.microsoft.com/office/word/2018/wordml" xmlns:w16sdtdh="http://schemas.microsoft.com/office/word/2020/wordml/sdtdatahash" xmlns:w16se="http://schemas.microsoft.com/office/word/2015/wordml/symex" xmlns:wpg="http://schemas.microsoft.com/office/word/2010/wordprocessingGroup" xmlns:wpi="http://schemas.microsoft.com/office/word/2010/wordprocessingInk" xmlns:wne="http://schemas.microsoft.com/office/word/2006/wordml" xmlns:wps="http://schemas.microsoft.com/office/word/2010/wordprocessingShape" mc:Ignorable="w14 w15 w16se w16cid w16 w16cex w16sdtdh wp14">
+<w:numbering xmlns:wpc="http://schemas.microsoft.com/office/word/2010/wordprocessingCanvas" xmlns:cx="http://schemas.microsoft.com/office/drawing/2014/chartex" xmlns:cx1="http://schemas.microsoft.com/office/drawing/2015/9/8/chartex" xmlns:cx2="http://schemas.microsoft.com/office/drawing/2015/10/21/chartex" xmlns:cx3="http://schemas.microsoft.com/office/drawing/2016/5/9/chartex" xmlns:cx4="http://schemas.microsoft.com/office/drawing/2016/5/10/chartex" xmlns:cx5="http://schemas.microsoft.com/office/drawing/2016/5/11/chartex" xmlns:cx6="http://schemas.microsoft.com/office/drawing/2016/5/12/chartex" xmlns:cx7="http://schemas.microsoft.com/office/drawing/2016/5/13/chartex" xmlns:cx8="http://schemas.microsoft.com/office/drawing/2016/5/14/chartex" xmlns:mc="http://schemas.openxmlformats.org/markup-compatibility/2006" xmlns:aink="http://schemas.microsoft.com/office/drawing/2016/ink" xmlns:am3d="http://schemas.microsoft.com/office/drawing/2017/model3d" xmlns:o="urn:schemas-microsoft-com:office:office" xmlns:oel="http://schemas.microsoft.com/office/2019/extlst" xmlns:r="http://schemas.openxmlformats.org/officeDocument/2006/relationships" xmlns:m="http://schemas.openxmlformats.org/officeDocument/2006/math" xmlns:v="urn:schemas-microsoft-com:vml" xmlns:wp14="http://schemas.microsoft.com/office/word/2010/wordprocessingDrawing" xmlns:wp="http://schemas.openxmlformats.org/drawingml/2006/wordprocessingDrawing" xmlns:w10="urn:schemas-microsoft-com:office:word" xmlns:w="http://schemas.openxmlformats.org/wordprocessingml/2006/main" xmlns:w14="http://schemas.microsoft.com/office/word/2010/wordml" xmlns:w15="http://schemas.microsoft.com/office/word/2012/wordml" xmlns:w16cex="http://schemas.microsoft.com/office/word/2018/wordml/cex" xmlns:w16cid="http://schemas.microsoft.com/office/word/2016/wordml/cid" xmlns:w16="http://schemas.microsoft.com/office/word/2018/wordml" xmlns:w16du="http://schemas.microsoft.com/office/word/2023/wordml/word16du" xmlns:w16sdtdh="http://schemas.microsoft.com/office/word/2020/wordml/sdtdatahash" xmlns:w16sdtfl="http://schemas.microsoft.com/office/word/2024/wordml/sdtformatlock" xmlns:w16se="http://schemas.microsoft.com/office/word/2015/wordml/symex" xmlns:wpg="http://schemas.microsoft.com/office/word/2010/wordprocessingGroup" xmlns:wpi="http://schemas.microsoft.com/office/word/2010/wordprocessingInk" xmlns:wne="http://schemas.microsoft.com/office/word/2006/wordml" xmlns:wps="http://schemas.microsoft.com/office/word/2010/wordprocessingShape" mc:Ignorable="w14 w15 w16se w16cid w16 w16cex w16sdtdh w16sdtfl w16du wp14">
   <w:abstractNum w:abstractNumId="0" w15:restartNumberingAfterBreak="0">
     <w:nsid w:val="03156B66"/>
     <w:multiLevelType w:val="hybridMultilevel"/>
@@ -11026,7 +10299,7 @@
 </file>
 
 <file path=word/styles.xml><?xml version="1.0" encoding="utf-8"?>
-<w:styles xmlns:mc="http://schemas.openxmlformats.org/markup-compatibility/2006" xmlns:r="http://schemas.openxmlformats.org/officeDocument/2006/relationships" xmlns:w="http://schemas.openxmlformats.org/wordprocessingml/2006/main" xmlns:w14="http://schemas.microsoft.com/office/word/2010/wordml" xmlns:w15="http://schemas.microsoft.com/office/word/2012/wordml" xmlns:w16cex="http://schemas.microsoft.com/office/word/2018/wordml/cex" xmlns:w16cid="http://schemas.microsoft.com/office/word/2016/wordml/cid" xmlns:w16="http://schemas.microsoft.com/office/word/2018/wordml" xmlns:w16sdtdh="http://schemas.microsoft.com/office/word/2020/wordml/sdtdatahash" xmlns:w16se="http://schemas.microsoft.com/office/word/2015/wordml/symex" mc:Ignorable="w14 w15 w16se w16cid w16 w16cex w16sdtdh">
+<w:styles xmlns:mc="http://schemas.openxmlformats.org/markup-compatibility/2006" xmlns:r="http://schemas.openxmlformats.org/officeDocument/2006/relationships" xmlns:w="http://schemas.openxmlformats.org/wordprocessingml/2006/main" xmlns:w14="http://schemas.microsoft.com/office/word/2010/wordml" xmlns:w15="http://schemas.microsoft.com/office/word/2012/wordml" xmlns:w16cex="http://schemas.microsoft.com/office/word/2018/wordml/cex" xmlns:w16cid="http://schemas.microsoft.com/office/word/2016/wordml/cid" xmlns:w16="http://schemas.microsoft.com/office/word/2018/wordml" xmlns:w16du="http://schemas.microsoft.com/office/word/2023/wordml/word16du" xmlns:w16sdtdh="http://schemas.microsoft.com/office/word/2020/wordml/sdtdatahash" xmlns:w16sdtfl="http://schemas.microsoft.com/office/word/2024/wordml/sdtformatlock" xmlns:w16se="http://schemas.microsoft.com/office/word/2015/wordml/symex" mc:Ignorable="w14 w15 w16se w16cid w16 w16cex w16sdtdh w16sdtfl w16du">
   <w:docDefaults>
     <w:rPrDefault>
       <w:rPr>
@@ -11716,7 +10989,7 @@
 </file>
 
 <file path=word/glossary/document.xml><?xml version="1.0" encoding="utf-8"?>
-<w:glossaryDocument xmlns:wpc="http://schemas.microsoft.com/office/word/2010/wordprocessingCanvas" xmlns:cx="http://schemas.microsoft.com/office/drawing/2014/chartex" xmlns:cx1="http://schemas.microsoft.com/office/drawing/2015/9/8/chartex" xmlns:cx2="http://schemas.microsoft.com/office/drawing/2015/10/21/chartex" xmlns:cx3="http://schemas.microsoft.com/office/drawing/2016/5/9/chartex" xmlns:cx4="http://schemas.microsoft.com/office/drawing/2016/5/10/chartex" xmlns:cx5="http://schemas.microsoft.com/office/drawing/2016/5/11/chartex" xmlns:cx6="http://schemas.microsoft.com/office/drawing/2016/5/12/chartex" xmlns:cx7="http://schemas.microsoft.com/office/drawing/2016/5/13/chartex" xmlns:cx8="http://schemas.microsoft.com/office/drawing/2016/5/14/chartex" xmlns:mc="http://schemas.openxmlformats.org/markup-compatibility/2006" xmlns:aink="http://schemas.microsoft.com/office/drawing/2016/ink" xmlns:am3d="http://schemas.microsoft.com/office/drawing/2017/model3d" xmlns:o="urn:schemas-microsoft-com:office:office" xmlns:oel="http://schemas.microsoft.com/office/2019/extlst" xmlns:r="http://schemas.openxmlformats.org/officeDocument/2006/relationships" xmlns:m="http://schemas.openxmlformats.org/officeDocument/2006/math" xmlns:v="urn:schemas-microsoft-com:vml" xmlns:wp14="http://schemas.microsoft.com/office/word/2010/wordprocessingDrawing" xmlns:wp="http://schemas.openxmlformats.org/drawingml/2006/wordprocessingDrawing" xmlns:w10="urn:schemas-microsoft-com:office:word" xmlns:w="http://schemas.openxmlformats.org/wordprocessingml/2006/main" xmlns:w14="http://schemas.microsoft.com/office/word/2010/wordml" xmlns:w15="http://schemas.microsoft.com/office/word/2012/wordml" xmlns:w16cex="http://schemas.microsoft.com/office/word/2018/wordml/cex" xmlns:w16cid="http://schemas.microsoft.com/office/word/2016/wordml/cid" xmlns:w16="http://schemas.microsoft.com/office/word/2018/wordml" xmlns:w16sdtdh="http://schemas.microsoft.com/office/word/2020/wordml/sdtdatahash" xmlns:w16se="http://schemas.microsoft.com/office/word/2015/wordml/symex" xmlns:wpg="http://schemas.microsoft.com/office/word/2010/wordprocessingGroup" xmlns:wpi="http://schemas.microsoft.com/office/word/2010/wordprocessingInk" xmlns:wne="http://schemas.microsoft.com/office/word/2006/wordml" xmlns:wps="http://schemas.microsoft.com/office/word/2010/wordprocessingShape" mc:Ignorable="w14 w15 w16se w16cid w16 w16cex w16sdtdh wp14">
+<w:glossaryDocument xmlns:wpc="http://schemas.microsoft.com/office/word/2010/wordprocessingCanvas" xmlns:cx="http://schemas.microsoft.com/office/drawing/2014/chartex" xmlns:cx1="http://schemas.microsoft.com/office/drawing/2015/9/8/chartex" xmlns:cx2="http://schemas.microsoft.com/office/drawing/2015/10/21/chartex" xmlns:cx3="http://schemas.microsoft.com/office/drawing/2016/5/9/chartex" xmlns:cx4="http://schemas.microsoft.com/office/drawing/2016/5/10/chartex" xmlns:cx5="http://schemas.microsoft.com/office/drawing/2016/5/11/chartex" xmlns:cx6="http://schemas.microsoft.com/office/drawing/2016/5/12/chartex" xmlns:cx7="http://schemas.microsoft.com/office/drawing/2016/5/13/chartex" xmlns:cx8="http://schemas.microsoft.com/office/drawing/2016/5/14/chartex" xmlns:mc="http://schemas.openxmlformats.org/markup-compatibility/2006" xmlns:aink="http://schemas.microsoft.com/office/drawing/2016/ink" xmlns:am3d="http://schemas.microsoft.com/office/drawing/2017/model3d" xmlns:o="urn:schemas-microsoft-com:office:office" xmlns:oel="http://schemas.microsoft.com/office/2019/extlst" xmlns:r="http://schemas.openxmlformats.org/officeDocument/2006/relationships" xmlns:m="http://schemas.openxmlformats.org/officeDocument/2006/math" xmlns:v="urn:schemas-microsoft-com:vml" xmlns:wp14="http://schemas.microsoft.com/office/word/2010/wordprocessingDrawing" xmlns:wp="http://schemas.openxmlformats.org/drawingml/2006/wordprocessingDrawing" xmlns:w10="urn:schemas-microsoft-com:office:word" xmlns:w="http://schemas.openxmlformats.org/wordprocessingml/2006/main" xmlns:w14="http://schemas.microsoft.com/office/word/2010/wordml" xmlns:w15="http://schemas.microsoft.com/office/word/2012/wordml" xmlns:w16cex="http://schemas.microsoft.com/office/word/2018/wordml/cex" xmlns:w16cid="http://schemas.microsoft.com/office/word/2016/wordml/cid" xmlns:w16="http://schemas.microsoft.com/office/word/2018/wordml" xmlns:w16du="http://schemas.microsoft.com/office/word/2023/wordml/word16du" xmlns:w16sdtdh="http://schemas.microsoft.com/office/word/2020/wordml/sdtdatahash" xmlns:w16sdtfl="http://schemas.microsoft.com/office/word/2024/wordml/sdtformatlock" xmlns:w16se="http://schemas.microsoft.com/office/word/2015/wordml/symex" xmlns:wpg="http://schemas.microsoft.com/office/word/2010/wordprocessingGroup" xmlns:wpi="http://schemas.microsoft.com/office/word/2010/wordprocessingInk" xmlns:wne="http://schemas.microsoft.com/office/word/2006/wordml" xmlns:wps="http://schemas.microsoft.com/office/word/2010/wordprocessingShape" mc:Ignorable="w14 w15 w16se w16cid w16 w16cex w16sdtdh w16sdtfl w16du wp14">
   <w:docParts>
     <w:docPart>
       <w:docPartPr>
@@ -11804,7 +11077,7 @@
 </file>
 
 <file path=word/glossary/fontTable.xml><?xml version="1.0" encoding="utf-8"?>
-<w:fonts xmlns:mc="http://schemas.openxmlformats.org/markup-compatibility/2006" xmlns:r="http://schemas.openxmlformats.org/officeDocument/2006/relationships" xmlns:w="http://schemas.openxmlformats.org/wordprocessingml/2006/main" xmlns:w14="http://schemas.microsoft.com/office/word/2010/wordml" xmlns:w15="http://schemas.microsoft.com/office/word/2012/wordml" xmlns:w16cex="http://schemas.microsoft.com/office/word/2018/wordml/cex" xmlns:w16cid="http://schemas.microsoft.com/office/word/2016/wordml/cid" xmlns:w16="http://schemas.microsoft.com/office/word/2018/wordml" xmlns:w16sdtdh="http://schemas.microsoft.com/office/word/2020/wordml/sdtdatahash" xmlns:w16se="http://schemas.microsoft.com/office/word/2015/wordml/symex" mc:Ignorable="w14 w15 w16se w16cid w16 w16cex w16sdtdh">
+<w:fonts xmlns:mc="http://schemas.openxmlformats.org/markup-compatibility/2006" xmlns:r="http://schemas.openxmlformats.org/officeDocument/2006/relationships" xmlns:w="http://schemas.openxmlformats.org/wordprocessingml/2006/main" xmlns:w14="http://schemas.microsoft.com/office/word/2010/wordml" xmlns:w15="http://schemas.microsoft.com/office/word/2012/wordml" xmlns:w16cex="http://schemas.microsoft.com/office/word/2018/wordml/cex" xmlns:w16cid="http://schemas.microsoft.com/office/word/2016/wordml/cid" xmlns:w16="http://schemas.microsoft.com/office/word/2018/wordml" xmlns:w16du="http://schemas.microsoft.com/office/word/2023/wordml/word16du" xmlns:w16sdtdh="http://schemas.microsoft.com/office/word/2020/wordml/sdtdatahash" xmlns:w16sdtfl="http://schemas.microsoft.com/office/word/2024/wordml/sdtformatlock" xmlns:w16se="http://schemas.microsoft.com/office/word/2015/wordml/symex" mc:Ignorable="w14 w15 w16se w16cid w16 w16cex w16sdtdh w16sdtfl w16du">
   <w:font w:name="Symbol">
     <w:panose1 w:val="05050102010706020507"/>
     <w:charset w:val="02"/>
@@ -11838,14 +11111,14 @@
     <w:charset w:val="00"/>
     <w:family w:val="swiss"/>
     <w:pitch w:val="variable"/>
-    <w:sig w:usb0="E4002EFF" w:usb1="C000247B" w:usb2="00000009" w:usb3="00000000" w:csb0="000001FF" w:csb1="00000000"/>
+    <w:sig w:usb0="E4002EFF" w:usb1="C200247B" w:usb2="00000009" w:usb3="00000000" w:csb0="000001FF" w:csb1="00000000"/>
   </w:font>
   <w:font w:name="Calibri Light">
     <w:panose1 w:val="020F0302020204030204"/>
     <w:charset w:val="00"/>
     <w:family w:val="swiss"/>
     <w:pitch w:val="variable"/>
-    <w:sig w:usb0="E4002EFF" w:usb1="C000247B" w:usb2="00000009" w:usb3="00000000" w:csb0="000001FF" w:csb1="00000000"/>
+    <w:sig w:usb0="E4002EFF" w:usb1="C200247B" w:usb2="00000009" w:usb3="00000000" w:csb0="000001FF" w:csb1="00000000"/>
   </w:font>
   <w:font w:name="Yu Mincho">
     <w:charset w:val="80"/>
@@ -11881,11 +11154,23 @@
     <w:pitch w:val="variable"/>
     <w:sig w:usb0="E00006FF" w:usb1="420024FF" w:usb2="02000000" w:usb3="00000000" w:csb0="0000019F" w:csb1="00000000"/>
   </w:font>
+  <w:font w:name="Aptos">
+    <w:charset w:val="00"/>
+    <w:family w:val="swiss"/>
+    <w:pitch w:val="variable"/>
+    <w:sig w:usb0="20000287" w:usb1="00000003" w:usb2="00000000" w:usb3="00000000" w:csb0="0000019F" w:csb1="00000000"/>
+  </w:font>
+  <w:font w:name="Aptos Display">
+    <w:charset w:val="00"/>
+    <w:family w:val="swiss"/>
+    <w:pitch w:val="variable"/>
+    <w:sig w:usb0="20000287" w:usb1="00000003" w:usb2="00000000" w:usb3="00000000" w:csb0="0000019F" w:csb1="00000000"/>
+  </w:font>
 </w:fonts>
 </file>
 
 <file path=word/glossary/settings.xml><?xml version="1.0" encoding="utf-8"?>
-<w:settings xmlns:mc="http://schemas.openxmlformats.org/markup-compatibility/2006" xmlns:o="urn:schemas-microsoft-com:office:office" xmlns:r="http://schemas.openxmlformats.org/officeDocument/2006/relationships" xmlns:m="http://schemas.openxmlformats.org/officeDocument/2006/math" xmlns:v="urn:schemas-microsoft-com:vml" xmlns:w10="urn:schemas-microsoft-com:office:word" xmlns:w="http://schemas.openxmlformats.org/wordprocessingml/2006/main" xmlns:w14="http://schemas.microsoft.com/office/word/2010/wordml" xmlns:w15="http://schemas.microsoft.com/office/word/2012/wordml" xmlns:w16cex="http://schemas.microsoft.com/office/word/2018/wordml/cex" xmlns:w16cid="http://schemas.microsoft.com/office/word/2016/wordml/cid" xmlns:w16="http://schemas.microsoft.com/office/word/2018/wordml" xmlns:w16sdtdh="http://schemas.microsoft.com/office/word/2020/wordml/sdtdatahash" xmlns:w16se="http://schemas.microsoft.com/office/word/2015/wordml/symex" xmlns:sl="http://schemas.openxmlformats.org/schemaLibrary/2006/main" mc:Ignorable="w14 w15 w16se w16cid w16 w16cex w16sdtdh">
+<w:settings xmlns:mc="http://schemas.openxmlformats.org/markup-compatibility/2006" xmlns:o="urn:schemas-microsoft-com:office:office" xmlns:r="http://schemas.openxmlformats.org/officeDocument/2006/relationships" xmlns:m="http://schemas.openxmlformats.org/officeDocument/2006/math" xmlns:v="urn:schemas-microsoft-com:vml" xmlns:w10="urn:schemas-microsoft-com:office:word" xmlns:w="http://schemas.openxmlformats.org/wordprocessingml/2006/main" xmlns:w14="http://schemas.microsoft.com/office/word/2010/wordml" xmlns:w15="http://schemas.microsoft.com/office/word/2012/wordml" xmlns:w16cex="http://schemas.microsoft.com/office/word/2018/wordml/cex" xmlns:w16cid="http://schemas.microsoft.com/office/word/2016/wordml/cid" xmlns:w16="http://schemas.microsoft.com/office/word/2018/wordml" xmlns:w16du="http://schemas.microsoft.com/office/word/2023/wordml/word16du" xmlns:w16sdtdh="http://schemas.microsoft.com/office/word/2020/wordml/sdtdatahash" xmlns:w16sdtfl="http://schemas.microsoft.com/office/word/2024/wordml/sdtformatlock" xmlns:w16se="http://schemas.microsoft.com/office/word/2015/wordml/symex" xmlns:sl="http://schemas.openxmlformats.org/schemaLibrary/2006/main" mc:Ignorable="w14 w15 w16se w16cid w16 w16cex w16sdtdh w16sdtfl w16du">
   <w:view w:val="normal"/>
   <w:defaultTabStop w:val="720"/>
   <w:characterSpacingControl w:val="doNotCompress"/>
@@ -11916,9 +11201,11 @@
     <w:rsid w:val="00794106"/>
     <w:rsid w:val="00891722"/>
     <w:rsid w:val="009227A4"/>
+    <w:rsid w:val="009862FE"/>
     <w:rsid w:val="009913C3"/>
     <w:rsid w:val="009E39BC"/>
     <w:rsid w:val="00B8407B"/>
+    <w:rsid w:val="00D62690"/>
     <w:rsid w:val="00FE5EAD"/>
   </w:rsids>
   <m:mathPr>
@@ -11943,7 +11230,7 @@
 </file>
 
 <file path=word/glossary/styles.xml><?xml version="1.0" encoding="utf-8"?>
-<w:styles xmlns:mc="http://schemas.openxmlformats.org/markup-compatibility/2006" xmlns:r="http://schemas.openxmlformats.org/officeDocument/2006/relationships" xmlns:w="http://schemas.openxmlformats.org/wordprocessingml/2006/main" xmlns:w14="http://schemas.microsoft.com/office/word/2010/wordml" xmlns:w15="http://schemas.microsoft.com/office/word/2012/wordml" xmlns:w16cex="http://schemas.microsoft.com/office/word/2018/wordml/cex" xmlns:w16cid="http://schemas.microsoft.com/office/word/2016/wordml/cid" xmlns:w16="http://schemas.microsoft.com/office/word/2018/wordml" xmlns:w16sdtdh="http://schemas.microsoft.com/office/word/2020/wordml/sdtdatahash" xmlns:w16se="http://schemas.microsoft.com/office/word/2015/wordml/symex" mc:Ignorable="w14 w15 w16se w16cid w16 w16cex w16sdtdh">
+<w:styles xmlns:mc="http://schemas.openxmlformats.org/markup-compatibility/2006" xmlns:r="http://schemas.openxmlformats.org/officeDocument/2006/relationships" xmlns:w="http://schemas.openxmlformats.org/wordprocessingml/2006/main" xmlns:w14="http://schemas.microsoft.com/office/word/2010/wordml" xmlns:w15="http://schemas.microsoft.com/office/word/2012/wordml" xmlns:w16cex="http://schemas.microsoft.com/office/word/2018/wordml/cex" xmlns:w16cid="http://schemas.microsoft.com/office/word/2016/wordml/cid" xmlns:w16="http://schemas.microsoft.com/office/word/2018/wordml" xmlns:w16du="http://schemas.microsoft.com/office/word/2023/wordml/word16du" xmlns:w16sdtdh="http://schemas.microsoft.com/office/word/2020/wordml/sdtdatahash" xmlns:w16sdtfl="http://schemas.microsoft.com/office/word/2024/wordml/sdtformatlock" xmlns:w16se="http://schemas.microsoft.com/office/word/2015/wordml/symex" mc:Ignorable="w14 w15 w16se w16cid w16 w16cex w16sdtdh w16sdtfl w16du">
   <w:docDefaults>
     <w:rPrDefault>
       <w:rPr>
@@ -12388,7 +11675,7 @@
 </file>
 
 <file path=word/glossary/webSettings.xml><?xml version="1.0" encoding="utf-8"?>
-<w:webSettings xmlns:mc="http://schemas.openxmlformats.org/markup-compatibility/2006" xmlns:r="http://schemas.openxmlformats.org/officeDocument/2006/relationships" xmlns:w="http://schemas.openxmlformats.org/wordprocessingml/2006/main" xmlns:w14="http://schemas.microsoft.com/office/word/2010/wordml" xmlns:w15="http://schemas.microsoft.com/office/word/2012/wordml" xmlns:w16cex="http://schemas.microsoft.com/office/word/2018/wordml/cex" xmlns:w16cid="http://schemas.microsoft.com/office/word/2016/wordml/cid" xmlns:w16="http://schemas.microsoft.com/office/word/2018/wordml" xmlns:w16sdtdh="http://schemas.microsoft.com/office/word/2020/wordml/sdtdatahash" xmlns:w16se="http://schemas.microsoft.com/office/word/2015/wordml/symex" mc:Ignorable="w14 w15 w16se w16cid w16 w16cex w16sdtdh">
+<w:webSettings xmlns:mc="http://schemas.openxmlformats.org/markup-compatibility/2006" xmlns:r="http://schemas.openxmlformats.org/officeDocument/2006/relationships" xmlns:w="http://schemas.openxmlformats.org/wordprocessingml/2006/main" xmlns:w14="http://schemas.microsoft.com/office/word/2010/wordml" xmlns:w15="http://schemas.microsoft.com/office/word/2012/wordml" xmlns:w16cex="http://schemas.microsoft.com/office/word/2018/wordml/cex" xmlns:w16cid="http://schemas.microsoft.com/office/word/2016/wordml/cid" xmlns:w16="http://schemas.microsoft.com/office/word/2018/wordml" xmlns:w16du="http://schemas.microsoft.com/office/word/2023/wordml/word16du" xmlns:w16sdtdh="http://schemas.microsoft.com/office/word/2020/wordml/sdtdatahash" xmlns:w16sdtfl="http://schemas.microsoft.com/office/word/2024/wordml/sdtformatlock" xmlns:w16se="http://schemas.microsoft.com/office/word/2015/wordml/symex" mc:Ignorable="w14 w15 w16se w16cid w16 w16cex w16sdtdh w16sdtfl w16du">
   <w:optimizeForBrowser/>
   <w:allowPNG/>
 </w:webSettings>
